--- a/downloads/workbook/ai-7-week-18.docx
+++ b/downloads/workbook/ai-7-week-18.docx
@@ -997,6 +997,178 @@
         <w:t>Project connection: For the Reproducible AI Research Study, retain an annotated worked trace and the changed-case reasoning. Connect the claim to its records, units and assumptions so another investigator can challenge or reproduce it.</w:t>
       </w:r>
     </w:p>
+    <w:p>
+      <w:pPr>
+        <w:pStyle w:val="Heading1"/>
+      </w:pPr>
+      <w:r>
+        <w:t>13. Project portfolio milestone</w:t>
+      </w:r>
+    </w:p>
+    <w:p>
+      <w:r>
+        <w:t>Project: Reproducible AI Research Study</w:t>
+      </w:r>
+    </w:p>
+    <w:p>
+      <w:r>
+        <w:t>Current milestone: Test changed cases. Keep normal, boundary and failure cases; compare expected and observed results.</w:t>
+      </w:r>
+    </w:p>
+    <w:p>
+      <w:r>
+        <w:t>For the Reproducible AI Research Study, retain an annotated worked trace and the changed-case reasoning. Connect the claim to its records, units and assumptions so another investigator can challenge or reproduce it.</w:t>
+      </w:r>
+    </w:p>
+    <w:tbl>
+      <w:tblPr>
+        <w:tblStyle w:val="LightShading-Accent1"/>
+        <w:tblW w:type="auto" w:w="0"/>
+        <w:tblLook w:firstColumn="1" w:firstRow="1" w:lastColumn="0" w:lastRow="0" w:noHBand="0" w:noVBand="1" w:val="04A0"/>
+      </w:tblPr>
+      <w:tblGrid>
+        <w:gridCol w:w="5112"/>
+        <w:gridCol w:w="5112"/>
+      </w:tblGrid>
+      <w:tr>
+        <w:trPr>
+          <w:tblHeader/>
+        </w:trPr>
+        <w:tc>
+          <w:tcPr>
+            <w:tcW w:type="dxa" w:w="5112"/>
+          </w:tcPr>
+          <w:p>
+            <w:r>
+              <w:t>Evidence to keep</w:t>
+            </w:r>
+          </w:p>
+        </w:tc>
+        <w:tc>
+          <w:tcPr>
+            <w:tcW w:type="dxa" w:w="5112"/>
+          </w:tcPr>
+          <w:p>
+            <w:r>
+              <w:t>My record</w:t>
+            </w:r>
+          </w:p>
+        </w:tc>
+      </w:tr>
+      <w:tr>
+        <w:tc>
+          <w:tcPr>
+            <w:tcW w:type="dxa" w:w="5112"/>
+          </w:tcPr>
+          <w:p>
+            <w:r>
+              <w:t>This week’s input and deciding step</w:t>
+            </w:r>
+          </w:p>
+        </w:tc>
+        <w:tc>
+          <w:tcPr>
+            <w:tcW w:type="dxa" w:w="5112"/>
+          </w:tcPr>
+          <w:p>
+            <w:r/>
+          </w:p>
+        </w:tc>
+      </w:tr>
+      <w:tr>
+        <w:tc>
+          <w:tcPr>
+            <w:tcW w:type="dxa" w:w="5112"/>
+          </w:tcPr>
+          <w:p>
+            <w:r>
+              <w:t>Prediction and actual result (or labelled paper trace)</w:t>
+            </w:r>
+          </w:p>
+        </w:tc>
+        <w:tc>
+          <w:tcPr>
+            <w:tcW w:type="dxa" w:w="5112"/>
+          </w:tcPr>
+          <w:p>
+            <w:r/>
+          </w:p>
+        </w:tc>
+      </w:tr>
+      <w:tr>
+        <w:tc>
+          <w:tcPr>
+            <w:tcW w:type="dxa" w:w="5112"/>
+          </w:tcPr>
+          <w:p>
+            <w:r>
+              <w:t>One change since the previous checkpoint and why</w:t>
+            </w:r>
+          </w:p>
+        </w:tc>
+        <w:tc>
+          <w:tcPr>
+            <w:tcW w:type="dxa" w:w="5112"/>
+          </w:tcPr>
+          <w:p>
+            <w:r/>
+          </w:p>
+        </w:tc>
+      </w:tr>
+      <w:tr>
+        <w:tc>
+          <w:tcPr>
+            <w:tcW w:type="dxa" w:w="5112"/>
+          </w:tcPr>
+          <w:p>
+            <w:r>
+              <w:t>One error or limit and the next test</w:t>
+            </w:r>
+          </w:p>
+        </w:tc>
+        <w:tc>
+          <w:tcPr>
+            <w:tcW w:type="dxa" w:w="5112"/>
+          </w:tcPr>
+          <w:p>
+            <w:r/>
+          </w:p>
+        </w:tc>
+      </w:tr>
+    </w:tbl>
+    <w:p>
+      <w:pPr>
+        <w:pStyle w:val="Heading3"/>
+      </w:pPr>
+      <w:r>
+        <w:t>Explain what this week adds to your project. Reuse last week’s record rather than starting again.</w:t>
+      </w:r>
+    </w:p>
+    <w:p>
+      <w:r>
+        <w:t>________________________________________________________________</w:t>
+      </w:r>
+    </w:p>
+    <w:p>
+      <w:r>
+        <w:t>________________________________________________________________</w:t>
+      </w:r>
+    </w:p>
+    <w:p>
+      <w:r>
+        <w:t>________________________________________________________________</w:t>
+      </w:r>
+    </w:p>
+    <w:p>
+      <w:r>
+        <w:t>________________________________________________________________</w:t>
+      </w:r>
+    </w:p>
+    <w:p>
+      <w:r>
+        <w:t>________________________________________________________________</w:t>
+      </w:r>
+    </w:p>
     <w:sectPr>
       <w:pgSz w:w="12240" w:h="15840"/>
       <w:pgMar w:top="936" w:right="1008" w:bottom="936" w:left="1008" w:header="720" w:footer="720" w:gutter="0"/>

--- a/downloads/workbook/ai-7-week-18.docx
+++ b/downloads/workbook/ai-7-week-18.docx
@@ -1169,6 +1169,235 @@
         <w:t>________________________________________________________________</w:t>
       </w:r>
     </w:p>
+    <w:p>
+      <w:pPr>
+        <w:pStyle w:val="Heading1"/>
+      </w:pPr>
+      <w:r>
+        <w:t>14. Supported practice and learning evidence</w:t>
+      </w:r>
+    </w:p>
+    <w:p>
+      <w:r>
+        <w:t>Use this supported practice once, in the browser or on paper. Keep the reserved independent assessment for a separate first attempt before teacher feedback.</w:t>
+      </w:r>
+    </w:p>
+    <w:p>
+      <w:r>
+        <w:t>A benchmark can miss the intended setting. A plant model is evaluated on clean indoor photos but proposed for shaded outdoor photos.</w:t>
+      </w:r>
+    </w:p>
+    <w:p>
+      <w:pPr>
+        <w:pStyle w:val="Heading3"/>
+      </w:pPr>
+      <w:r>
+        <w:t>Practice 1: explain the deciding evidence</w:t>
+      </w:r>
+    </w:p>
+    <w:p>
+      <w:r>
+        <w:t>Which labelled step matches this detail? Outdoor shade performance remains unmeasured.</w:t>
+      </w:r>
+    </w:p>
+    <w:p>
+      <w:r>
+        <w:t>1. Report the result</w:t>
+      </w:r>
+    </w:p>
+    <w:p>
+      <w:r>
+        <w:t>2. Name measured setting</w:t>
+      </w:r>
+    </w:p>
+    <w:p>
+      <w:r>
+        <w:t>3. Name missing evidence</w:t>
+      </w:r>
+    </w:p>
+    <w:p>
+      <w:pPr>
+        <w:pStyle w:val="Heading3"/>
+      </w:pPr>
+      <w:r>
+        <w:t>My selected conclusion, deciding fact and explanation</w:t>
+      </w:r>
+    </w:p>
+    <w:p>
+      <w:r>
+        <w:t>________________________________________________________________</w:t>
+      </w:r>
+    </w:p>
+    <w:p>
+      <w:r>
+        <w:t>________________________________________________________________</w:t>
+      </w:r>
+    </w:p>
+    <w:p>
+      <w:r>
+        <w:t>________________________________________________________________</w:t>
+      </w:r>
+    </w:p>
+    <w:p>
+      <w:r>
+        <w:t>________________________________________________________________</w:t>
+      </w:r>
+    </w:p>
+    <w:p>
+      <w:r>
+        <w:t>________________________________________________________________</w:t>
+      </w:r>
+    </w:p>
+    <w:p>
+      <w:r>
+        <w:t>Hint if needed: Read the steps in the pictorial case. Match the supplied detail to the stage that performs or records it.</w:t>
+      </w:r>
+    </w:p>
+    <w:p>
+      <w:r>
+        <w:t>After your attempt, compare with the supported explanation: Name missing evidence Outdoor shade performance remains unmeasured. A benchmark represents particular tasks and collection conditions. High performance on it cannot automatically establish fitness for a different deployment setting.</w:t>
+      </w:r>
+    </w:p>
+    <w:p>
+      <w:pPr>
+        <w:pStyle w:val="Heading3"/>
+      </w:pPr>
+      <w:r>
+        <w:t>Practice 2: explain the deciding evidence</w:t>
+      </w:r>
+    </w:p>
+    <w:p>
+      <w:r>
+        <w:t>Changed-case practice: Add four reserved outdoor cases, of which two are correct. Which conclusion is supported by the supplied facts?</w:t>
+      </w:r>
+    </w:p>
+    <w:p>
+      <w:r>
+        <w:t>1. Report the outdoor slice as 2/4=50%, separately from indoor results.</w:t>
+      </w:r>
+    </w:p>
+    <w:p>
+      <w:r>
+        <w:t>2. We can decide the result without examining the changed input or the procedure.</w:t>
+      </w:r>
+    </w:p>
+    <w:p>
+      <w:r>
+        <w:t>3. This one example guarantees correct results for every future input.</w:t>
+      </w:r>
+    </w:p>
+    <w:p>
+      <w:pPr>
+        <w:pStyle w:val="Heading3"/>
+      </w:pPr>
+      <w:r>
+        <w:t>My selected conclusion, deciding fact and explanation</w:t>
+      </w:r>
+    </w:p>
+    <w:p>
+      <w:r>
+        <w:t>________________________________________________________________</w:t>
+      </w:r>
+    </w:p>
+    <w:p>
+      <w:r>
+        <w:t>________________________________________________________________</w:t>
+      </w:r>
+    </w:p>
+    <w:p>
+      <w:r>
+        <w:t>________________________________________________________________</w:t>
+      </w:r>
+    </w:p>
+    <w:p>
+      <w:r>
+        <w:t>________________________________________________________________</w:t>
+      </w:r>
+    </w:p>
+    <w:p>
+      <w:r>
+        <w:t>________________________________________________________________</w:t>
+      </w:r>
+    </w:p>
+    <w:p>
+      <w:r>
+        <w:t>Hint if needed: Use the changed condition and the deciding step in the pictorial trace. The answer must say what follows from those facts.</w:t>
+      </w:r>
+    </w:p>
+    <w:p>
+      <w:r>
+        <w:t>After your attempt, compare with the supported explanation: Report the outdoor slice as 2/4=50%, separately from indoor results. The new records finally measure the missing condition, with a small denominator.</w:t>
+      </w:r>
+    </w:p>
+    <w:p>
+      <w:pPr>
+        <w:pStyle w:val="Heading3"/>
+      </w:pPr>
+      <w:r>
+        <w:t>Repair a missing building block</w:t>
+      </w:r>
+    </w:p>
+    <w:p>
+      <w:r>
+        <w:t>Review Sensitivity analysis (ai-7/17). Goal: Explain the mechanism and terminology of sensitivity analysis. Short practice: Classify 0.4, 0.6 and 0.8 at cutoffs 0.5, 0.7 and exactly 0.6. Which equality rule decides the boundary, and can these unlabelled scores identify the best cutoff?. Return to this week and explain what you changed.</w:t>
+      </w:r>
+    </w:p>
+    <w:p>
+      <w:r>
+        <w:t>Review Multiple comparisons (ai-7/15). Goal: Explain the mechanism and terminology of multiple comparisons. Short practice: Calculate the six-test cutoff and identify which supplied p-values reject. Why must the team count every planned comparison rather than report only its smallest p-value?. Return to this week and explain what you changed.</w:t>
+      </w:r>
+    </w:p>
+    <w:p>
+      <w:r>
+        <w:t>Review Uncertainty intervals (ai-7/12). Goal: Explain the mechanism and terminology of uncertainty intervals. Short practice: Locate -0.8 and zero relative to the supplied interval [-1.4,-0.2]. Interpret the sign and confidence-method meaning, then describe what changes with interval [-1.4,0.3].. Return to this week and explain what you changed.</w:t>
+      </w:r>
+    </w:p>
+    <w:p>
+      <w:pPr>
+        <w:pStyle w:val="Heading3"/>
+      </w:pPr>
+      <w:r>
+        <w:t>Keep your completed work</w:t>
+      </w:r>
+    </w:p>
+    <w:p>
+      <w:r>
+        <w:t>Use Download completed work in the hosted lesson to export your answers, reflections, practice feedback and code-run evidence. Open the HTML copy to read or print it. Drafts stay in this browser when storage is available; clear drafts on a shared device.</w:t>
+      </w:r>
+    </w:p>
+    <w:p>
+      <w:pPr>
+        <w:pStyle w:val="Heading3"/>
+      </w:pPr>
+      <w:r>
+        <w:t>What I repaired, the evidence I kept and the next test</w:t>
+      </w:r>
+    </w:p>
+    <w:p>
+      <w:r>
+        <w:t>________________________________________________________________</w:t>
+      </w:r>
+    </w:p>
+    <w:p>
+      <w:r>
+        <w:t>________________________________________________________________</w:t>
+      </w:r>
+    </w:p>
+    <w:p>
+      <w:r>
+        <w:t>________________________________________________________________</w:t>
+      </w:r>
+    </w:p>
+    <w:p>
+      <w:r>
+        <w:t>________________________________________________________________</w:t>
+      </w:r>
+    </w:p>
+    <w:p>
+      <w:r>
+        <w:t>________________________________________________________________</w:t>
+      </w:r>
+    </w:p>
     <w:sectPr>
       <w:pgSz w:w="12240" w:h="15840"/>
       <w:pgMar w:top="936" w:right="1008" w:bottom="936" w:left="1008" w:header="720" w:footer="720" w:gutter="0"/>

--- a/downloads/workbook/ai-7-week-18.docx
+++ b/downloads/workbook/ai-7-week-18.docx
@@ -30,33 +30,45 @@
     </w:p>
     <w:p>
       <w:r>
-        <w:t>Try the recall before opening notes. Then use a different colour or a labelled second line to correct your explanation.</w:t>
+        <w:t>Record your starting explanation for Dataset and benchmark limitations before opening notes. Show any later correction separately.</w:t>
       </w:r>
     </w:p>
     <w:p>
       <w:pPr>
-        <w:pStyle w:val="Heading3"/>
-      </w:pPr>
-      <w:r>
-        <w:t>Sensitivity analysis</w:t>
+        <w:spacing w:line="336" w:lineRule="auto" w:after="180"/>
+      </w:pPr>
+      <w:r>
+        <w:rPr>
+          <w:b w:val="0"/>
+        </w:rPr>
+        <w:t>Try the recall before opening notes. Then use a different colour or a labelled second line to correct your explanation.</w:t>
       </w:r>
     </w:p>
     <w:p>
-      <w:r>
-        <w:t>Without opening the old lesson, explain one key idea from Sensitivity analysis. Give an example and a mistake that the idea helps you avoid.</w:t>
+      <w:pPr>
+        <w:pStyle w:val="Heading3"/>
+      </w:pPr>
+      <w:r>
+        <w:t>Sensitivity analysis</w:t>
       </w:r>
     </w:p>
     <w:p>
       <w:pPr>
-        <w:pStyle w:val="Heading3"/>
-      </w:pPr>
-      <w:r>
-        <w:t>My remembered idea, example and correction</w:t>
+        <w:spacing w:line="336" w:lineRule="auto" w:after="180"/>
+      </w:pPr>
+      <w:r>
+        <w:rPr>
+          <w:b w:val="0"/>
+        </w:rPr>
+        <w:t>Without opening the old lesson, explain one key idea from Sensitivity analysis. Give an example and a mistake that the idea helps you avoid.</w:t>
       </w:r>
     </w:p>
     <w:p>
-      <w:r>
-        <w:t>________________________________________________________________</w:t>
+      <w:pPr>
+        <w:pStyle w:val="Heading3"/>
+      </w:pPr>
+      <w:r>
+        <w:t>My remembered idea, example and correction</w:t>
       </w:r>
     </w:p>
     <w:p>
@@ -70,29 +82,35 @@
       </w:r>
     </w:p>
     <w:p>
-      <w:pPr>
-        <w:pStyle w:val="Heading3"/>
-      </w:pPr>
-      <w:r>
-        <w:t>Multiple comparisons</w:t>
+      <w:r>
+        <w:t>________________________________________________________________</w:t>
       </w:r>
     </w:p>
     <w:p>
-      <w:r>
-        <w:t>Without opening the old lesson, explain one key idea from Multiple comparisons. Give an example and a mistake that the idea helps you avoid.</w:t>
+      <w:pPr>
+        <w:pStyle w:val="Heading3"/>
+      </w:pPr>
+      <w:r>
+        <w:t>Multiple comparisons</w:t>
       </w:r>
     </w:p>
     <w:p>
       <w:pPr>
-        <w:pStyle w:val="Heading3"/>
-      </w:pPr>
-      <w:r>
-        <w:t>My remembered idea, example and correction</w:t>
+        <w:spacing w:line="336" w:lineRule="auto" w:after="180"/>
+      </w:pPr>
+      <w:r>
+        <w:rPr>
+          <w:b w:val="0"/>
+        </w:rPr>
+        <w:t>Without opening the old lesson, explain one key idea from Multiple comparisons. Give an example and a mistake that the idea helps you avoid.</w:t>
       </w:r>
     </w:p>
     <w:p>
-      <w:r>
-        <w:t>________________________________________________________________</w:t>
+      <w:pPr>
+        <w:pStyle w:val="Heading3"/>
+      </w:pPr>
+      <w:r>
+        <w:t>My remembered idea, example and correction</w:t>
       </w:r>
     </w:p>
     <w:p>
@@ -106,29 +124,35 @@
       </w:r>
     </w:p>
     <w:p>
-      <w:pPr>
-        <w:pStyle w:val="Heading3"/>
-      </w:pPr>
-      <w:r>
-        <w:t>Uncertainty intervals</w:t>
+      <w:r>
+        <w:t>________________________________________________________________</w:t>
       </w:r>
     </w:p>
     <w:p>
-      <w:r>
-        <w:t>Without opening the old lesson, explain one key idea from Uncertainty intervals. Give an example and a mistake that the idea helps you avoid.</w:t>
+      <w:pPr>
+        <w:pStyle w:val="Heading3"/>
+      </w:pPr>
+      <w:r>
+        <w:t>Uncertainty intervals</w:t>
       </w:r>
     </w:p>
     <w:p>
       <w:pPr>
-        <w:pStyle w:val="Heading3"/>
-      </w:pPr>
-      <w:r>
-        <w:t>My remembered idea, example and correction</w:t>
+        <w:spacing w:line="336" w:lineRule="auto" w:after="180"/>
+      </w:pPr>
+      <w:r>
+        <w:rPr>
+          <w:b w:val="0"/>
+        </w:rPr>
+        <w:t>Without opening the old lesson, explain one key idea from Uncertainty intervals. Give an example and a mistake that the idea helps you avoid.</w:t>
       </w:r>
     </w:p>
     <w:p>
-      <w:r>
-        <w:t>________________________________________________________________</w:t>
+      <w:pPr>
+        <w:pStyle w:val="Heading3"/>
+      </w:pPr>
+      <w:r>
+        <w:t>My remembered idea, example and correction</w:t>
       </w:r>
     </w:p>
     <w:p>
@@ -142,16 +166,44 @@
       </w:r>
     </w:p>
     <w:p>
-      <w:pPr>
-        <w:pStyle w:val="Heading1"/>
-      </w:pPr>
-      <w:r>
-        <w:t>02. Practise with fading help</w:t>
+      <w:r>
+        <w:t>________________________________________________________________</w:t>
       </w:r>
     </w:p>
     <w:p>
-      <w:r>
-        <w:t>Use W2: Trace the worked case for Dataset and benchmark limitations. Record the answer once; the lesson and workbook refer to the same attempt.</w:t>
+      <w:pPr>
+        <w:pStyle w:val="Heading1"/>
+      </w:pPr>
+      <w:r>
+        <w:t>02. Practise with fading help</w:t>
+      </w:r>
+    </w:p>
+    <w:p>
+      <w:r>
+        <w:t>Complete the supported Dataset and benchmark limitations trace and record the first step you can explain without help.</w:t>
+      </w:r>
+    </w:p>
+    <w:p>
+      <w:pPr>
+        <w:spacing w:line="336" w:lineRule="auto" w:after="180"/>
+      </w:pPr>
+      <w:r>
+        <w:rPr>
+          <w:b w:val="0"/>
+        </w:rPr>
+        <w:t xml:space="preserve">Use W2: Trace the worked case for Dataset and </w:t>
+      </w:r>
+      <w:r>
+        <w:rPr>
+          <w:b/>
+        </w:rPr>
+        <w:t>benchmark</w:t>
+      </w:r>
+      <w:r>
+        <w:rPr>
+          <w:b w:val="0"/>
+        </w:rPr>
+        <w:t xml:space="preserve"> limitations. Record the answer once; the lesson and workbook refer to the same attempt.</w:t>
       </w:r>
     </w:p>
     <w:tbl>
@@ -279,25 +331,49 @@
     </w:p>
     <w:p>
       <w:r>
-        <w:t>Use the worked case for Dataset and benchmark limitations. Proposed explanation: “The worked result establishes every future case”. Decide whether this explanation is supported. Point to the step or supplied fact that decides; explain your repair if needed.</w:t>
+        <w:t>Check the proposed Dataset and benchmark limitations explanation against the supplied facts before discussing it.</w:t>
       </w:r>
     </w:p>
     <w:p>
       <w:pPr>
-        <w:pStyle w:val="Heading3"/>
-      </w:pPr>
-      <w:r>
-        <w:t>My explanation before partner discussion</w:t>
+        <w:spacing w:line="336" w:lineRule="auto" w:after="180"/>
+      </w:pPr>
+      <w:r>
+        <w:rPr>
+          <w:b w:val="0"/>
+        </w:rPr>
+        <w:t xml:space="preserve">Use the worked case for Dataset and </w:t>
+      </w:r>
+      <w:r>
+        <w:rPr>
+          <w:b/>
+        </w:rPr>
+        <w:t>benchmark</w:t>
+      </w:r>
+      <w:r>
+        <w:rPr>
+          <w:b w:val="0"/>
+        </w:rPr>
+        <w:t xml:space="preserve"> limitations. Proposed explanation: “The worked result establishes every future case”. Decide whether this explanation is supported.</w:t>
       </w:r>
     </w:p>
     <w:p>
-      <w:r>
-        <w:t>________________________________________________________________</w:t>
+      <w:pPr>
+        <w:spacing w:line="336" w:lineRule="auto" w:after="180"/>
+      </w:pPr>
+      <w:r>
+        <w:rPr>
+          <w:b w:val="0"/>
+        </w:rPr>
+        <w:t>Point to the step or supplied fact that decides; explain your repair if needed.</w:t>
       </w:r>
     </w:p>
     <w:p>
-      <w:r>
-        <w:t>________________________________________________________________</w:t>
+      <w:pPr>
+        <w:pStyle w:val="Heading3"/>
+      </w:pPr>
+      <w:r>
+        <w:t>My explanation before partner discussion</w:t>
       </w:r>
     </w:p>
     <w:p>
@@ -311,47 +387,53 @@
       </w:r>
     </w:p>
     <w:p>
-      <w:pPr>
-        <w:pStyle w:val="Heading1"/>
-      </w:pPr>
-      <w:r>
-        <w:t>04. Independent transfer case</w:t>
+      <w:r>
+        <w:t>________________________________________________________________</w:t>
       </w:r>
     </w:p>
     <w:p>
-      <w:pPr>
-        <w:pStyle w:val="Heading3"/>
-      </w:pPr>
-      <w:r>
-        <w:t>Independent case: Apply a new case independently</w:t>
+      <w:r>
+        <w:t>________________________________________________________________</w:t>
       </w:r>
     </w:p>
     <w:p>
-      <w:r>
-        <w:t>Twelve rows include four copies of one source and eight others. Count unique units and name one coverage concern.</w:t>
+      <w:pPr>
+        <w:pStyle w:val="Heading1"/>
+      </w:pPr>
+      <w:r>
+        <w:t>04. Independent transfer case</w:t>
       </w:r>
     </w:p>
     <w:p>
-      <w:pPr>
-        <w:pStyle w:val="Heading3"/>
-      </w:pPr>
-      <w:r>
-        <w:t>My independent explanation, trace and limits</w:t>
+      <w:r>
+        <w:t>Write one first attempt at the reserved independent case before feedback. Repeated copies of that case refer to the same recorded attempt.</w:t>
       </w:r>
     </w:p>
     <w:p>
-      <w:r>
-        <w:t>________________________________________________________________</w:t>
+      <w:pPr>
+        <w:pStyle w:val="Heading3"/>
+      </w:pPr>
+      <w:r>
+        <w:t>Independent case: Apply a new case independently</w:t>
       </w:r>
     </w:p>
     <w:p>
-      <w:r>
-        <w:t>________________________________________________________________</w:t>
+      <w:pPr>
+        <w:spacing w:line="336" w:lineRule="auto" w:after="180"/>
+      </w:pPr>
+      <w:r>
+        <w:rPr>
+          <w:b w:val="0"/>
+        </w:rPr>
+        <w:t>Twelve rows include four copies of one source and eight others. Count unique units and name one coverage concern.</w:t>
       </w:r>
     </w:p>
     <w:p>
-      <w:r>
-        <w:t>________________________________________________________________</w:t>
+      <w:pPr>
+        <w:pStyle w:val="Heading3"/>
+      </w:pPr>
+      <w:r>
+        <w:t>My independent explanation, trace and limits</w:t>
       </w:r>
     </w:p>
     <w:p>
@@ -376,48 +458,96 @@
     </w:p>
     <w:p>
       <w:r>
-        <w:t>Attempt this case before feedback. Record any help. Earlier examples below are further practice; a case already practised with feedback cannot establish fresh transfer.</w:t>
+        <w:t>________________________________________________________________</w:t>
       </w:r>
     </w:p>
     <w:p>
-      <w:pPr>
-        <w:pStyle w:val="Heading1"/>
-      </w:pPr>
-      <w:r>
-        <w:t>05. W1 Explain the mechanism</w:t>
+      <w:r>
+        <w:t>________________________________________________________________</w:t>
       </w:r>
     </w:p>
     <w:p>
       <w:r>
-        <w:t>Explain the weekly mechanism in your own words. Use the worked scenario to name its input, decision rule and output.</w:t>
+        <w:t>________________________________________________________________</w:t>
       </w:r>
     </w:p>
     <w:p>
       <w:pPr>
-        <w:pStyle w:val="Heading3"/>
-      </w:pPr>
-      <w:r>
-        <w:t>My reasoning and evidence</w:t>
+        <w:spacing w:line="336" w:lineRule="auto" w:after="180"/>
+      </w:pPr>
+      <w:r>
+        <w:rPr>
+          <w:b w:val="0"/>
+        </w:rPr>
+        <w:t>Attempt this case before feedback. Record any help. Earlier examples below are further practice; a case already practised with feedback cannot establish fresh transfer.</w:t>
       </w:r>
     </w:p>
     <w:p>
-      <w:r>
-        <w:t>________________________________________________________________</w:t>
+      <w:pPr>
+        <w:pStyle w:val="Heading1"/>
+      </w:pPr>
+      <w:r>
+        <w:t>05. W1 Explain the mechanism</w:t>
       </w:r>
     </w:p>
     <w:p>
       <w:r>
-        <w:t>________________________________________________________________</w:t>
+        <w:t>Explain the mechanism. Apply the supplied Dataset and benchmark limitations facts and keep your reasoning.</w:t>
       </w:r>
     </w:p>
     <w:p>
-      <w:r>
-        <w:t>________________________________________________________________</w:t>
+      <w:pPr>
+        <w:spacing w:line="336" w:lineRule="auto" w:after="180"/>
+      </w:pPr>
+      <w:r>
+        <w:rPr>
+          <w:b w:val="0"/>
+        </w:rPr>
+        <w:t xml:space="preserve">Explain the weekly </w:t>
+      </w:r>
+      <w:r>
+        <w:rPr>
+          <w:b/>
+        </w:rPr>
+        <w:t>mechanism</w:t>
+      </w:r>
+      <w:r>
+        <w:rPr>
+          <w:b w:val="0"/>
+        </w:rPr>
+        <w:t xml:space="preserve"> in your own words. Use the worked scenario to name its </w:t>
+      </w:r>
+      <w:r>
+        <w:rPr>
+          <w:b/>
+        </w:rPr>
+        <w:t>input</w:t>
+      </w:r>
+      <w:r>
+        <w:rPr>
+          <w:b w:val="0"/>
+        </w:rPr>
+        <w:t xml:space="preserve">, decision rule and </w:t>
+      </w:r>
+      <w:r>
+        <w:rPr>
+          <w:b/>
+        </w:rPr>
+        <w:t>output</w:t>
+      </w:r>
+      <w:r>
+        <w:rPr>
+          <w:b w:val="0"/>
+        </w:rPr>
+        <w:t>.</w:t>
       </w:r>
     </w:p>
     <w:p>
-      <w:r>
-        <w:t>________________________________________________________________</w:t>
+      <w:pPr>
+        <w:pStyle w:val="Heading3"/>
+      </w:pPr>
+      <w:r>
+        <w:t>My reasoning and evidence</w:t>
       </w:r>
     </w:p>
     <w:p>
@@ -431,24 +561,18 @@
       </w:r>
     </w:p>
     <w:p>
-      <w:pPr>
-        <w:pStyle w:val="Heading1"/>
-      </w:pPr>
-      <w:r>
-        <w:t>06. W2 Trace the worked case</w:t>
+      <w:r>
+        <w:t>________________________________________________________________</w:t>
       </w:r>
     </w:p>
     <w:p>
       <w:r>
-        <w:t>Ten benchmark rows include three copies of one source and seven other unique sources. Show the intermediate steps and give the conclusion with its scope.</w:t>
+        <w:t>________________________________________________________________</w:t>
       </w:r>
     </w:p>
     <w:p>
-      <w:pPr>
-        <w:pStyle w:val="Heading3"/>
-      </w:pPr>
-      <w:r>
-        <w:t>My reasoning and evidence</w:t>
+      <w:r>
+        <w:t>________________________________________________________________</w:t>
       </w:r>
     </w:p>
     <w:p>
@@ -457,23 +581,47 @@
       </w:r>
     </w:p>
     <w:p>
-      <w:r>
-        <w:t>________________________________________________________________</w:t>
+      <w:pPr>
+        <w:pStyle w:val="Heading1"/>
+      </w:pPr>
+      <w:r>
+        <w:t>06. W2 Trace the worked case</w:t>
       </w:r>
     </w:p>
     <w:p>
       <w:r>
-        <w:t>________________________________________________________________</w:t>
+        <w:t>Trace the worked case. Apply the supplied Dataset and benchmark limitations facts and keep your reasoning.</w:t>
       </w:r>
     </w:p>
     <w:p>
-      <w:r>
-        <w:t>________________________________________________________________</w:t>
+      <w:pPr>
+        <w:spacing w:line="336" w:lineRule="auto" w:after="180"/>
+      </w:pPr>
+      <w:r>
+        <w:rPr>
+          <w:b w:val="0"/>
+        </w:rPr>
+        <w:t xml:space="preserve">Ten </w:t>
+      </w:r>
+      <w:r>
+        <w:rPr>
+          <w:b/>
+        </w:rPr>
+        <w:t>benchmark</w:t>
+      </w:r>
+      <w:r>
+        <w:rPr>
+          <w:b w:val="0"/>
+        </w:rPr>
+        <w:t xml:space="preserve"> rows include three copies of one source and seven other unique sources. Show the intermediate steps and give the conclusion with its scope.</w:t>
       </w:r>
     </w:p>
     <w:p>
-      <w:r>
-        <w:t>________________________________________________________________</w:t>
+      <w:pPr>
+        <w:pStyle w:val="Heading3"/>
+      </w:pPr>
+      <w:r>
+        <w:t>My reasoning and evidence</w:t>
       </w:r>
     </w:p>
     <w:p>
@@ -487,24 +635,18 @@
       </w:r>
     </w:p>
     <w:p>
-      <w:pPr>
-        <w:pStyle w:val="Heading1"/>
-      </w:pPr>
-      <w:r>
-        <w:t>07. W3 Audit the limit</w:t>
+      <w:r>
+        <w:t>________________________________________________________________</w:t>
       </w:r>
     </w:p>
     <w:p>
       <w:r>
-        <w:t>A report omits this qualification: Benchmark success does not establish performance on a deployment population missing from its design. Explain how omitting it could change a reader's interpretation, and write an accurate replacement.</w:t>
+        <w:t>________________________________________________________________</w:t>
       </w:r>
     </w:p>
     <w:p>
-      <w:pPr>
-        <w:pStyle w:val="Heading3"/>
-      </w:pPr>
-      <w:r>
-        <w:t>My reasoning and evidence</w:t>
+      <w:r>
+        <w:t>________________________________________________________________</w:t>
       </w:r>
     </w:p>
     <w:p>
@@ -518,44 +660,68 @@
       </w:r>
     </w:p>
     <w:p>
-      <w:r>
-        <w:t>________________________________________________________________</w:t>
+      <w:pPr>
+        <w:pStyle w:val="Heading1"/>
+      </w:pPr>
+      <w:r>
+        <w:t>07. W3 Audit the limit</w:t>
       </w:r>
     </w:p>
     <w:p>
       <w:r>
-        <w:t>________________________________________________________________</w:t>
+        <w:t>Audit the limit. Apply the supplied Dataset and benchmark limitations facts and keep your reasoning.</w:t>
       </w:r>
     </w:p>
     <w:p>
-      <w:r>
-        <w:t>________________________________________________________________</w:t>
+      <w:pPr>
+        <w:spacing w:line="336" w:lineRule="auto" w:after="180"/>
+      </w:pPr>
+      <w:r>
+        <w:rPr>
+          <w:b w:val="0"/>
+        </w:rPr>
+        <w:t xml:space="preserve">A report omits this qualification: </w:t>
+      </w:r>
+      <w:r>
+        <w:rPr>
+          <w:b/>
+        </w:rPr>
+        <w:t>Benchmark</w:t>
+      </w:r>
+      <w:r>
+        <w:rPr>
+          <w:b w:val="0"/>
+        </w:rPr>
+        <w:t xml:space="preserve"> success does not establish performance on a deployment population missing from its design.</w:t>
       </w:r>
     </w:p>
     <w:p>
-      <w:r>
-        <w:t>________________________________________________________________</w:t>
+      <w:pPr>
+        <w:spacing w:line="336" w:lineRule="auto" w:after="180"/>
+      </w:pPr>
+      <w:r>
+        <w:rPr>
+          <w:b w:val="0"/>
+        </w:rPr>
+        <w:t>Explain how omitting it could change a reader's interpretation, and write an accurate replacement.</w:t>
       </w:r>
     </w:p>
     <w:p>
       <w:pPr>
-        <w:pStyle w:val="Heading1"/>
-      </w:pPr>
-      <w:r>
-        <w:t>08. W4 Apply a new case independently</w:t>
+        <w:pStyle w:val="Heading3"/>
+      </w:pPr>
+      <w:r>
+        <w:t>My reasoning and evidence</w:t>
       </w:r>
     </w:p>
     <w:p>
       <w:r>
-        <w:t>Twelve rows include four copies of one source and eight others. Count unique units and name one coverage concern.</w:t>
+        <w:t>________________________________________________________________</w:t>
       </w:r>
     </w:p>
     <w:p>
-      <w:pPr>
-        <w:pStyle w:val="Heading3"/>
-      </w:pPr>
-      <w:r>
-        <w:t>My reasoning and evidence</w:t>
+      <w:r>
+        <w:t>________________________________________________________________</w:t>
       </w:r>
     </w:p>
     <w:p>
@@ -579,44 +745,50 @@
       </w:r>
     </w:p>
     <w:p>
-      <w:r>
-        <w:t>________________________________________________________________</w:t>
+      <w:pPr>
+        <w:pStyle w:val="Heading1"/>
+      </w:pPr>
+      <w:r>
+        <w:t>08. W4 Apply a new case independently</w:t>
       </w:r>
     </w:p>
     <w:p>
       <w:r>
-        <w:t>________________________________________________________________</w:t>
+        <w:t>Attempt before feedback. If this repeats the selected independent case, reuse that first attempt; otherwise keep a separate record. Apply a new case independently. Apply the supplied Dataset and benchmark limitations facts and keep your reasoning.</w:t>
       </w:r>
     </w:p>
     <w:p>
-      <w:r>
-        <w:t>________________________________________________________________</w:t>
+      <w:pPr>
+        <w:spacing w:line="336" w:lineRule="auto" w:after="180"/>
+      </w:pPr>
+      <w:r>
+        <w:rPr>
+          <w:b w:val="0"/>
+        </w:rPr>
+        <w:t>Twelve rows include four copies of one source and eight others. Count unique units and name one coverage concern.</w:t>
       </w:r>
     </w:p>
     <w:p>
-      <w:r>
-        <w:t>________________________________________________________________</w:t>
+      <w:pPr>
+        <w:pStyle w:val="Heading3"/>
+      </w:pPr>
+      <w:r>
+        <w:t>My reasoning and evidence</w:t>
       </w:r>
     </w:p>
     <w:p>
-      <w:pPr>
-        <w:pStyle w:val="Heading1"/>
-      </w:pPr>
-      <w:r>
-        <w:t>09. W5 Design a revealing follow-up</w:t>
+      <w:r>
+        <w:t>________________________________________________________________</w:t>
       </w:r>
     </w:p>
     <w:p>
       <w:r>
-        <w:t>For the worked scenario, propose one additional case that could reveal a failure, describe its expected outcome before running it, and explain what would need to remain fixed for a fair comparison. Do not reuse W4 as a new final test after receiving feedback.</w:t>
+        <w:t>________________________________________________________________</w:t>
       </w:r>
     </w:p>
     <w:p>
-      <w:pPr>
-        <w:pStyle w:val="Heading3"/>
-      </w:pPr>
-      <w:r>
-        <w:t>My reasoning and evidence</w:t>
+      <w:r>
+        <w:t>________________________________________________________________</w:t>
       </w:r>
     </w:p>
     <w:p>
@@ -645,26 +817,38 @@
       </w:r>
     </w:p>
     <w:p>
-      <w:r>
-        <w:t>________________________________________________________________</w:t>
+      <w:pPr>
+        <w:pStyle w:val="Heading1"/>
+      </w:pPr>
+      <w:r>
+        <w:t>09. W5 Design a revealing follow-up</w:t>
       </w:r>
     </w:p>
     <w:p>
       <w:r>
-        <w:t>________________________________________________________________</w:t>
+        <w:t>Design a revealing follow-up. Apply the supplied Dataset and benchmark limitations facts and keep your reasoning.</w:t>
       </w:r>
     </w:p>
     <w:p>
       <w:pPr>
-        <w:pStyle w:val="Heading1"/>
-      </w:pPr>
-      <w:r>
-        <w:t>10. Project checkpoint and reflection</w:t>
+        <w:spacing w:line="336" w:lineRule="auto" w:after="180"/>
+      </w:pPr>
+      <w:r>
+        <w:rPr>
+          <w:b w:val="0"/>
+        </w:rPr>
+        <w:t>For the worked scenario, propose one additional case that could reveal a failure, describe its expected outcome before running it, and explain what would need to remain fixed for a fair comparison.</w:t>
       </w:r>
     </w:p>
     <w:p>
-      <w:r>
-        <w:t>Add a labelled dataset and benchmark limitations evidence sheet to Reproducible AI Research Study. Show how you can explain the mechanism and terminology of dataset and benchmark limitations. Use the supplied fictional case and keep its inputs, intermediate steps, calculation or prediction, and limitation. Connect this record to last week’s record; a matching answer without a trace is insufficient.</w:t>
+      <w:pPr>
+        <w:spacing w:line="336" w:lineRule="auto" w:after="180"/>
+      </w:pPr>
+      <w:r>
+        <w:rPr>
+          <w:b w:val="0"/>
+        </w:rPr>
+        <w:t>Do not reuse W4 as a new final test after receiving feedback.</w:t>
       </w:r>
     </w:p>
     <w:p>
@@ -672,7 +856,7 @@
         <w:pStyle w:val="Heading3"/>
       </w:pPr>
       <w:r>
-        <w:t>My project change, supporting evidence and remaining limit</w:t>
+        <w:t>My reasoning and evidence</w:t>
       </w:r>
     </w:p>
     <w:p>
@@ -706,11 +890,166 @@
       </w:r>
     </w:p>
     <w:p>
+      <w:r>
+        <w:t>________________________________________________________________</w:t>
+      </w:r>
+    </w:p>
+    <w:p>
       <w:pPr>
         <w:pStyle w:val="Heading1"/>
       </w:pPr>
       <w:r>
+        <w:t>10. Project checkpoint and reflection</w:t>
+      </w:r>
+    </w:p>
+    <w:p>
+      <w:r>
+        <w:t>Connect Dataset and benchmark limitations to Reproducible AI Research Study, identify a limit and choose the next useful test.</w:t>
+      </w:r>
+    </w:p>
+    <w:p>
+      <w:pPr>
+        <w:spacing w:line="336" w:lineRule="auto" w:after="180"/>
+      </w:pPr>
+      <w:r>
+        <w:rPr>
+          <w:b w:val="0"/>
+        </w:rPr>
+        <w:t xml:space="preserve">Add a labelled dataset and </w:t>
+      </w:r>
+      <w:r>
+        <w:rPr>
+          <w:b/>
+        </w:rPr>
+        <w:t>benchmark</w:t>
+      </w:r>
+      <w:r>
+        <w:rPr>
+          <w:b w:val="0"/>
+        </w:rPr>
+        <w:t xml:space="preserve"> limitations </w:t>
+      </w:r>
+      <w:r>
+        <w:rPr>
+          <w:b/>
+        </w:rPr>
+        <w:t>evidence</w:t>
+      </w:r>
+      <w:r>
+        <w:rPr>
+          <w:b w:val="0"/>
+        </w:rPr>
+        <w:t xml:space="preserve"> sheet to Reproducible AI Research Study. Show how you can explain the </w:t>
+      </w:r>
+      <w:r>
+        <w:rPr>
+          <w:b/>
+        </w:rPr>
+        <w:t>mechanism</w:t>
+      </w:r>
+      <w:r>
+        <w:rPr>
+          <w:b w:val="0"/>
+        </w:rPr>
+        <w:t xml:space="preserve"> and terminology of dataset and </w:t>
+      </w:r>
+      <w:r>
+        <w:rPr>
+          <w:b/>
+        </w:rPr>
+        <w:t>benchmark</w:t>
+      </w:r>
+      <w:r>
+        <w:rPr>
+          <w:b w:val="0"/>
+        </w:rPr>
+        <w:t xml:space="preserve"> limitations.</w:t>
+      </w:r>
+    </w:p>
+    <w:p>
+      <w:pPr>
+        <w:spacing w:line="336" w:lineRule="auto" w:after="180"/>
+      </w:pPr>
+      <w:r>
+        <w:rPr>
+          <w:b w:val="0"/>
+        </w:rPr>
+        <w:t xml:space="preserve">Use the supplied fictional case and keep its </w:t>
+      </w:r>
+      <w:r>
+        <w:rPr>
+          <w:b/>
+        </w:rPr>
+        <w:t>input</w:t>
+      </w:r>
+      <w:r>
+        <w:rPr>
+          <w:b w:val="0"/>
+        </w:rPr>
+        <w:t xml:space="preserve">s, intermediate steps, calculation or </w:t>
+      </w:r>
+      <w:r>
+        <w:rPr>
+          <w:b/>
+        </w:rPr>
+        <w:t>prediction</w:t>
+      </w:r>
+      <w:r>
+        <w:rPr>
+          <w:b w:val="0"/>
+        </w:rPr>
+        <w:t>, and limitation. Connect this record to last week’s record; a matching answer without a trace is insufficient.</w:t>
+      </w:r>
+    </w:p>
+    <w:p>
+      <w:pPr>
+        <w:pStyle w:val="Heading3"/>
+      </w:pPr>
+      <w:r>
+        <w:t>My project change, supporting evidence and remaining limit</w:t>
+      </w:r>
+    </w:p>
+    <w:p>
+      <w:r>
+        <w:t>________________________________________________________________</w:t>
+      </w:r>
+    </w:p>
+    <w:p>
+      <w:r>
+        <w:t>________________________________________________________________</w:t>
+      </w:r>
+    </w:p>
+    <w:p>
+      <w:r>
+        <w:t>________________________________________________________________</w:t>
+      </w:r>
+    </w:p>
+    <w:p>
+      <w:r>
+        <w:t>________________________________________________________________</w:t>
+      </w:r>
+    </w:p>
+    <w:p>
+      <w:r>
+        <w:t>________________________________________________________________</w:t>
+      </w:r>
+    </w:p>
+    <w:p>
+      <w:r>
+        <w:t>________________________________________________________________</w:t>
+      </w:r>
+    </w:p>
+    <w:p>
+      <w:pPr>
+        <w:pStyle w:val="Heading1"/>
+      </w:pPr>
+      <w:r>
         <w:t>11. Feedback, return check and learning record</w:t>
+      </w:r>
+    </w:p>
+    <w:p>
+      <w:r>
+        <w:t>Record the first repaired step and a different case to revisit after a delay.</w:t>
       </w:r>
     </w:p>
     <w:tbl>
@@ -850,7 +1189,13 @@
       </w:tr>
     </w:tbl>
     <w:p>
-      <w:r>
+      <w:pPr>
+        <w:spacing w:line="336" w:lineRule="auto" w:after="180"/>
+      </w:pPr>
+      <w:r>
+        <w:rPr>
+          <w:b w:val="0"/>
+        </w:rPr>
         <w:t>Revisit this idea with your teacher after a delay. Familiarity is different from explaining and using it on a changed case.</w:t>
       </w:r>
     </w:p>
@@ -864,12 +1209,53 @@
     </w:p>
     <w:p>
       <w:r>
-        <w:t>A benchmark can miss the intended setting. A plant model is evaluated on clean indoor photos but proposed for shaded outdoor photos.</w:t>
+        <w:t>A benchmark can miss the intended setting. A plant model is evaluated on clean indoor photos but proposed for shaded outdoor photos. Explain the labelled step before checking the changed condition.</w:t>
       </w:r>
     </w:p>
     <w:p>
-      <w:r>
-        <w:t>Indoor benchmark: 9/10 correct. No outdoor cases are present. The same model is intended for both.</w:t>
+      <w:pPr>
+        <w:spacing w:line="336" w:lineRule="auto" w:after="180"/>
+      </w:pPr>
+      <w:r>
+        <w:rPr>
+          <w:b w:val="0"/>
+        </w:rPr>
+        <w:t xml:space="preserve">A </w:t>
+      </w:r>
+      <w:r>
+        <w:rPr>
+          <w:b/>
+        </w:rPr>
+        <w:t>benchmark</w:t>
+      </w:r>
+      <w:r>
+        <w:rPr>
+          <w:b w:val="0"/>
+        </w:rPr>
+        <w:t xml:space="preserve"> can miss the intended setting. A plant model is evaluated on clean indoor photos but proposed for shaded outdoor photos.</w:t>
+      </w:r>
+    </w:p>
+    <w:p>
+      <w:pPr>
+        <w:spacing w:line="336" w:lineRule="auto" w:after="180"/>
+      </w:pPr>
+      <w:r>
+        <w:rPr>
+          <w:b w:val="0"/>
+        </w:rPr>
+        <w:t xml:space="preserve">Indoor </w:t>
+      </w:r>
+      <w:r>
+        <w:rPr>
+          <w:b/>
+        </w:rPr>
+        <w:t>benchmark</w:t>
+      </w:r>
+      <w:r>
+        <w:rPr>
+          <w:b w:val="0"/>
+        </w:rPr>
+        <w:t>: 9/10 correct. No outdoor cases are present. The same model is intended for both.</w:t>
       </w:r>
     </w:p>
     <w:p>
@@ -945,8 +1331,27 @@
       </w:r>
     </w:p>
     <w:p>
-      <w:r>
-        <w:t>Report the indoor benchmark with its denominator and missing condition. After two correct outdoor cases out of four are added, what slice rate is supported and what remains uncertain?</w:t>
+      <w:pPr>
+        <w:spacing w:line="336" w:lineRule="auto" w:after="180"/>
+        <w:shd w:fill="F5F1FB"/>
+      </w:pPr>
+      <w:r>
+        <w:rPr>
+          <w:b w:val="0"/>
+        </w:rPr>
+        <w:t xml:space="preserve">Report the indoor </w:t>
+      </w:r>
+      <w:r>
+        <w:rPr>
+          <w:b/>
+        </w:rPr>
+        <w:t>benchmark</w:t>
+      </w:r>
+      <w:r>
+        <w:rPr>
+          <w:b w:val="0"/>
+        </w:rPr>
+        <w:t xml:space="preserve"> with its denominator and missing condition. After two correct outdoor cases out of four are added, what slice rate is supported and what remains uncertain?</w:t>
       </w:r>
     </w:p>
     <w:p>
@@ -988,35 +1393,102 @@
       </w:r>
     </w:p>
     <w:p>
-      <w:r>
-        <w:t>Support used: alone / hint / worked example. This record is practice evidence.</w:t>
+      <w:pPr>
+        <w:pStyle w:val="Heading3"/>
+      </w:pPr>
+      <w:r>
+        <w:t>Record the help used</w:t>
       </w:r>
     </w:p>
     <w:p>
-      <w:r>
-        <w:t>Project connection: For the Reproducible AI Research Study, retain an annotated worked trace and the changed-case reasoning. Connect the claim to its records, units and assumptions so another investigator can challenge or reproduce it.</w:t>
+      <w:pPr>
+        <w:spacing w:line="336" w:lineRule="auto" w:after="180"/>
+        <w:shd w:fill="F1F6F8"/>
+      </w:pPr>
+      <w:r>
+        <w:rPr>
+          <w:b w:val="0"/>
+        </w:rPr>
+        <w:t xml:space="preserve">Support used: alone / hint / worked example. This record is practice </w:t>
+      </w:r>
+      <w:r>
+        <w:rPr>
+          <w:b/>
+        </w:rPr>
+        <w:t>evidence</w:t>
+      </w:r>
+      <w:r>
+        <w:rPr>
+          <w:b w:val="0"/>
+        </w:rPr>
+        <w:t>.</w:t>
       </w:r>
     </w:p>
     <w:p>
       <w:pPr>
-        <w:pStyle w:val="Heading1"/>
-      </w:pPr>
-      <w:r>
-        <w:t>13. Project portfolio milestone</w:t>
+        <w:spacing w:line="336" w:lineRule="auto" w:after="180"/>
+      </w:pPr>
+      <w:r>
+        <w:rPr>
+          <w:b w:val="0"/>
+        </w:rPr>
+        <w:t>Project connection: For the Reproducible AI Research Study, retain an annotated worked trace and the changed-case reasoning.</w:t>
       </w:r>
     </w:p>
     <w:p>
-      <w:r>
-        <w:t>Project: Reproducible AI Research Study</w:t>
+      <w:pPr>
+        <w:spacing w:line="336" w:lineRule="auto" w:after="180"/>
+      </w:pPr>
+      <w:r>
+        <w:rPr>
+          <w:b w:val="0"/>
+        </w:rPr>
+        <w:t>Connect the claim to its records, units and assumptions so another investigator can challenge or reproduce it.</w:t>
       </w:r>
     </w:p>
     <w:p>
-      <w:r>
-        <w:t>Current milestone: Test changed cases. Keep normal, boundary and failure cases; compare expected and observed results.</w:t>
+      <w:pPr>
+        <w:pStyle w:val="Heading1"/>
+      </w:pPr>
+      <w:r>
+        <w:t>13. Project portfolio milestone</w:t>
       </w:r>
     </w:p>
     <w:p>
       <w:r>
+        <w:t>Keep this week’s input, deciding step, result and limit together in the Reproducible AI Research Study record.</w:t>
+      </w:r>
+    </w:p>
+    <w:p>
+      <w:pPr>
+        <w:spacing w:line="336" w:lineRule="auto" w:after="180"/>
+      </w:pPr>
+      <w:r>
+        <w:rPr>
+          <w:b w:val="0"/>
+        </w:rPr>
+        <w:t>Project: Reproducible AI Research Study</w:t>
+      </w:r>
+    </w:p>
+    <w:p>
+      <w:pPr>
+        <w:spacing w:line="336" w:lineRule="auto" w:after="180"/>
+      </w:pPr>
+      <w:r>
+        <w:rPr>
+          <w:b w:val="0"/>
+        </w:rPr>
+        <w:t>Current milestone: Test changed cases. Keep normal, boundary and failure cases; compare expected and observed results.</w:t>
+      </w:r>
+    </w:p>
+    <w:p>
+      <w:pPr>
+        <w:spacing w:line="336" w:lineRule="auto" w:after="180"/>
+      </w:pPr>
+      <w:r>
+        <w:rPr>
+          <w:b w:val="0"/>
+        </w:rPr>
         <w:t>For the Reproducible AI Research Study, retain an annotated worked trace and the changed-case reasoning. Connect the claim to its records, units and assumptions so another investigator can challenge or reproduce it.</w:t>
       </w:r>
     </w:p>
@@ -1179,53 +1651,110 @@
     </w:p>
     <w:p>
       <w:r>
-        <w:t>Use this supported practice once, in the browser or on paper. Keep the reserved independent assessment for a separate first attempt before teacher feedback.</w:t>
+        <w:t>Try the supported questions before comparing with hints and feedback. Record what you repaired and the evidence you retained.</w:t>
       </w:r>
     </w:p>
     <w:p>
-      <w:r>
-        <w:t>A benchmark can miss the intended setting. A plant model is evaluated on clean indoor photos but proposed for shaded outdoor photos.</w:t>
+      <w:pPr>
+        <w:spacing w:line="336" w:lineRule="auto" w:after="180"/>
+      </w:pPr>
+      <w:r>
+        <w:rPr>
+          <w:b w:val="0"/>
+        </w:rPr>
+        <w:t>Use this supported practice once, in the browser or on paper. Keep the reserved independent assessment for a separate first attempt before teacher feedback.</w:t>
       </w:r>
     </w:p>
     <w:p>
       <w:pPr>
-        <w:pStyle w:val="Heading3"/>
-      </w:pPr>
-      <w:r>
-        <w:t>Practice 1: explain the deciding evidence</w:t>
+        <w:spacing w:line="336" w:lineRule="auto" w:after="180"/>
+      </w:pPr>
+      <w:r>
+        <w:rPr>
+          <w:b w:val="0"/>
+        </w:rPr>
+        <w:t xml:space="preserve">A </w:t>
+      </w:r>
+      <w:r>
+        <w:rPr>
+          <w:b/>
+        </w:rPr>
+        <w:t>benchmark</w:t>
+      </w:r>
+      <w:r>
+        <w:rPr>
+          <w:b w:val="0"/>
+        </w:rPr>
+        <w:t xml:space="preserve"> can miss the intended setting. A plant model is evaluated on clean indoor photos but proposed for shaded outdoor photos.</w:t>
       </w:r>
     </w:p>
     <w:p>
-      <w:r>
-        <w:t>Which labelled step matches this detail? Outdoor shade performance remains unmeasured.</w:t>
+      <w:pPr>
+        <w:pStyle w:val="Heading3"/>
+      </w:pPr>
+      <w:r>
+        <w:t>Practice 1: explain the deciding evidence</w:t>
       </w:r>
     </w:p>
     <w:p>
-      <w:r>
-        <w:t>1. Report the result</w:t>
+      <w:pPr>
+        <w:spacing w:line="336" w:lineRule="auto" w:after="180"/>
+      </w:pPr>
+      <w:r>
+        <w:rPr>
+          <w:b w:val="0"/>
+        </w:rPr>
+        <w:t>Which labelled step matches this detail? Outdoor shade performance remains unmeasured.</w:t>
       </w:r>
     </w:p>
     <w:p>
-      <w:r>
-        <w:t>2. Name measured setting</w:t>
+      <w:pPr>
+        <w:spacing w:line="336" w:lineRule="auto" w:after="180"/>
+        <w:shd w:fill="F4F9FC"/>
+      </w:pPr>
+      <w:r>
+        <w:rPr>
+          <w:b w:val="0"/>
+        </w:rPr>
+        <w:t>1. Report the result</w:t>
       </w:r>
     </w:p>
     <w:p>
-      <w:r>
-        <w:t>3. Name missing evidence</w:t>
+      <w:pPr>
+        <w:spacing w:line="336" w:lineRule="auto" w:after="180"/>
+        <w:shd w:fill="F4F9FC"/>
+      </w:pPr>
+      <w:r>
+        <w:rPr>
+          <w:b w:val="0"/>
+        </w:rPr>
+        <w:t>2. Name measured setting</w:t>
       </w:r>
     </w:p>
     <w:p>
       <w:pPr>
-        <w:pStyle w:val="Heading3"/>
-      </w:pPr>
-      <w:r>
-        <w:t>My selected conclusion, deciding fact and explanation</w:t>
+        <w:spacing w:line="336" w:lineRule="auto" w:after="180"/>
+        <w:shd w:fill="F4F9FC"/>
+      </w:pPr>
+      <w:r>
+        <w:rPr>
+          <w:b w:val="0"/>
+        </w:rPr>
+        <w:t xml:space="preserve">3. Name missing </w:t>
+      </w:r>
+      <w:r>
+        <w:rPr>
+          <w:b/>
+        </w:rPr>
+        <w:t>evidence</w:t>
       </w:r>
     </w:p>
     <w:p>
-      <w:r>
-        <w:t>________________________________________________________________</w:t>
+      <w:pPr>
+        <w:pStyle w:val="Heading3"/>
+      </w:pPr>
+      <w:r>
+        <w:t>My selected conclusion, deciding fact and explanation</w:t>
       </w:r>
     </w:p>
     <w:p>
@@ -1250,40 +1779,91 @@
     </w:p>
     <w:p>
       <w:r>
-        <w:t>Hint if needed: Read the steps in the pictorial case. Match the supplied detail to the stage that performs or records it.</w:t>
+        <w:t>________________________________________________________________</w:t>
       </w:r>
     </w:p>
     <w:p>
-      <w:r>
-        <w:t>After your attempt, compare with the supported explanation: Name missing evidence Outdoor shade performance remains unmeasured. A benchmark represents particular tasks and collection conditions. High performance on it cannot automatically establish fitness for a different deployment setting.</w:t>
+      <w:pPr>
+        <w:pStyle w:val="Heading3"/>
+      </w:pPr>
+      <w:r>
+        <w:t>Hint · try first</w:t>
       </w:r>
     </w:p>
     <w:p>
       <w:pPr>
-        <w:pStyle w:val="Heading3"/>
-      </w:pPr>
-      <w:r>
-        <w:t>Practice 2: explain the deciding evidence</w:t>
+        <w:spacing w:line="336" w:lineRule="auto" w:after="180"/>
+        <w:shd w:fill="F1F6F8"/>
+      </w:pPr>
+      <w:r>
+        <w:rPr>
+          <w:b w:val="0"/>
+        </w:rPr>
+        <w:t>Hint if needed: Read the steps in the pictorial case. Match the supplied detail to the stage that performs or records it.</w:t>
       </w:r>
     </w:p>
     <w:p>
-      <w:r>
-        <w:t>Changed-case practice: Add four reserved outdoor cases, of which two are correct. Which conclusion is supported by the supplied facts?</w:t>
+      <w:pPr>
+        <w:pStyle w:val="Heading3"/>
+      </w:pPr>
+      <w:r>
+        <w:t>Feedback · compare after trying</w:t>
       </w:r>
     </w:p>
     <w:p>
-      <w:r>
-        <w:t>1. Report the outdoor slice as 2/4=50%, separately from indoor results.</w:t>
+      <w:pPr>
+        <w:spacing w:line="336" w:lineRule="auto" w:after="180"/>
+        <w:shd w:fill="F1F6FC"/>
+      </w:pPr>
+      <w:r>
+        <w:rPr>
+          <w:b w:val="0"/>
+        </w:rPr>
+        <w:t xml:space="preserve">After your attempt, compare with the supported explanation: Name missing </w:t>
+      </w:r>
+      <w:r>
+        <w:rPr>
+          <w:b/>
+        </w:rPr>
+        <w:t>evidence</w:t>
+      </w:r>
+      <w:r>
+        <w:rPr>
+          <w:b w:val="0"/>
+        </w:rPr>
+        <w:t xml:space="preserve"> Outdoor shade performance remains unmeasured. A </w:t>
+      </w:r>
+      <w:r>
+        <w:rPr>
+          <w:b/>
+        </w:rPr>
+        <w:t>benchmark</w:t>
+      </w:r>
+      <w:r>
+        <w:rPr>
+          <w:b w:val="0"/>
+        </w:rPr>
+        <w:t xml:space="preserve"> represents particular tasks and collection conditions.</w:t>
       </w:r>
     </w:p>
     <w:p>
-      <w:r>
-        <w:t>2. We can decide the result without examining the changed input or the procedure.</w:t>
+      <w:pPr>
+        <w:spacing w:line="336" w:lineRule="auto" w:after="180"/>
+        <w:shd w:fill="F1F6FC"/>
+      </w:pPr>
+      <w:r>
+        <w:rPr>
+          <w:b w:val="0"/>
+        </w:rPr>
+        <w:t>High performance on it cannot automatically establish fitness for a different deployment setting.</w:t>
       </w:r>
     </w:p>
     <w:p>
-      <w:r>
-        <w:t>3. This one example guarantees correct results for every future input.</w:t>
+      <w:pPr>
+        <w:pStyle w:val="Heading3"/>
+      </w:pPr>
+      <w:r>
+        <w:t>Practice 2: explain the deciding evidence</w:t>
       </w:r>
     </w:p>
     <w:p>
@@ -1291,91 +1871,1081 @@
         <w:pStyle w:val="Heading3"/>
       </w:pPr>
       <w:r>
-        <w:t>My selected conclusion, deciding fact and explanation</w:t>
+        <w:t>Changed case · predict first</w:t>
       </w:r>
     </w:p>
     <w:p>
-      <w:r>
-        <w:t>________________________________________________________________</w:t>
+      <w:pPr>
+        <w:spacing w:line="336" w:lineRule="auto" w:after="180"/>
+        <w:shd w:fill="F5F1FB"/>
+      </w:pPr>
+      <w:r>
+        <w:rPr>
+          <w:b w:val="0"/>
+        </w:rPr>
+        <w:t>Changed-case practice: Add four reserved outdoor cases, of which two are correct. Which conclusion is supported by the supplied facts?</w:t>
       </w:r>
     </w:p>
     <w:p>
-      <w:r>
-        <w:t>________________________________________________________________</w:t>
+      <w:pPr>
+        <w:spacing w:line="336" w:lineRule="auto" w:after="180"/>
+        <w:shd w:fill="F4F9FC"/>
+      </w:pPr>
+      <w:r>
+        <w:rPr>
+          <w:b w:val="0"/>
+        </w:rPr>
+        <w:t>1. Report the outdoor slice as 2/4=50%, separately from indoor results.</w:t>
       </w:r>
     </w:p>
     <w:p>
-      <w:r>
-        <w:t>________________________________________________________________</w:t>
+      <w:pPr>
+        <w:spacing w:line="336" w:lineRule="auto" w:after="180"/>
+        <w:shd w:fill="F4F9FC"/>
+      </w:pPr>
+      <w:r>
+        <w:rPr>
+          <w:b w:val="0"/>
+        </w:rPr>
+        <w:t xml:space="preserve">2. We can decide the result without examining the changed </w:t>
+      </w:r>
+      <w:r>
+        <w:rPr>
+          <w:b/>
+        </w:rPr>
+        <w:t>input</w:t>
+      </w:r>
+      <w:r>
+        <w:rPr>
+          <w:b w:val="0"/>
+        </w:rPr>
+        <w:t xml:space="preserve"> or the procedure.</w:t>
       </w:r>
     </w:p>
     <w:p>
-      <w:r>
-        <w:t>________________________________________________________________</w:t>
+      <w:pPr>
+        <w:spacing w:line="336" w:lineRule="auto" w:after="180"/>
+        <w:shd w:fill="F4F9FC"/>
+      </w:pPr>
+      <w:r>
+        <w:rPr>
+          <w:b w:val="0"/>
+        </w:rPr>
+        <w:t xml:space="preserve">3. This one example guarantees correct results for every future </w:t>
+      </w:r>
+      <w:r>
+        <w:rPr>
+          <w:b/>
+        </w:rPr>
+        <w:t>input</w:t>
+      </w:r>
+      <w:r>
+        <w:rPr>
+          <w:b w:val="0"/>
+        </w:rPr>
+        <w:t>.</w:t>
       </w:r>
     </w:p>
     <w:p>
-      <w:r>
-        <w:t>________________________________________________________________</w:t>
+      <w:pPr>
+        <w:pStyle w:val="Heading3"/>
+      </w:pPr>
+      <w:r>
+        <w:t>My selected conclusion, deciding fact and explanation</w:t>
       </w:r>
     </w:p>
     <w:p>
       <w:r>
-        <w:t>Hint if needed: Use the changed condition and the deciding step in the pictorial trace. The answer must say what follows from those facts.</w:t>
+        <w:t>________________________________________________________________</w:t>
       </w:r>
     </w:p>
     <w:p>
       <w:r>
-        <w:t>After your attempt, compare with the supported explanation: Report the outdoor slice as 2/4=50%, separately from indoor results. The new records finally measure the missing condition, with a small denominator.</w:t>
+        <w:t>________________________________________________________________</w:t>
       </w:r>
     </w:p>
     <w:p>
-      <w:pPr>
-        <w:pStyle w:val="Heading3"/>
-      </w:pPr>
-      <w:r>
-        <w:t>Repair a missing building block</w:t>
+      <w:r>
+        <w:t>________________________________________________________________</w:t>
       </w:r>
     </w:p>
     <w:p>
       <w:r>
-        <w:t>Review Sensitivity analysis (ai-7/17). Goal: Explain the mechanism and terminology of sensitivity analysis. Short practice: Classify 0.4, 0.6 and 0.8 at cutoffs 0.5, 0.7 and exactly 0.6. Which equality rule decides the boundary, and can these unlabelled scores identify the best cutoff?. Return to this week and explain what you changed.</w:t>
+        <w:t>________________________________________________________________</w:t>
       </w:r>
     </w:p>
     <w:p>
       <w:r>
-        <w:t>Review Multiple comparisons (ai-7/15). Goal: Explain the mechanism and terminology of multiple comparisons. Short practice: Calculate the six-test cutoff and identify which supplied p-values reject. Why must the team count every planned comparison rather than report only its smallest p-value?. Return to this week and explain what you changed.</w:t>
+        <w:t>________________________________________________________________</w:t>
       </w:r>
     </w:p>
     <w:p>
-      <w:r>
-        <w:t>Review Uncertainty intervals (ai-7/12). Goal: Explain the mechanism and terminology of uncertainty intervals. Short practice: Locate -0.8 and zero relative to the supplied interval [-1.4,-0.2]. Interpret the sign and confidence-method meaning, then describe what changes with interval [-1.4,0.3].. Return to this week and explain what you changed.</w:t>
+      <w:pPr>
+        <w:pStyle w:val="Heading3"/>
+      </w:pPr>
+      <w:r>
+        <w:t>Hint · try first</w:t>
       </w:r>
     </w:p>
     <w:p>
       <w:pPr>
-        <w:pStyle w:val="Heading3"/>
-      </w:pPr>
-      <w:r>
-        <w:t>Keep your completed work</w:t>
+        <w:spacing w:line="336" w:lineRule="auto" w:after="180"/>
+        <w:shd w:fill="F1F6F8"/>
+      </w:pPr>
+      <w:r>
+        <w:rPr>
+          <w:b w:val="0"/>
+        </w:rPr>
+        <w:t>Hint if needed: Use the changed condition and the deciding step in the pictorial trace. The answer must say what follows from those facts.</w:t>
       </w:r>
     </w:p>
     <w:p>
-      <w:r>
-        <w:t>Use Download completed work in the hosted lesson to export your answers, reflections, practice feedback and code-run evidence. Open the HTML copy to read or print it. Drafts stay in this browser when storage is available; clear drafts on a shared device.</w:t>
+      <w:pPr>
+        <w:pStyle w:val="Heading3"/>
+      </w:pPr>
+      <w:r>
+        <w:t>Feedback · compare after trying</w:t>
       </w:r>
     </w:p>
     <w:p>
       <w:pPr>
-        <w:pStyle w:val="Heading3"/>
-      </w:pPr>
-      <w:r>
-        <w:t>What I repaired, the evidence I kept and the next test</w:t>
+        <w:spacing w:line="336" w:lineRule="auto" w:after="180"/>
+        <w:shd w:fill="F1F6FC"/>
+      </w:pPr>
+      <w:r>
+        <w:rPr>
+          <w:b w:val="0"/>
+        </w:rPr>
+        <w:t>After your attempt, compare with the supported explanation: Report the outdoor slice as 2/4=50%, separately from indoor results. The new records finally measure the missing condition, with a small denominator.</w:t>
       </w:r>
     </w:p>
     <w:p>
+      <w:pPr>
+        <w:pStyle w:val="Heading3"/>
+      </w:pPr>
+      <w:r>
+        <w:t>Repair a missing building block</w:t>
+      </w:r>
+    </w:p>
+    <w:p>
+      <w:pPr>
+        <w:spacing w:line="336" w:lineRule="auto" w:after="180"/>
+      </w:pPr>
+      <w:r>
+        <w:rPr>
+          <w:b w:val="0"/>
+        </w:rPr>
+        <w:t xml:space="preserve">Review Sensitivity analysis (ai-7/17). Goal: Explain the </w:t>
+      </w:r>
+      <w:r>
+        <w:rPr>
+          <w:b/>
+        </w:rPr>
+        <w:t>mechanism</w:t>
+      </w:r>
+      <w:r>
+        <w:rPr>
+          <w:b w:val="0"/>
+        </w:rPr>
+        <w:t xml:space="preserve"> and terminology of sensitivity analysis. Short practice: Classify 0.4, 0.6 and 0.8 at cutoffs 0.5, 0.7 and exactly 0.6.</w:t>
+      </w:r>
+    </w:p>
+    <w:p>
+      <w:pPr>
+        <w:spacing w:line="336" w:lineRule="auto" w:after="180"/>
+      </w:pPr>
+      <w:r>
+        <w:rPr>
+          <w:b w:val="0"/>
+        </w:rPr>
+        <w:t>Which equality rule decides the boundary, and can these unlabelled scores identify the best cutoff?. Return to this week and explain what you changed.</w:t>
+      </w:r>
+    </w:p>
+    <w:p>
+      <w:pPr>
+        <w:spacing w:line="336" w:lineRule="auto" w:after="180"/>
+      </w:pPr>
+      <w:r>
+        <w:rPr>
+          <w:b w:val="0"/>
+        </w:rPr>
+        <w:t xml:space="preserve">Review Multiple comparisons (ai-7/15). Goal: Explain the </w:t>
+      </w:r>
+      <w:r>
+        <w:rPr>
+          <w:b/>
+        </w:rPr>
+        <w:t>mechanism</w:t>
+      </w:r>
+      <w:r>
+        <w:rPr>
+          <w:b w:val="0"/>
+        </w:rPr>
+        <w:t xml:space="preserve"> and terminology of multiple comparisons. Short practice: Calculate the six-test cutoff and identify which supplied p-values reject.</w:t>
+      </w:r>
+    </w:p>
+    <w:p>
+      <w:pPr>
+        <w:spacing w:line="336" w:lineRule="auto" w:after="180"/>
+      </w:pPr>
+      <w:r>
+        <w:rPr>
+          <w:b w:val="0"/>
+        </w:rPr>
+        <w:t>Why must the team count every planned comparison rather than report only its smallest p-value?. Return to this week and explain what you changed.</w:t>
+      </w:r>
+    </w:p>
+    <w:p>
+      <w:pPr>
+        <w:spacing w:line="336" w:lineRule="auto" w:after="180"/>
+      </w:pPr>
+      <w:r>
+        <w:rPr>
+          <w:b w:val="0"/>
+        </w:rPr>
+        <w:t xml:space="preserve">Review Uncertainty intervals (ai-7/12). Goal: Explain the </w:t>
+      </w:r>
+      <w:r>
+        <w:rPr>
+          <w:b/>
+        </w:rPr>
+        <w:t>mechanism</w:t>
+      </w:r>
+      <w:r>
+        <w:rPr>
+          <w:b w:val="0"/>
+        </w:rPr>
+        <w:t xml:space="preserve"> and terminology of uncertainty intervals. Short practice: Locate -0.8 and zero relative to the supplied interval [-1.4,-0.2].</w:t>
+      </w:r>
+    </w:p>
+    <w:p>
+      <w:pPr>
+        <w:spacing w:line="336" w:lineRule="auto" w:after="180"/>
+      </w:pPr>
+      <w:r>
+        <w:rPr>
+          <w:b w:val="0"/>
+        </w:rPr>
+        <w:t>Interpret the sign and confidence-method meaning, then describe what changes with interval [-1.4,0.3].. Return to this week and explain what you changed.</w:t>
+      </w:r>
+    </w:p>
+    <w:p>
+      <w:pPr>
+        <w:pStyle w:val="Heading3"/>
+      </w:pPr>
+      <w:r>
+        <w:t>Keep your completed work</w:t>
+      </w:r>
+    </w:p>
+    <w:p>
+      <w:pPr>
+        <w:spacing w:line="336" w:lineRule="auto" w:after="180"/>
+      </w:pPr>
+      <w:r>
+        <w:rPr>
+          <w:b w:val="0"/>
+        </w:rPr>
+        <w:t xml:space="preserve">Use Download completed work in the hosted lesson to export your answers, reflections, practice feedback and code-run </w:t>
+      </w:r>
+      <w:r>
+        <w:rPr>
+          <w:b/>
+        </w:rPr>
+        <w:t>evidence</w:t>
+      </w:r>
+      <w:r>
+        <w:rPr>
+          <w:b w:val="0"/>
+        </w:rPr>
+        <w:t>. Open the HTML copy to read or print it.</w:t>
+      </w:r>
+    </w:p>
+    <w:p>
+      <w:pPr>
+        <w:spacing w:line="336" w:lineRule="auto" w:after="180"/>
+      </w:pPr>
+      <w:r>
+        <w:rPr>
+          <w:b w:val="0"/>
+        </w:rPr>
+        <w:t>Drafts stay in this browser when storage is available; clear drafts on a shared device.</w:t>
+      </w:r>
+    </w:p>
+    <w:p>
+      <w:pPr>
+        <w:pStyle w:val="Heading3"/>
+      </w:pPr>
+      <w:r>
+        <w:t>What I repaired, the evidence I kept and the next test</w:t>
+      </w:r>
+    </w:p>
+    <w:p>
       <w:r>
         <w:t>________________________________________________________________</w:t>
+      </w:r>
+    </w:p>
+    <w:p>
+      <w:r>
+        <w:t>________________________________________________________________</w:t>
+      </w:r>
+    </w:p>
+    <w:p>
+      <w:r>
+        <w:t>________________________________________________________________</w:t>
+      </w:r>
+    </w:p>
+    <w:p>
+      <w:r>
+        <w:t>________________________________________________________________</w:t>
+      </w:r>
+    </w:p>
+    <w:p>
+      <w:r>
+        <w:t>________________________________________________________________</w:t>
+      </w:r>
+    </w:p>
+    <w:p>
+      <w:pPr>
+        <w:pStyle w:val="Heading1"/>
+      </w:pPr>
+      <w:r>
+        <w:t>15. Visual concept journey</w:t>
+      </w:r>
+    </w:p>
+    <w:p>
+      <w:r>
+        <w:t>Explain each Dataset and benchmark limitations picture from its labels, then record a relevant limit.</w:t>
+      </w:r>
+    </w:p>
+    <w:p>
+      <w:pPr>
+        <w:pStyle w:val="Heading3"/>
+      </w:pPr>
+      <w:r>
+        <w:t>01. Dataset and benchmark limitations: the case</w:t>
+      </w:r>
+    </w:p>
+    <w:p>
+      <w:r>
+        <w:drawing>
+          <wp:inline xmlns:a="http://schemas.openxmlformats.org/drawingml/2006/main" xmlns:pic="http://schemas.openxmlformats.org/drawingml/2006/picture">
+            <wp:extent cx="5486400" cy="2834640"/>
+            <wp:docPr id="3" name="Picture 3" descr="A benchmark can miss the intended setting. A plant model is evaluated on clean indoor photos but proposed for shaded outdoor photos. Supplied facts: Indoor benchmark: 9/10 correct. No outdoor cases are present. The same model is intended for both."/>
+            <wp:cNvGraphicFramePr>
+              <a:graphicFrameLocks noChangeAspect="1"/>
+            </wp:cNvGraphicFramePr>
+            <a:graphic>
+              <a:graphicData uri="http://schemas.openxmlformats.org/drawingml/2006/picture">
+                <pic:pic>
+                  <pic:nvPicPr>
+                    <pic:cNvPr id="0" name="academy-story-ai-7-18-01.png"/>
+                    <pic:cNvPicPr/>
+                  </pic:nvPicPr>
+                  <pic:blipFill>
+                    <a:blip r:embed="rId11"/>
+                    <a:stretch>
+                      <a:fillRect/>
+                    </a:stretch>
+                  </pic:blipFill>
+                  <pic:spPr>
+                    <a:xfrm>
+                      <a:off x="0" y="0"/>
+                      <a:ext cx="5486400" cy="2834640"/>
+                    </a:xfrm>
+                    <a:prstGeom prst="rect"/>
+                  </pic:spPr>
+                </pic:pic>
+              </a:graphicData>
+            </a:graphic>
+          </wp:inline>
+        </w:drawing>
+      </w:r>
+    </w:p>
+    <w:p>
+      <w:pPr>
+        <w:spacing w:line="336" w:lineRule="auto" w:after="180"/>
+      </w:pPr>
+      <w:r>
+        <w:rPr>
+          <w:b w:val="0"/>
+        </w:rPr>
+        <w:t xml:space="preserve">A </w:t>
+      </w:r>
+      <w:r>
+        <w:rPr>
+          <w:b/>
+        </w:rPr>
+        <w:t>benchmark</w:t>
+      </w:r>
+      <w:r>
+        <w:rPr>
+          <w:b w:val="0"/>
+        </w:rPr>
+        <w:t xml:space="preserve"> can miss the intended setting. A plant model is evaluated on clean indoor photos but proposed for shaded outdoor photos. Supplied facts: Indoor </w:t>
+      </w:r>
+      <w:r>
+        <w:rPr>
+          <w:b/>
+        </w:rPr>
+        <w:t>benchmark</w:t>
+      </w:r>
+      <w:r>
+        <w:rPr>
+          <w:b w:val="0"/>
+        </w:rPr>
+        <w:t>: 9/10 correct. No outdoor cases are present.</w:t>
+      </w:r>
+    </w:p>
+    <w:p>
+      <w:pPr>
+        <w:spacing w:line="336" w:lineRule="auto" w:after="180"/>
+      </w:pPr>
+      <w:r>
+        <w:rPr>
+          <w:b w:val="0"/>
+        </w:rPr>
+        <w:t>The same model is intended for both.</w:t>
+      </w:r>
+    </w:p>
+    <w:p>
+      <w:pPr>
+        <w:spacing w:line="336" w:lineRule="auto" w:after="180"/>
+        <w:shd w:fill="F5F1FB"/>
+      </w:pPr>
+      <w:r>
+        <w:rPr>
+          <w:b w:val="0"/>
+        </w:rPr>
+        <w:t>Point to the given fact that matters most. Explain why it matters.</w:t>
+      </w:r>
+    </w:p>
+    <w:p>
+      <w:pPr>
+        <w:pStyle w:val="Heading3"/>
+      </w:pPr>
+      <w:r>
+        <w:t>My picture explanation, deciding evidence and one limit</w:t>
+      </w:r>
+    </w:p>
+    <w:p>
+      <w:r>
+        <w:t>________________________________________________________________</w:t>
+      </w:r>
+    </w:p>
+    <w:p>
+      <w:r>
+        <w:t>________________________________________________________________</w:t>
+      </w:r>
+    </w:p>
+    <w:p>
+      <w:r>
+        <w:t>________________________________________________________________</w:t>
+      </w:r>
+    </w:p>
+    <w:p>
+      <w:r>
+        <w:t>________________________________________________________________</w:t>
+      </w:r>
+    </w:p>
+    <w:p>
+      <w:pPr>
+        <w:pStyle w:val="Heading3"/>
+      </w:pPr>
+      <w:r>
+        <w:t>02. Follow the deciding steps</w:t>
+      </w:r>
+    </w:p>
+    <w:p>
+      <w:r>
+        <w:drawing>
+          <wp:inline xmlns:a="http://schemas.openxmlformats.org/drawingml/2006/main" xmlns:pic="http://schemas.openxmlformats.org/drawingml/2006/picture">
+            <wp:extent cx="5486400" cy="3182112"/>
+            <wp:docPr id="4" name="Picture 4" descr="Name measured setting: All ten benchmark images are clean indoor photos. → Report the result: The observed indoor score is 90%. → Name missing evidence: Outdoor shade performance remains unmeasured."/>
+            <wp:cNvGraphicFramePr>
+              <a:graphicFrameLocks noChangeAspect="1"/>
+            </wp:cNvGraphicFramePr>
+            <a:graphic>
+              <a:graphicData uri="http://schemas.openxmlformats.org/drawingml/2006/picture">
+                <pic:pic>
+                  <pic:nvPicPr>
+                    <pic:cNvPr id="0" name="academy-story-ai-7-18-02.png"/>
+                    <pic:cNvPicPr/>
+                  </pic:nvPicPr>
+                  <pic:blipFill>
+                    <a:blip r:embed="rId12"/>
+                    <a:stretch>
+                      <a:fillRect/>
+                    </a:stretch>
+                  </pic:blipFill>
+                  <pic:spPr>
+                    <a:xfrm>
+                      <a:off x="0" y="0"/>
+                      <a:ext cx="5486400" cy="3182112"/>
+                    </a:xfrm>
+                    <a:prstGeom prst="rect"/>
+                  </pic:spPr>
+                </pic:pic>
+              </a:graphicData>
+            </a:graphic>
+          </wp:inline>
+        </w:drawing>
+      </w:r>
+    </w:p>
+    <w:p>
+      <w:pPr>
+        <w:spacing w:line="336" w:lineRule="auto" w:after="180"/>
+      </w:pPr>
+      <w:r>
+        <w:rPr>
+          <w:b w:val="0"/>
+        </w:rPr>
+        <w:t xml:space="preserve">Name measured setting: All ten </w:t>
+      </w:r>
+      <w:r>
+        <w:rPr>
+          <w:b/>
+        </w:rPr>
+        <w:t>benchmark</w:t>
+      </w:r>
+      <w:r>
+        <w:rPr>
+          <w:b w:val="0"/>
+        </w:rPr>
+        <w:t xml:space="preserve"> images are clean indoor photos. → Report the result: The observed indoor score is 90%. → Name missing </w:t>
+      </w:r>
+      <w:r>
+        <w:rPr>
+          <w:b/>
+        </w:rPr>
+        <w:t>evidence</w:t>
+      </w:r>
+      <w:r>
+        <w:rPr>
+          <w:b w:val="0"/>
+        </w:rPr>
+        <w:t>: Outdoor shade performance remains unmeasured.</w:t>
+      </w:r>
+    </w:p>
+    <w:p>
+      <w:pPr>
+        <w:spacing w:line="336" w:lineRule="auto" w:after="180"/>
+        <w:shd w:fill="F5F1FB"/>
+      </w:pPr>
+      <w:r>
+        <w:rPr>
+          <w:b w:val="0"/>
+        </w:rPr>
+        <w:t xml:space="preserve">Point to each numbered stage and explain which recorded </w:t>
+      </w:r>
+      <w:r>
+        <w:rPr>
+          <w:b/>
+        </w:rPr>
+        <w:t>input</w:t>
+      </w:r>
+      <w:r>
+        <w:rPr>
+          <w:b w:val="0"/>
+        </w:rPr>
+        <w:t xml:space="preserve"> it uses.</w:t>
+      </w:r>
+    </w:p>
+    <w:p>
+      <w:pPr>
+        <w:pStyle w:val="Heading3"/>
+      </w:pPr>
+      <w:r>
+        <w:t>My picture explanation, deciding evidence and one limit</w:t>
+      </w:r>
+    </w:p>
+    <w:p>
+      <w:r>
+        <w:t>________________________________________________________________</w:t>
+      </w:r>
+    </w:p>
+    <w:p>
+      <w:r>
+        <w:t>________________________________________________________________</w:t>
+      </w:r>
+    </w:p>
+    <w:p>
+      <w:r>
+        <w:t>________________________________________________________________</w:t>
+      </w:r>
+    </w:p>
+    <w:p>
+      <w:r>
+        <w:t>________________________________________________________________</w:t>
+      </w:r>
+    </w:p>
+    <w:p>
+      <w:pPr>
+        <w:pStyle w:val="Heading3"/>
+      </w:pPr>
+      <w:r>
+        <w:t>03. Benchmark conditions</w:t>
+      </w:r>
+    </w:p>
+    <w:p>
+      <w:r>
+        <w:drawing>
+          <wp:inline xmlns:a="http://schemas.openxmlformats.org/drawingml/2006/main" xmlns:pic="http://schemas.openxmlformats.org/drawingml/2006/picture">
+            <wp:extent cx="5486400" cy="3096768"/>
+            <wp:docPr id="5" name="Picture 5" descr="Benchmark conditions. Indoor benchmark: Correct = 9, Total = 10. Added outdoor slice: Correct = 2, Total = 4."/>
+            <wp:cNvGraphicFramePr>
+              <a:graphicFrameLocks noChangeAspect="1"/>
+            </wp:cNvGraphicFramePr>
+            <a:graphic>
+              <a:graphicData uri="http://schemas.openxmlformats.org/drawingml/2006/picture">
+                <pic:pic>
+                  <pic:nvPicPr>
+                    <pic:cNvPr id="0" name="academy-story-ai-7-18-03.png"/>
+                    <pic:cNvPicPr/>
+                  </pic:nvPicPr>
+                  <pic:blipFill>
+                    <a:blip r:embed="rId13"/>
+                    <a:stretch>
+                      <a:fillRect/>
+                    </a:stretch>
+                  </pic:blipFill>
+                  <pic:spPr>
+                    <a:xfrm>
+                      <a:off x="0" y="0"/>
+                      <a:ext cx="5486400" cy="3096768"/>
+                    </a:xfrm>
+                    <a:prstGeom prst="rect"/>
+                  </pic:spPr>
+                </pic:pic>
+              </a:graphicData>
+            </a:graphic>
+          </wp:inline>
+        </w:drawing>
+      </w:r>
+    </w:p>
+    <w:p>
+      <w:pPr>
+        <w:spacing w:line="336" w:lineRule="auto" w:after="180"/>
+      </w:pPr>
+      <w:r>
+        <w:rPr>
+          <w:b/>
+        </w:rPr>
+        <w:t>Benchmark</w:t>
+      </w:r>
+      <w:r>
+        <w:rPr>
+          <w:b w:val="0"/>
+        </w:rPr>
+        <w:t xml:space="preserve"> conditions. Indoor </w:t>
+      </w:r>
+      <w:r>
+        <w:rPr>
+          <w:b/>
+        </w:rPr>
+        <w:t>benchmark</w:t>
+      </w:r>
+      <w:r>
+        <w:rPr>
+          <w:b w:val="0"/>
+        </w:rPr>
+        <w:t>: Correct = 9, Total = 10. Added outdoor slice: Correct = 2, Total = 4.</w:t>
+      </w:r>
+    </w:p>
+    <w:p>
+      <w:pPr>
+        <w:spacing w:line="336" w:lineRule="auto" w:after="180"/>
+        <w:shd w:fill="F5F1FB"/>
+      </w:pPr>
+      <w:r>
+        <w:rPr>
+          <w:b w:val="0"/>
+        </w:rPr>
+        <w:t>Read the labels and values. Explain the relationship the model shows.</w:t>
+      </w:r>
+    </w:p>
+    <w:p>
+      <w:pPr>
+        <w:pStyle w:val="Heading3"/>
+      </w:pPr>
+      <w:r>
+        <w:t>My picture explanation, deciding evidence and one limit</w:t>
+      </w:r>
+    </w:p>
+    <w:p>
+      <w:r>
+        <w:t>________________________________________________________________</w:t>
+      </w:r>
+    </w:p>
+    <w:p>
+      <w:r>
+        <w:t>________________________________________________________________</w:t>
+      </w:r>
+    </w:p>
+    <w:p>
+      <w:r>
+        <w:t>________________________________________________________________</w:t>
+      </w:r>
+    </w:p>
+    <w:p>
+      <w:r>
+        <w:t>________________________________________________________________</w:t>
+      </w:r>
+    </w:p>
+    <w:p>
+      <w:pPr>
+        <w:pStyle w:val="Heading3"/>
+      </w:pPr>
+      <w:r>
+        <w:t>04. Change one thing. Trace what follows.</w:t>
+      </w:r>
+    </w:p>
+    <w:p>
+      <w:r>
+        <w:drawing>
+          <wp:inline xmlns:a="http://schemas.openxmlformats.org/drawingml/2006/main" xmlns:pic="http://schemas.openxmlformats.org/drawingml/2006/picture">
+            <wp:extent cx="5486400" cy="3026664"/>
+            <wp:docPr id="6" name="Picture 6" descr="Original case: Outdoor shade performance remains unmeasured. Changed condition: Add four reserved outdoor cases, of which two are correct. Expected result: Report the outdoor slice as 2/4=50%, separately from indoor results. Reason: The new records finally measure the missing condition, with a small denominator."/>
+            <wp:cNvGraphicFramePr>
+              <a:graphicFrameLocks noChangeAspect="1"/>
+            </wp:cNvGraphicFramePr>
+            <a:graphic>
+              <a:graphicData uri="http://schemas.openxmlformats.org/drawingml/2006/picture">
+                <pic:pic>
+                  <pic:nvPicPr>
+                    <pic:cNvPr id="0" name="academy-story-ai-7-18-04.png"/>
+                    <pic:cNvPicPr/>
+                  </pic:nvPicPr>
+                  <pic:blipFill>
+                    <a:blip r:embed="rId14"/>
+                    <a:stretch>
+                      <a:fillRect/>
+                    </a:stretch>
+                  </pic:blipFill>
+                  <pic:spPr>
+                    <a:xfrm>
+                      <a:off x="0" y="0"/>
+                      <a:ext cx="5486400" cy="3026664"/>
+                    </a:xfrm>
+                    <a:prstGeom prst="rect"/>
+                  </pic:spPr>
+                </pic:pic>
+              </a:graphicData>
+            </a:graphic>
+          </wp:inline>
+        </w:drawing>
+      </w:r>
+    </w:p>
+    <w:p>
+      <w:pPr>
+        <w:spacing w:line="336" w:lineRule="auto" w:after="180"/>
+      </w:pPr>
+      <w:r>
+        <w:rPr>
+          <w:b w:val="0"/>
+        </w:rPr>
+        <w:t>Original case: Outdoor shade performance remains unmeasured. Changed condition: Add four reserved outdoor cases, of which two are correct. Expected result: Report the outdoor slice as 2/4=50%, separately from indoor results.</w:t>
+      </w:r>
+    </w:p>
+    <w:p>
+      <w:pPr>
+        <w:spacing w:line="336" w:lineRule="auto" w:after="180"/>
+      </w:pPr>
+      <w:r>
+        <w:rPr>
+          <w:b w:val="0"/>
+        </w:rPr>
+        <w:t>Reason: The new records finally measure the missing condition, with a small denominator.</w:t>
+      </w:r>
+    </w:p>
+    <w:p>
+      <w:pPr>
+        <w:spacing w:line="336" w:lineRule="auto" w:after="180"/>
+        <w:shd w:fill="F5F1FB"/>
+      </w:pPr>
+      <w:r>
+        <w:rPr>
+          <w:b w:val="0"/>
+        </w:rPr>
+        <w:t>Predict before checking the worked changed-case result. Name what changed and what the supplied facts allow you to conclude.</w:t>
+      </w:r>
+    </w:p>
+    <w:p>
+      <w:pPr>
+        <w:pStyle w:val="Heading3"/>
+      </w:pPr>
+      <w:r>
+        <w:t>My picture explanation, deciding evidence and one limit</w:t>
+      </w:r>
+    </w:p>
+    <w:p>
+      <w:r>
+        <w:t>________________________________________________________________</w:t>
+      </w:r>
+    </w:p>
+    <w:p>
+      <w:r>
+        <w:t>________________________________________________________________</w:t>
+      </w:r>
+    </w:p>
+    <w:p>
+      <w:r>
+        <w:t>________________________________________________________________</w:t>
+      </w:r>
+    </w:p>
+    <w:p>
+      <w:r>
+        <w:t>________________________________________________________________</w:t>
+      </w:r>
+    </w:p>
+    <w:p>
+      <w:pPr>
+        <w:pStyle w:val="Heading3"/>
+      </w:pPr>
+      <w:r>
+        <w:t>05. Connect the explanation to its limit</w:t>
+      </w:r>
+    </w:p>
+    <w:p>
+      <w:r>
+        <w:drawing>
+          <wp:inline xmlns:a="http://schemas.openxmlformats.org/drawingml/2006/main" xmlns:pic="http://schemas.openxmlformats.org/drawingml/2006/picture">
+            <wp:extent cx="5486400" cy="2834640"/>
+            <wp:docPr id="7" name="Picture 7" descr="A benchmark represents particular tasks and collection conditions. High performance on it cannot automatically establish fitness for a different deployment setting. Limit: Neither slice estimates all future photos; inspect sampling, labels and grouping."/>
+            <wp:cNvGraphicFramePr>
+              <a:graphicFrameLocks noChangeAspect="1"/>
+            </wp:cNvGraphicFramePr>
+            <a:graphic>
+              <a:graphicData uri="http://schemas.openxmlformats.org/drawingml/2006/picture">
+                <pic:pic>
+                  <pic:nvPicPr>
+                    <pic:cNvPr id="0" name="academy-story-ai-7-18-05.png"/>
+                    <pic:cNvPicPr/>
+                  </pic:nvPicPr>
+                  <pic:blipFill>
+                    <a:blip r:embed="rId15"/>
+                    <a:stretch>
+                      <a:fillRect/>
+                    </a:stretch>
+                  </pic:blipFill>
+                  <pic:spPr>
+                    <a:xfrm>
+                      <a:off x="0" y="0"/>
+                      <a:ext cx="5486400" cy="2834640"/>
+                    </a:xfrm>
+                    <a:prstGeom prst="rect"/>
+                  </pic:spPr>
+                </pic:pic>
+              </a:graphicData>
+            </a:graphic>
+          </wp:inline>
+        </w:drawing>
+      </w:r>
+    </w:p>
+    <w:p>
+      <w:pPr>
+        <w:spacing w:line="336" w:lineRule="auto" w:after="180"/>
+      </w:pPr>
+      <w:r>
+        <w:rPr>
+          <w:b w:val="0"/>
+        </w:rPr>
+        <w:t xml:space="preserve">A </w:t>
+      </w:r>
+      <w:r>
+        <w:rPr>
+          <w:b/>
+        </w:rPr>
+        <w:t>benchmark</w:t>
+      </w:r>
+      <w:r>
+        <w:rPr>
+          <w:b w:val="0"/>
+        </w:rPr>
+        <w:t xml:space="preserve"> represents particular tasks and collection conditions. High performance on it cannot automatically establish fitness for a different deployment setting.</w:t>
+      </w:r>
+    </w:p>
+    <w:p>
+      <w:pPr>
+        <w:spacing w:line="336" w:lineRule="auto" w:after="180"/>
+      </w:pPr>
+      <w:r>
+        <w:rPr>
+          <w:b w:val="0"/>
+        </w:rPr>
+        <w:t>Limit: Neither slice estimates all future photos; inspect sampling, labels and grouping.</w:t>
+      </w:r>
+    </w:p>
+    <w:p>
+      <w:pPr>
+        <w:spacing w:line="336" w:lineRule="auto" w:after="180"/>
+        <w:shd w:fill="F5F1FB"/>
+      </w:pPr>
+      <w:r>
+        <w:rPr>
+          <w:b w:val="0"/>
+        </w:rPr>
+        <w:t>Explain the case, then point to a limit on the claim.</w:t>
+      </w:r>
+    </w:p>
+    <w:p>
+      <w:pPr>
+        <w:pStyle w:val="Heading3"/>
+      </w:pPr>
+      <w:r>
+        <w:t>My picture explanation, deciding evidence and one limit</w:t>
+      </w:r>
+    </w:p>
+    <w:p>
+      <w:r>
+        <w:t>________________________________________________________________</w:t>
+      </w:r>
+    </w:p>
+    <w:p>
+      <w:r>
+        <w:t>________________________________________________________________</w:t>
+      </w:r>
+    </w:p>
+    <w:p>
+      <w:r>
+        <w:t>________________________________________________________________</w:t>
+      </w:r>
+    </w:p>
+    <w:p>
+      <w:r>
+        <w:t>________________________________________________________________</w:t>
+      </w:r>
+    </w:p>
+    <w:p>
+      <w:pPr>
+        <w:pStyle w:val="Heading3"/>
+      </w:pPr>
+      <w:r>
+        <w:t>06. Make the idea visible in your project</w:t>
+      </w:r>
+    </w:p>
+    <w:p>
+      <w:r>
+        <w:drawing>
+          <wp:inline xmlns:a="http://schemas.openxmlformats.org/drawingml/2006/main" xmlns:pic="http://schemas.openxmlformats.org/drawingml/2006/picture">
+            <wp:extent cx="5486400" cy="3681984"/>
+            <wp:docPr id="8" name="Picture 8" descr="For the Reproducible AI Research Study, retain an annotated worked trace and the changed-case reasoning. Connect the claim to its records, units and assumptions so another investigator can challenge or reproduce it. Draw your input, deciding step, result and limit. Supported question: Report the indoor benchmark with its denominator and missing condition. After two correct outdoor cases out of four are added, what slice rate is supported and what remains uncertain?"/>
+            <wp:cNvGraphicFramePr>
+              <a:graphicFrameLocks noChangeAspect="1"/>
+            </wp:cNvGraphicFramePr>
+            <a:graphic>
+              <a:graphicData uri="http://schemas.openxmlformats.org/drawingml/2006/picture">
+                <pic:pic>
+                  <pic:nvPicPr>
+                    <pic:cNvPr id="0" name="academy-story-ai-7-18-06.png"/>
+                    <pic:cNvPicPr/>
+                  </pic:nvPicPr>
+                  <pic:blipFill>
+                    <a:blip r:embed="rId16"/>
+                    <a:stretch>
+                      <a:fillRect/>
+                    </a:stretch>
+                  </pic:blipFill>
+                  <pic:spPr>
+                    <a:xfrm>
+                      <a:off x="0" y="0"/>
+                      <a:ext cx="5486400" cy="3681984"/>
+                    </a:xfrm>
+                    <a:prstGeom prst="rect"/>
+                  </pic:spPr>
+                </pic:pic>
+              </a:graphicData>
+            </a:graphic>
+          </wp:inline>
+        </w:drawing>
+      </w:r>
+    </w:p>
+    <w:p>
+      <w:pPr>
+        <w:spacing w:line="336" w:lineRule="auto" w:after="180"/>
+      </w:pPr>
+      <w:r>
+        <w:rPr>
+          <w:b w:val="0"/>
+        </w:rPr>
+        <w:t>For the Reproducible AI Research Study, retain an annotated worked trace and the changed-case reasoning. Connect the claim to its records, units and assumptions so another investigator can challenge or reproduce it.</w:t>
+      </w:r>
+    </w:p>
+    <w:p>
+      <w:pPr>
+        <w:spacing w:line="336" w:lineRule="auto" w:after="180"/>
+      </w:pPr>
+      <w:r>
+        <w:rPr>
+          <w:b w:val="0"/>
+        </w:rPr>
+        <w:t xml:space="preserve">Draw your </w:t>
+      </w:r>
+      <w:r>
+        <w:rPr>
+          <w:b/>
+        </w:rPr>
+        <w:t>input</w:t>
+      </w:r>
+      <w:r>
+        <w:rPr>
+          <w:b w:val="0"/>
+        </w:rPr>
+        <w:t xml:space="preserve">, deciding step, result and limit. Supported question: Report the indoor </w:t>
+      </w:r>
+      <w:r>
+        <w:rPr>
+          <w:b/>
+        </w:rPr>
+        <w:t>benchmark</w:t>
+      </w:r>
+      <w:r>
+        <w:rPr>
+          <w:b w:val="0"/>
+        </w:rPr>
+        <w:t xml:space="preserve"> with its denominator and missing condition.</w:t>
+      </w:r>
+    </w:p>
+    <w:p>
+      <w:pPr>
+        <w:spacing w:line="336" w:lineRule="auto" w:after="180"/>
+      </w:pPr>
+      <w:r>
+        <w:rPr>
+          <w:b w:val="0"/>
+        </w:rPr>
+        <w:t>After two correct outdoor cases out of four are added, what slice rate is supported and what remains uncertain?</w:t>
+      </w:r>
+    </w:p>
+    <w:p>
+      <w:pPr>
+        <w:spacing w:line="336" w:lineRule="auto" w:after="180"/>
+        <w:shd w:fill="F5F1FB"/>
+      </w:pPr>
+      <w:r>
+        <w:rPr>
+          <w:b w:val="0"/>
+        </w:rPr>
+        <w:t xml:space="preserve">Draw your project trace and justify the deciding step using </w:t>
+      </w:r>
+      <w:r>
+        <w:rPr>
+          <w:b/>
+        </w:rPr>
+        <w:t>evidence</w:t>
+      </w:r>
+      <w:r>
+        <w:rPr>
+          <w:b w:val="0"/>
+        </w:rPr>
+        <w:t>.</w:t>
+      </w:r>
+    </w:p>
+    <w:p>
+      <w:pPr>
+        <w:pStyle w:val="Heading3"/>
+      </w:pPr>
+      <w:r>
+        <w:t>My picture explanation, deciding evidence and one limit</w:t>
       </w:r>
     </w:p>
     <w:p>

--- a/downloads/workbook/ai-7-week-18.docx
+++ b/downloads/workbook/ai-7-week-18.docx
@@ -25,22 +25,45 @@
         <w:pStyle w:val="Heading1"/>
       </w:pPr>
       <w:r>
-        <w:t>01. Recall and choose your starting point</w:t>
-      </w:r>
-    </w:p>
-    <w:p>
-      <w:r>
-        <w:t>Record your starting explanation for Dataset and benchmark limitations before opening notes. Show any later correction separately.</w:t>
-      </w:r>
-    </w:p>
-    <w:p>
-      <w:pPr>
-        <w:spacing w:line="336" w:lineRule="auto" w:after="180"/>
-      </w:pPr>
-      <w:r>
-        <w:rPr>
-          <w:b w:val="0"/>
-        </w:rPr>
+        <w:t>One complete source-grouping and benchmark-coverage record.</w:t>
+      </w:r>
+    </w:p>
+    <w:p>
+      <w:r>
+        <w:t>Keep row identities, weights, slice denominators, exclusions and evidence gaps together.</w:t>
+      </w:r>
+    </w:p>
+    <w:p>
+      <w:r>
+        <w:t>Recall → W1–W3/W5 → independent source-count case → research project → delayed return.</w:t>
+      </w:r>
+    </w:p>
+    <w:p>
+      <w:pPr>
+        <w:pStyle w:val="Heading1"/>
+      </w:pPr>
+      <w:r>
+        <w:t>01. Recall · Retrieve before notes</w:t>
+      </w:r>
+    </w:p>
+    <w:p>
+      <w:r>
+        <w:t>Keep this task’s inputs,rule and response together.</w:t>
+      </w:r>
+    </w:p>
+    <w:p>
+      <w:pPr>
+        <w:pStyle w:val="Heading2"/>
+      </w:pPr>
+      <w:r>
+        <w:t>Complete task and evidence</w:t>
+      </w:r>
+    </w:p>
+    <w:p>
+      <w:pPr>
+        <w:pStyle w:val="ListBullet"/>
+      </w:pPr>
+      <w:r>
         <w:t>Try the recall before opening notes. Then use a different colour or a labelled second line to correct your explanation.</w:t>
       </w:r>
     </w:p>
@@ -54,12 +77,9 @@
     </w:p>
     <w:p>
       <w:pPr>
-        <w:spacing w:line="336" w:lineRule="auto" w:after="180"/>
-      </w:pPr>
-      <w:r>
-        <w:rPr>
-          <w:b w:val="0"/>
-        </w:rPr>
+        <w:pStyle w:val="ListBullet"/>
+      </w:pPr>
+      <w:r>
         <w:t>Without opening the old lesson, explain one key idea from Sensitivity analysis. Give an example and a mistake that the idea helps you avoid.</w:t>
       </w:r>
     </w:p>
@@ -96,12 +116,9 @@
     </w:p>
     <w:p>
       <w:pPr>
-        <w:spacing w:line="336" w:lineRule="auto" w:after="180"/>
-      </w:pPr>
-      <w:r>
-        <w:rPr>
-          <w:b w:val="0"/>
-        </w:rPr>
+        <w:pStyle w:val="ListBullet"/>
+      </w:pPr>
+      <w:r>
         <w:t>Without opening the old lesson, explain one key idea from Multiple comparisons. Give an example and a mistake that the idea helps you avoid.</w:t>
       </w:r>
     </w:p>
@@ -138,12 +155,9 @@
     </w:p>
     <w:p>
       <w:pPr>
-        <w:spacing w:line="336" w:lineRule="auto" w:after="180"/>
-      </w:pPr>
-      <w:r>
-        <w:rPr>
-          <w:b w:val="0"/>
-        </w:rPr>
+        <w:pStyle w:val="ListBullet"/>
+      </w:pPr>
+      <w:r>
         <w:t>Without opening the old lesson, explain one key idea from Uncertainty intervals. Give an example and a mistake that the idea helps you avoid.</w:t>
       </w:r>
     </w:p>
@@ -175,35 +189,95 @@
         <w:pStyle w:val="Heading1"/>
       </w:pPr>
       <w:r>
-        <w:t>02. Practise with fading help</w:t>
-      </w:r>
-    </w:p>
-    <w:p>
-      <w:r>
-        <w:t>Complete the supported Dataset and benchmark limitations trace and record the first step you can explain without help.</w:t>
-      </w:r>
-    </w:p>
-    <w:p>
-      <w:pPr>
-        <w:spacing w:line="336" w:lineRule="auto" w:after="180"/>
-      </w:pPr>
-      <w:r>
-        <w:rPr>
-          <w:b w:val="0"/>
-        </w:rPr>
-        <w:t xml:space="preserve">Use W2: Trace the worked case for Dataset and </w:t>
-      </w:r>
-      <w:r>
-        <w:rPr>
-          <w:b/>
-        </w:rPr>
-        <w:t>benchmark</w:t>
-      </w:r>
-      <w:r>
-        <w:rPr>
-          <w:b w:val="0"/>
-        </w:rPr>
-        <w:t xml:space="preserve"> limitations. Record the answer once; the lesson and workbook refer to the same attempt.</w:t>
+        <w:t>05. W1 · Explain the current example</w:t>
+      </w:r>
+    </w:p>
+    <w:p>
+      <w:r>
+        <w:t>Keep this task’s inputs,rule and response together.</w:t>
+      </w:r>
+    </w:p>
+    <w:p>
+      <w:pPr>
+        <w:pStyle w:val="Heading2"/>
+      </w:pPr>
+      <w:r>
+        <w:t>Complete task and evidence</w:t>
+      </w:r>
+    </w:p>
+    <w:p>
+      <w:pPr>
+        <w:pStyle w:val="ListBullet"/>
+      </w:pPr>
+      <w:r>
+        <w:t>A benchmark measures its particular sources, tasks, labels and conditions. Main ten rows include three copies of one source and seven other distinct source IDs: eight distinct sources, with two extra rows beyond one per source. The repeated source has three times the row weight of each other source. Different IDs do not prove independent sampling. Preserve records and declare the unit/exclusion rule; no per-source outcomes are supplied for a deduplicated accuracy. Separate picture: nine of ten clean indoor photos are correct, giving 90% indoors. No outdoor photos are initially present, so outdoor performance is unknown, not zero. Changed scenario supplies four reserved outdoor cases, two correct: 50% outdoors. Pooling gives 11/14, approximately 78.6%, which must not replace the outdoor slice. The small slices do not establish future representativeness, cause or significance. Inspect eligibility, source dates, labels and grouping. No actual model run or photo collection is performed by the local metadata arithmetic.</w:t>
+      </w:r>
+    </w:p>
+    <w:p>
+      <w:pPr>
+        <w:pStyle w:val="ListBullet"/>
+      </w:pPr>
+      <w:r>
+        <w:t>Explain the weekly mechanism in your own words. Use the worked scenario to name its input, decision rule and output.</w:t>
+      </w:r>
+    </w:p>
+    <w:p>
+      <w:pPr>
+        <w:pStyle w:val="Heading3"/>
+      </w:pPr>
+      <w:r>
+        <w:t>My reasoning and evidence</w:t>
+      </w:r>
+    </w:p>
+    <w:p>
+      <w:r>
+        <w:t>________________________________________________________________</w:t>
+      </w:r>
+    </w:p>
+    <w:p>
+      <w:r>
+        <w:t>________________________________________________________________</w:t>
+      </w:r>
+    </w:p>
+    <w:p>
+      <w:r>
+        <w:t>________________________________________________________________</w:t>
+      </w:r>
+    </w:p>
+    <w:p>
+      <w:r>
+        <w:t>________________________________________________________________</w:t>
+      </w:r>
+    </w:p>
+    <w:p>
+      <w:r>
+        <w:t>________________________________________________________________</w:t>
+      </w:r>
+    </w:p>
+    <w:p>
+      <w:r>
+        <w:t>________________________________________________________________</w:t>
+      </w:r>
+    </w:p>
+    <w:p>
+      <w:pPr>
+        <w:pStyle w:val="Heading1"/>
+      </w:pPr>
+      <w:r>
+        <w:t>06. W2 · Trace the worked case</w:t>
+      </w:r>
+    </w:p>
+    <w:p>
+      <w:r>
+        <w:t>Keep the supplied inputs, comparison rule and evidence together.</w:t>
+      </w:r>
+    </w:p>
+    <w:p>
+      <w:pPr>
+        <w:pStyle w:val="Heading2"/>
+      </w:pPr>
+      <w:r>
+        <w:t>Complete task and evidence</w:t>
       </w:r>
     </w:p>
     <w:tbl>
@@ -213,10 +287,9 @@
         <w:tblLook w:firstColumn="1" w:firstRow="1" w:lastColumn="0" w:lastRow="0" w:noHBand="0" w:noVBand="1" w:val="04A0"/>
       </w:tblPr>
       <w:tblGrid>
-        <w:gridCol w:w="2556"/>
-        <w:gridCol w:w="2556"/>
-        <w:gridCol w:w="2556"/>
-        <w:gridCol w:w="2556"/>
+        <w:gridCol w:w="3408"/>
+        <w:gridCol w:w="3408"/>
+        <w:gridCol w:w="3408"/>
       </w:tblGrid>
       <w:tr>
         <w:trPr>
@@ -224,41 +297,31 @@
         </w:trPr>
         <w:tc>
           <w:tcPr>
-            <w:tcW w:type="dxa" w:w="2556"/>
+            <w:tcW w:type="dxa" w:w="3408"/>
           </w:tcPr>
           <w:p>
             <w:r>
-              <w:t>Given inputs</w:t>
+              <w:t>Declared source ID</w:t>
             </w:r>
           </w:p>
         </w:tc>
         <w:tc>
           <w:tcPr>
-            <w:tcW w:type="dxa" w:w="2556"/>
+            <w:tcW w:type="dxa" w:w="3408"/>
           </w:tcPr>
           <w:p>
             <w:r>
-              <w:t>Procedure I chose</w:t>
+              <w:t>Row IDs in illustrative arrangement</w:t>
             </w:r>
           </w:p>
         </w:tc>
         <w:tc>
           <w:tcPr>
-            <w:tcW w:type="dxa" w:w="2556"/>
+            <w:tcW w:type="dxa" w:w="3408"/>
           </w:tcPr>
           <w:p>
             <w:r>
-              <w:t>Middle steps</w:t>
-            </w:r>
-          </w:p>
-        </w:tc>
-        <w:tc>
-          <w:tcPr>
-            <w:tcW w:type="dxa" w:w="2556"/>
-          </w:tcPr>
-          <w:p>
-            <w:r>
-              <w:t>Result and check</w:t>
+              <w:t>Row weight</w:t>
             </w:r>
           </w:p>
         </w:tc>
@@ -266,44 +329,346 @@
       <w:tr>
         <w:tc>
           <w:tcPr>
-            <w:tcW w:type="dxa" w:w="2556"/>
+            <w:tcW w:type="dxa" w:w="3408"/>
           </w:tcPr>
           <w:p>
-            <w:r/>
+            <w:r>
+              <w:t>S1</w:t>
+            </w:r>
           </w:p>
         </w:tc>
         <w:tc>
           <w:tcPr>
-            <w:tcW w:type="dxa" w:w="2556"/>
+            <w:tcW w:type="dxa" w:w="3408"/>
           </w:tcPr>
           <w:p>
-            <w:r/>
+            <w:r>
+              <w:t>R1, R2, R3</w:t>
+            </w:r>
           </w:p>
         </w:tc>
         <w:tc>
           <w:tcPr>
-            <w:tcW w:type="dxa" w:w="2556"/>
+            <w:tcW w:type="dxa" w:w="3408"/>
           </w:tcPr>
           <w:p>
-            <w:r/>
+            <w:r>
+              <w:t>3 of 10</w:t>
+            </w:r>
+          </w:p>
+        </w:tc>
+      </w:tr>
+      <w:tr>
+        <w:tc>
+          <w:tcPr>
+            <w:tcW w:type="dxa" w:w="3408"/>
+          </w:tcPr>
+          <w:p>
+            <w:r>
+              <w:t>S2</w:t>
+            </w:r>
           </w:p>
         </w:tc>
         <w:tc>
           <w:tcPr>
-            <w:tcW w:type="dxa" w:w="2556"/>
+            <w:tcW w:type="dxa" w:w="3408"/>
           </w:tcPr>
           <w:p>
-            <w:r/>
+            <w:r>
+              <w:t>R4</w:t>
+            </w:r>
+          </w:p>
+        </w:tc>
+        <w:tc>
+          <w:tcPr>
+            <w:tcW w:type="dxa" w:w="3408"/>
+          </w:tcPr>
+          <w:p>
+            <w:r>
+              <w:t>1 of 10</w:t>
+            </w:r>
+          </w:p>
+        </w:tc>
+      </w:tr>
+      <w:tr>
+        <w:tc>
+          <w:tcPr>
+            <w:tcW w:type="dxa" w:w="3408"/>
+          </w:tcPr>
+          <w:p>
+            <w:r>
+              <w:t>S3</w:t>
+            </w:r>
+          </w:p>
+        </w:tc>
+        <w:tc>
+          <w:tcPr>
+            <w:tcW w:type="dxa" w:w="3408"/>
+          </w:tcPr>
+          <w:p>
+            <w:r>
+              <w:t>R5</w:t>
+            </w:r>
+          </w:p>
+        </w:tc>
+        <w:tc>
+          <w:tcPr>
+            <w:tcW w:type="dxa" w:w="3408"/>
+          </w:tcPr>
+          <w:p>
+            <w:r>
+              <w:t>1 of 10</w:t>
+            </w:r>
+          </w:p>
+        </w:tc>
+      </w:tr>
+      <w:tr>
+        <w:tc>
+          <w:tcPr>
+            <w:tcW w:type="dxa" w:w="3408"/>
+          </w:tcPr>
+          <w:p>
+            <w:r>
+              <w:t>S4</w:t>
+            </w:r>
+          </w:p>
+        </w:tc>
+        <w:tc>
+          <w:tcPr>
+            <w:tcW w:type="dxa" w:w="3408"/>
+          </w:tcPr>
+          <w:p>
+            <w:r>
+              <w:t>R6</w:t>
+            </w:r>
+          </w:p>
+        </w:tc>
+        <w:tc>
+          <w:tcPr>
+            <w:tcW w:type="dxa" w:w="3408"/>
+          </w:tcPr>
+          <w:p>
+            <w:r>
+              <w:t>1 of 10</w:t>
+            </w:r>
+          </w:p>
+        </w:tc>
+      </w:tr>
+      <w:tr>
+        <w:tc>
+          <w:tcPr>
+            <w:tcW w:type="dxa" w:w="3408"/>
+          </w:tcPr>
+          <w:p>
+            <w:r>
+              <w:t>S5</w:t>
+            </w:r>
+          </w:p>
+        </w:tc>
+        <w:tc>
+          <w:tcPr>
+            <w:tcW w:type="dxa" w:w="3408"/>
+          </w:tcPr>
+          <w:p>
+            <w:r>
+              <w:t>R7</w:t>
+            </w:r>
+          </w:p>
+        </w:tc>
+        <w:tc>
+          <w:tcPr>
+            <w:tcW w:type="dxa" w:w="3408"/>
+          </w:tcPr>
+          <w:p>
+            <w:r>
+              <w:t>1 of 10</w:t>
+            </w:r>
+          </w:p>
+        </w:tc>
+      </w:tr>
+      <w:tr>
+        <w:tc>
+          <w:tcPr>
+            <w:tcW w:type="dxa" w:w="3408"/>
+          </w:tcPr>
+          <w:p>
+            <w:r>
+              <w:t>S6</w:t>
+            </w:r>
+          </w:p>
+        </w:tc>
+        <w:tc>
+          <w:tcPr>
+            <w:tcW w:type="dxa" w:w="3408"/>
+          </w:tcPr>
+          <w:p>
+            <w:r>
+              <w:t>R8</w:t>
+            </w:r>
+          </w:p>
+        </w:tc>
+        <w:tc>
+          <w:tcPr>
+            <w:tcW w:type="dxa" w:w="3408"/>
+          </w:tcPr>
+          <w:p>
+            <w:r>
+              <w:t>1 of 10</w:t>
+            </w:r>
+          </w:p>
+        </w:tc>
+      </w:tr>
+      <w:tr>
+        <w:tc>
+          <w:tcPr>
+            <w:tcW w:type="dxa" w:w="3408"/>
+          </w:tcPr>
+          <w:p>
+            <w:r>
+              <w:t>S7</w:t>
+            </w:r>
+          </w:p>
+        </w:tc>
+        <w:tc>
+          <w:tcPr>
+            <w:tcW w:type="dxa" w:w="3408"/>
+          </w:tcPr>
+          <w:p>
+            <w:r>
+              <w:t>R9</w:t>
+            </w:r>
+          </w:p>
+        </w:tc>
+        <w:tc>
+          <w:tcPr>
+            <w:tcW w:type="dxa" w:w="3408"/>
+          </w:tcPr>
+          <w:p>
+            <w:r>
+              <w:t>1 of 10</w:t>
+            </w:r>
+          </w:p>
+        </w:tc>
+      </w:tr>
+      <w:tr>
+        <w:tc>
+          <w:tcPr>
+            <w:tcW w:type="dxa" w:w="3408"/>
+          </w:tcPr>
+          <w:p>
+            <w:r>
+              <w:t>S8</w:t>
+            </w:r>
+          </w:p>
+        </w:tc>
+        <w:tc>
+          <w:tcPr>
+            <w:tcW w:type="dxa" w:w="3408"/>
+          </w:tcPr>
+          <w:p>
+            <w:r>
+              <w:t>R10</w:t>
+            </w:r>
+          </w:p>
+        </w:tc>
+        <w:tc>
+          <w:tcPr>
+            <w:tcW w:type="dxa" w:w="3408"/>
+          </w:tcPr>
+          <w:p>
+            <w:r>
+              <w:t>1 of 10</w:t>
+            </w:r>
+          </w:p>
+        </w:tc>
+      </w:tr>
+      <w:tr>
+        <w:tc>
+          <w:tcPr>
+            <w:tcW w:type="dxa" w:w="3408"/>
+          </w:tcPr>
+          <w:p>
+            <w:r>
+              <w:t>Total</w:t>
+            </w:r>
+          </w:p>
+        </w:tc>
+        <w:tc>
+          <w:tcPr>
+            <w:tcW w:type="dxa" w:w="3408"/>
+          </w:tcPr>
+          <w:p>
+            <w:r>
+              <w:t>Ten rows; eight distinct IDs</w:t>
+            </w:r>
+          </w:p>
+        </w:tc>
+        <w:tc>
+          <w:tcPr>
+            <w:tcW w:type="dxa" w:w="3408"/>
+          </w:tcPr>
+          <w:p>
+            <w:r>
+              <w:t>S1 receives triple row weight</w:t>
+            </w:r>
+          </w:p>
+        </w:tc>
+      </w:tr>
+      <w:tr>
+        <w:tc>
+          <w:tcPr>
+            <w:tcW w:type="dxa" w:w="3408"/>
+          </w:tcPr>
+          <w:p>
+            <w:r>
+              <w:t>Evidence limit</w:t>
+            </w:r>
+          </w:p>
+        </w:tc>
+        <w:tc>
+          <w:tcPr>
+            <w:tcW w:type="dxa" w:w="3408"/>
+          </w:tcPr>
+          <w:p>
+            <w:r>
+              <w:t>IDs illustrate supplied arrangement</w:t>
+            </w:r>
+          </w:p>
+        </w:tc>
+        <w:tc>
+          <w:tcPr>
+            <w:tcW w:type="dxa" w:w="3408"/>
+          </w:tcPr>
+          <w:p>
+            <w:r>
+              <w:t>No labels or independent sampling inferred</w:t>
+            </w:r>
           </w:p>
         </w:tc>
       </w:tr>
     </w:tbl>
     <w:p>
       <w:pPr>
+        <w:pStyle w:val="ListBullet"/>
+      </w:pPr>
+      <w:r>
+        <w:t>A benchmark measures its particular sources, tasks, labels and conditions. Main ten rows include three copies of one source and seven other distinct source IDs: eight distinct sources, with two extra rows beyond one per source. The repeated source has three times the row weight of each other source. Different IDs do not prove independent sampling. Preserve records and declare the unit/exclusion rule; no per-source outcomes are supplied for a deduplicated accuracy. Separate picture: nine of ten clean indoor photos are correct, giving 90% indoors. No outdoor photos are initially present, so outdoor performance is unknown, not zero. Changed scenario supplies four reserved outdoor cases, two correct: 50% outdoors. Pooling gives 11/14, approximately 78.6%, which must not replace the outdoor slice. The small slices do not establish future representativeness, cause or significance. Inspect eligibility, source dates, labels and grouping. No actual model run or photo collection is performed by the local metadata arithmetic.</w:t>
+      </w:r>
+    </w:p>
+    <w:p>
+      <w:pPr>
+        <w:pStyle w:val="ListBullet"/>
+      </w:pPr>
+      <w:r>
+        <w:t>Ten benchmark rows include three copies of one source and seven other unique sources. Show the intermediate steps and give the conclusion with its scope.</w:t>
+      </w:r>
+    </w:p>
+    <w:p>
+      <w:pPr>
         <w:pStyle w:val="Heading3"/>
       </w:pPr>
       <w:r>
-        <w:t>The step I completed without help, and the hint I needed</w:t>
+        <w:t>My reasoning and evidence</w:t>
       </w:r>
     </w:p>
     <w:p>
@@ -322,50 +687,60 @@
       </w:r>
     </w:p>
     <w:p>
+      <w:r>
+        <w:t>________________________________________________________________</w:t>
+      </w:r>
+    </w:p>
+    <w:p>
+      <w:r>
+        <w:t>________________________________________________________________</w:t>
+      </w:r>
+    </w:p>
+    <w:p>
+      <w:r>
+        <w:t>________________________________________________________________</w:t>
+      </w:r>
+    </w:p>
+    <w:p>
+      <w:r>
+        <w:t>________________________________________________________________</w:t>
+      </w:r>
+    </w:p>
+    <w:p>
       <w:pPr>
         <w:pStyle w:val="Heading1"/>
       </w:pPr>
       <w:r>
-        <w:t>03. Individual reasoning check</w:t>
-      </w:r>
-    </w:p>
-    <w:p>
-      <w:r>
-        <w:t>Check the proposed Dataset and benchmark limitations explanation against the supplied facts before discussing it.</w:t>
-      </w:r>
-    </w:p>
-    <w:p>
-      <w:pPr>
-        <w:spacing w:line="336" w:lineRule="auto" w:after="180"/>
-      </w:pPr>
-      <w:r>
-        <w:rPr>
-          <w:b w:val="0"/>
-        </w:rPr>
-        <w:t xml:space="preserve">Use the worked case for Dataset and </w:t>
-      </w:r>
-      <w:r>
-        <w:rPr>
-          <w:b/>
-        </w:rPr>
-        <w:t>benchmark</w:t>
-      </w:r>
-      <w:r>
-        <w:rPr>
-          <w:b w:val="0"/>
-        </w:rPr>
-        <w:t xml:space="preserve"> limitations. Proposed explanation: “The worked result establishes every future case”. Decide whether this explanation is supported.</w:t>
-      </w:r>
-    </w:p>
-    <w:p>
-      <w:pPr>
-        <w:spacing w:line="336" w:lineRule="auto" w:after="180"/>
-      </w:pPr>
-      <w:r>
-        <w:rPr>
-          <w:b w:val="0"/>
-        </w:rPr>
-        <w:t>Point to the step or supplied fact that decides; explain your repair if needed.</w:t>
+        <w:t>07. W3 · Repair a misconception</w:t>
+      </w:r>
+    </w:p>
+    <w:p>
+      <w:r>
+        <w:t>Keep this task’s inputs,rule and response together.</w:t>
+      </w:r>
+    </w:p>
+    <w:p>
+      <w:pPr>
+        <w:pStyle w:val="Heading2"/>
+      </w:pPr>
+      <w:r>
+        <w:t>Complete task and evidence</w:t>
+      </w:r>
+    </w:p>
+    <w:p>
+      <w:pPr>
+        <w:pStyle w:val="ListBullet"/>
+      </w:pPr>
+      <w:r>
+        <w:t>A benchmark measures its particular sources, tasks, labels and conditions. Main ten rows include three copies of one source and seven other distinct source IDs: eight distinct sources, with two extra rows beyond one per source. The repeated source has three times the row weight of each other source. Different IDs do not prove independent sampling. Preserve records and declare the unit/exclusion rule; no per-source outcomes are supplied for a deduplicated accuracy. Separate picture: nine of ten clean indoor photos are correct, giving 90% indoors. No outdoor photos are initially present, so outdoor performance is unknown, not zero. Changed scenario supplies four reserved outdoor cases, two correct: 50% outdoors. Pooling gives 11/14, approximately 78.6%, which must not replace the outdoor slice. The small slices do not establish future representativeness, cause or significance. Inspect eligibility, source dates, labels and grouping. No actual model run or photo collection is performed by the local metadata arithmetic.</w:t>
+      </w:r>
+    </w:p>
+    <w:p>
+      <w:pPr>
+        <w:pStyle w:val="ListBullet"/>
+      </w:pPr>
+      <w:r>
+        <w:t>A report omits this qualification: Benchmark success does not establish performance on a deployment population missing from its design. Explain how omitting it could change a reader's interpretation, and write an accurate replacement.</w:t>
       </w:r>
     </w:p>
     <w:p>
@@ -373,7 +748,7 @@
         <w:pStyle w:val="Heading3"/>
       </w:pPr>
       <w:r>
-        <w:t>My explanation before partner discussion</w:t>
+        <w:t>My reasoning and evidence</w:t>
       </w:r>
     </w:p>
     <w:p>
@@ -397,16 +772,50 @@
       </w:r>
     </w:p>
     <w:p>
+      <w:r>
+        <w:t>________________________________________________________________</w:t>
+      </w:r>
+    </w:p>
+    <w:p>
+      <w:r>
+        <w:t>________________________________________________________________</w:t>
+      </w:r>
+    </w:p>
+    <w:p>
       <w:pPr>
         <w:pStyle w:val="Heading1"/>
       </w:pPr>
       <w:r>
-        <w:t>04. Independent transfer case</w:t>
-      </w:r>
-    </w:p>
-    <w:p>
-      <w:r>
-        <w:t>Write one first attempt at the reserved independent case before feedback. Repeated copies of that case refer to the same recorded attempt.</w:t>
+        <w:t>09. W5 · Explain the limitation</w:t>
+      </w:r>
+    </w:p>
+    <w:p>
+      <w:r>
+        <w:t>Keep this task’s inputs,rule and response together.</w:t>
+      </w:r>
+    </w:p>
+    <w:p>
+      <w:pPr>
+        <w:pStyle w:val="Heading2"/>
+      </w:pPr>
+      <w:r>
+        <w:t>Complete task and evidence</w:t>
+      </w:r>
+    </w:p>
+    <w:p>
+      <w:pPr>
+        <w:pStyle w:val="ListBullet"/>
+      </w:pPr>
+      <w:r>
+        <w:t>A benchmark measures its particular sources, tasks, labels and conditions. Main ten rows include three copies of one source and seven other distinct source IDs: eight distinct sources, with two extra rows beyond one per source. The repeated source has three times the row weight of each other source. Different IDs do not prove independent sampling. Preserve records and declare the unit/exclusion rule; no per-source outcomes are supplied for a deduplicated accuracy. Separate picture: nine of ten clean indoor photos are correct, giving 90% indoors. No outdoor photos are initially present, so outdoor performance is unknown, not zero. Changed scenario supplies four reserved outdoor cases, two correct: 50% outdoors. Pooling gives 11/14, approximately 78.6%, which must not replace the outdoor slice. The small slices do not establish future representativeness, cause or significance. Inspect eligibility, source dates, labels and grouping. No actual model run or photo collection is performed by the local metadata arithmetic.</w:t>
+      </w:r>
+    </w:p>
+    <w:p>
+      <w:pPr>
+        <w:pStyle w:val="ListBullet"/>
+      </w:pPr>
+      <w:r>
+        <w:t>For the worked scenario, propose one additional case that could reveal a failure, describe its expected outcome before running it, and explain what would need to remain fixed for a fair comparison. Do not reuse W4 as a new final test after receiving feedback.</w:t>
       </w:r>
     </w:p>
     <w:p>
@@ -414,17 +823,78 @@
         <w:pStyle w:val="Heading3"/>
       </w:pPr>
       <w:r>
+        <w:t>My reasoning and evidence</w:t>
+      </w:r>
+    </w:p>
+    <w:p>
+      <w:r>
+        <w:t>________________________________________________________________</w:t>
+      </w:r>
+    </w:p>
+    <w:p>
+      <w:r>
+        <w:t>________________________________________________________________</w:t>
+      </w:r>
+    </w:p>
+    <w:p>
+      <w:r>
+        <w:t>________________________________________________________________</w:t>
+      </w:r>
+    </w:p>
+    <w:p>
+      <w:r>
+        <w:t>________________________________________________________________</w:t>
+      </w:r>
+    </w:p>
+    <w:p>
+      <w:r>
+        <w:t>________________________________________________________________</w:t>
+      </w:r>
+    </w:p>
+    <w:p>
+      <w:r>
+        <w:t>________________________________________________________________</w:t>
+      </w:r>
+    </w:p>
+    <w:p>
+      <w:r>
+        <w:t>________________________________________________________________</w:t>
+      </w:r>
+    </w:p>
+    <w:p>
+      <w:pPr>
+        <w:pStyle w:val="Heading1"/>
+      </w:pPr>
+      <w:r>
+        <w:t>04. Try alone · Selected transfer</w:t>
+      </w:r>
+    </w:p>
+    <w:p>
+      <w:r>
+        <w:t>Keep this task’s inputs,rule and response together.</w:t>
+      </w:r>
+    </w:p>
+    <w:p>
+      <w:pPr>
+        <w:pStyle w:val="Heading2"/>
+      </w:pPr>
+      <w:r>
+        <w:t>Complete task and evidence</w:t>
+      </w:r>
+    </w:p>
+    <w:p>
+      <w:pPr>
+        <w:pStyle w:val="Heading3"/>
+      </w:pPr>
+      <w:r>
         <w:t>Independent case: Apply a new case independently</w:t>
       </w:r>
     </w:p>
     <w:p>
       <w:pPr>
-        <w:spacing w:line="336" w:lineRule="auto" w:after="180"/>
-      </w:pPr>
-      <w:r>
-        <w:rPr>
-          <w:b w:val="0"/>
-        </w:rPr>
+        <w:pStyle w:val="ListBullet"/>
+      </w:pPr>
+      <w:r>
         <w:t>Twelve rows include four copies of one source and eight others. Count unique units and name one coverage concern.</w:t>
       </w:r>
     </w:p>
@@ -473,12 +943,9 @@
     </w:p>
     <w:p>
       <w:pPr>
-        <w:spacing w:line="336" w:lineRule="auto" w:after="180"/>
-      </w:pPr>
-      <w:r>
-        <w:rPr>
-          <w:b w:val="0"/>
-        </w:rPr>
+        <w:pStyle w:val="ListBullet"/>
+      </w:pPr>
+      <w:r>
         <w:t>Attempt this case before feedback. Record any help. Earlier examples below are further practice; a case already practised with feedback cannot establish fresh transfer.</w:t>
       </w:r>
     </w:p>
@@ -487,59 +954,28 @@
         <w:pStyle w:val="Heading1"/>
       </w:pPr>
       <w:r>
-        <w:t>05. W1 Explain the mechanism</w:t>
-      </w:r>
-    </w:p>
-    <w:p>
-      <w:r>
-        <w:t>Explain the mechanism. Apply the supplied Dataset and benchmark limitations facts and keep your reasoning.</w:t>
-      </w:r>
-    </w:p>
-    <w:p>
-      <w:pPr>
-        <w:spacing w:line="336" w:lineRule="auto" w:after="180"/>
-      </w:pPr>
-      <w:r>
-        <w:rPr>
-          <w:b w:val="0"/>
-        </w:rPr>
-        <w:t xml:space="preserve">Explain the weekly </w:t>
-      </w:r>
-      <w:r>
-        <w:rPr>
-          <w:b/>
-        </w:rPr>
-        <w:t>mechanism</w:t>
-      </w:r>
-      <w:r>
-        <w:rPr>
-          <w:b w:val="0"/>
-        </w:rPr>
-        <w:t xml:space="preserve"> in your own words. Use the worked scenario to name its </w:t>
-      </w:r>
-      <w:r>
-        <w:rPr>
-          <w:b/>
-        </w:rPr>
-        <w:t>input</w:t>
-      </w:r>
-      <w:r>
-        <w:rPr>
-          <w:b w:val="0"/>
-        </w:rPr>
-        <w:t xml:space="preserve">, decision rule and </w:t>
-      </w:r>
-      <w:r>
-        <w:rPr>
-          <w:b/>
-        </w:rPr>
-        <w:t>output</w:t>
-      </w:r>
-      <w:r>
-        <w:rPr>
-          <w:b w:val="0"/>
-        </w:rPr>
-        <w:t>.</w:t>
+        <w:t>10. Project · Keep the research evidence</w:t>
+      </w:r>
+    </w:p>
+    <w:p>
+      <w:r>
+        <w:t>Preserve the question, protocol, observations, analysis and limits.</w:t>
+      </w:r>
+    </w:p>
+    <w:p>
+      <w:pPr>
+        <w:pStyle w:val="Heading2"/>
+      </w:pPr>
+      <w:r>
+        <w:t>Complete task and evidence</w:t>
+      </w:r>
+    </w:p>
+    <w:p>
+      <w:pPr>
+        <w:pStyle w:val="ListBullet"/>
+      </w:pPr>
+      <w:r>
+        <w:t>Add a labelled dataset and benchmark limitations evidence sheet to Reproducible AI Research Study. Show how you can explain the mechanism and terminology of dataset and benchmark limitations. Use the supplied fictional case and keep its inputs, intermediate steps, calculation or prediction, and limitation. Connect this record to last week’s record; a matching answer without a trace is insufficient.</w:t>
       </w:r>
     </w:p>
     <w:p>
@@ -547,7 +983,7 @@
         <w:pStyle w:val="Heading3"/>
       </w:pPr>
       <w:r>
-        <w:t>My reasoning and evidence</w:t>
+        <w:t>My project change, supporting evidence and remaining limit</w:t>
       </w:r>
     </w:p>
     <w:p>
@@ -585,471 +1021,20 @@
         <w:pStyle w:val="Heading1"/>
       </w:pPr>
       <w:r>
-        <w:t>06. W2 Trace the worked case</w:t>
-      </w:r>
-    </w:p>
-    <w:p>
-      <w:r>
-        <w:t>Trace the worked case. Apply the supplied Dataset and benchmark limitations facts and keep your reasoning.</w:t>
-      </w:r>
-    </w:p>
-    <w:p>
-      <w:pPr>
-        <w:spacing w:line="336" w:lineRule="auto" w:after="180"/>
-      </w:pPr>
-      <w:r>
-        <w:rPr>
-          <w:b w:val="0"/>
-        </w:rPr>
-        <w:t xml:space="preserve">Ten </w:t>
-      </w:r>
-      <w:r>
-        <w:rPr>
-          <w:b/>
-        </w:rPr>
-        <w:t>benchmark</w:t>
-      </w:r>
-      <w:r>
-        <w:rPr>
-          <w:b w:val="0"/>
-        </w:rPr>
-        <w:t xml:space="preserve"> rows include three copies of one source and seven other unique sources. Show the intermediate steps and give the conclusion with its scope.</w:t>
-      </w:r>
-    </w:p>
-    <w:p>
-      <w:pPr>
-        <w:pStyle w:val="Heading3"/>
-      </w:pPr>
-      <w:r>
-        <w:t>My reasoning and evidence</w:t>
-      </w:r>
-    </w:p>
-    <w:p>
-      <w:r>
-        <w:t>________________________________________________________________</w:t>
-      </w:r>
-    </w:p>
-    <w:p>
-      <w:r>
-        <w:t>________________________________________________________________</w:t>
-      </w:r>
-    </w:p>
-    <w:p>
-      <w:r>
-        <w:t>________________________________________________________________</w:t>
-      </w:r>
-    </w:p>
-    <w:p>
-      <w:r>
-        <w:t>________________________________________________________________</w:t>
-      </w:r>
-    </w:p>
-    <w:p>
-      <w:r>
-        <w:t>________________________________________________________________</w:t>
-      </w:r>
-    </w:p>
-    <w:p>
-      <w:r>
-        <w:t>________________________________________________________________</w:t>
-      </w:r>
-    </w:p>
-    <w:p>
-      <w:r>
-        <w:t>________________________________________________________________</w:t>
-      </w:r>
-    </w:p>
-    <w:p>
-      <w:pPr>
-        <w:pStyle w:val="Heading1"/>
-      </w:pPr>
-      <w:r>
-        <w:t>07. W3 Audit the limit</w:t>
-      </w:r>
-    </w:p>
-    <w:p>
-      <w:r>
-        <w:t>Audit the limit. Apply the supplied Dataset and benchmark limitations facts and keep your reasoning.</w:t>
-      </w:r>
-    </w:p>
-    <w:p>
-      <w:pPr>
-        <w:spacing w:line="336" w:lineRule="auto" w:after="180"/>
-      </w:pPr>
-      <w:r>
-        <w:rPr>
-          <w:b w:val="0"/>
-        </w:rPr>
-        <w:t xml:space="preserve">A report omits this qualification: </w:t>
-      </w:r>
-      <w:r>
-        <w:rPr>
-          <w:b/>
-        </w:rPr>
-        <w:t>Benchmark</w:t>
-      </w:r>
-      <w:r>
-        <w:rPr>
-          <w:b w:val="0"/>
-        </w:rPr>
-        <w:t xml:space="preserve"> success does not establish performance on a deployment population missing from its design.</w:t>
-      </w:r>
-    </w:p>
-    <w:p>
-      <w:pPr>
-        <w:spacing w:line="336" w:lineRule="auto" w:after="180"/>
-      </w:pPr>
-      <w:r>
-        <w:rPr>
-          <w:b w:val="0"/>
-        </w:rPr>
-        <w:t>Explain how omitting it could change a reader's interpretation, and write an accurate replacement.</w:t>
-      </w:r>
-    </w:p>
-    <w:p>
-      <w:pPr>
-        <w:pStyle w:val="Heading3"/>
-      </w:pPr>
-      <w:r>
-        <w:t>My reasoning and evidence</w:t>
-      </w:r>
-    </w:p>
-    <w:p>
-      <w:r>
-        <w:t>________________________________________________________________</w:t>
-      </w:r>
-    </w:p>
-    <w:p>
-      <w:r>
-        <w:t>________________________________________________________________</w:t>
-      </w:r>
-    </w:p>
-    <w:p>
-      <w:r>
-        <w:t>________________________________________________________________</w:t>
-      </w:r>
-    </w:p>
-    <w:p>
-      <w:r>
-        <w:t>________________________________________________________________</w:t>
-      </w:r>
-    </w:p>
-    <w:p>
-      <w:r>
-        <w:t>________________________________________________________________</w:t>
-      </w:r>
-    </w:p>
-    <w:p>
-      <w:r>
-        <w:t>________________________________________________________________</w:t>
-      </w:r>
-    </w:p>
-    <w:p>
-      <w:pPr>
-        <w:pStyle w:val="Heading1"/>
-      </w:pPr>
-      <w:r>
-        <w:t>08. W4 Apply a new case independently</w:t>
-      </w:r>
-    </w:p>
-    <w:p>
-      <w:r>
-        <w:t>Attempt before feedback. If this repeats the selected independent case, reuse that first attempt; otherwise keep a separate record. Apply a new case independently. Apply the supplied Dataset and benchmark limitations facts and keep your reasoning.</w:t>
-      </w:r>
-    </w:p>
-    <w:p>
-      <w:pPr>
-        <w:spacing w:line="336" w:lineRule="auto" w:after="180"/>
-      </w:pPr>
-      <w:r>
-        <w:rPr>
-          <w:b w:val="0"/>
-        </w:rPr>
-        <w:t>Twelve rows include four copies of one source and eight others. Count unique units and name one coverage concern.</w:t>
-      </w:r>
-    </w:p>
-    <w:p>
-      <w:pPr>
-        <w:pStyle w:val="Heading3"/>
-      </w:pPr>
-      <w:r>
-        <w:t>My reasoning and evidence</w:t>
-      </w:r>
-    </w:p>
-    <w:p>
-      <w:r>
-        <w:t>________________________________________________________________</w:t>
-      </w:r>
-    </w:p>
-    <w:p>
-      <w:r>
-        <w:t>________________________________________________________________</w:t>
-      </w:r>
-    </w:p>
-    <w:p>
-      <w:r>
-        <w:t>________________________________________________________________</w:t>
-      </w:r>
-    </w:p>
-    <w:p>
-      <w:r>
-        <w:t>________________________________________________________________</w:t>
-      </w:r>
-    </w:p>
-    <w:p>
-      <w:r>
-        <w:t>________________________________________________________________</w:t>
-      </w:r>
-    </w:p>
-    <w:p>
-      <w:r>
-        <w:t>________________________________________________________________</w:t>
-      </w:r>
-    </w:p>
-    <w:p>
-      <w:r>
-        <w:t>________________________________________________________________</w:t>
-      </w:r>
-    </w:p>
-    <w:p>
-      <w:r>
-        <w:t>________________________________________________________________</w:t>
-      </w:r>
-    </w:p>
-    <w:p>
-      <w:pPr>
-        <w:pStyle w:val="Heading1"/>
-      </w:pPr>
-      <w:r>
-        <w:t>09. W5 Design a revealing follow-up</w:t>
-      </w:r>
-    </w:p>
-    <w:p>
-      <w:r>
-        <w:t>Design a revealing follow-up. Apply the supplied Dataset and benchmark limitations facts and keep your reasoning.</w:t>
-      </w:r>
-    </w:p>
-    <w:p>
-      <w:pPr>
-        <w:spacing w:line="336" w:lineRule="auto" w:after="180"/>
-      </w:pPr>
-      <w:r>
-        <w:rPr>
-          <w:b w:val="0"/>
-        </w:rPr>
-        <w:t>For the worked scenario, propose one additional case that could reveal a failure, describe its expected outcome before running it, and explain what would need to remain fixed for a fair comparison.</w:t>
-      </w:r>
-    </w:p>
-    <w:p>
-      <w:pPr>
-        <w:spacing w:line="336" w:lineRule="auto" w:after="180"/>
-      </w:pPr>
-      <w:r>
-        <w:rPr>
-          <w:b w:val="0"/>
-        </w:rPr>
-        <w:t>Do not reuse W4 as a new final test after receiving feedback.</w:t>
-      </w:r>
-    </w:p>
-    <w:p>
-      <w:pPr>
-        <w:pStyle w:val="Heading3"/>
-      </w:pPr>
-      <w:r>
-        <w:t>My reasoning and evidence</w:t>
-      </w:r>
-    </w:p>
-    <w:p>
-      <w:r>
-        <w:t>________________________________________________________________</w:t>
-      </w:r>
-    </w:p>
-    <w:p>
-      <w:r>
-        <w:t>________________________________________________________________</w:t>
-      </w:r>
-    </w:p>
-    <w:p>
-      <w:r>
-        <w:t>________________________________________________________________</w:t>
-      </w:r>
-    </w:p>
-    <w:p>
-      <w:r>
-        <w:t>________________________________________________________________</w:t>
-      </w:r>
-    </w:p>
-    <w:p>
-      <w:r>
-        <w:t>________________________________________________________________</w:t>
-      </w:r>
-    </w:p>
-    <w:p>
-      <w:r>
-        <w:t>________________________________________________________________</w:t>
-      </w:r>
-    </w:p>
-    <w:p>
-      <w:r>
-        <w:t>________________________________________________________________</w:t>
-      </w:r>
-    </w:p>
-    <w:p>
-      <w:pPr>
-        <w:pStyle w:val="Heading1"/>
-      </w:pPr>
-      <w:r>
-        <w:t>10. Project checkpoint and reflection</w:t>
-      </w:r>
-    </w:p>
-    <w:p>
-      <w:r>
-        <w:t>Connect Dataset and benchmark limitations to Reproducible AI Research Study, identify a limit and choose the next useful test.</w:t>
-      </w:r>
-    </w:p>
-    <w:p>
-      <w:pPr>
-        <w:spacing w:line="336" w:lineRule="auto" w:after="180"/>
-      </w:pPr>
-      <w:r>
-        <w:rPr>
-          <w:b w:val="0"/>
-        </w:rPr>
-        <w:t xml:space="preserve">Add a labelled dataset and </w:t>
-      </w:r>
-      <w:r>
-        <w:rPr>
-          <w:b/>
-        </w:rPr>
-        <w:t>benchmark</w:t>
-      </w:r>
-      <w:r>
-        <w:rPr>
-          <w:b w:val="0"/>
-        </w:rPr>
-        <w:t xml:space="preserve"> limitations </w:t>
-      </w:r>
-      <w:r>
-        <w:rPr>
-          <w:b/>
-        </w:rPr>
-        <w:t>evidence</w:t>
-      </w:r>
-      <w:r>
-        <w:rPr>
-          <w:b w:val="0"/>
-        </w:rPr>
-        <w:t xml:space="preserve"> sheet to Reproducible AI Research Study. Show how you can explain the </w:t>
-      </w:r>
-      <w:r>
-        <w:rPr>
-          <w:b/>
-        </w:rPr>
-        <w:t>mechanism</w:t>
-      </w:r>
-      <w:r>
-        <w:rPr>
-          <w:b w:val="0"/>
-        </w:rPr>
-        <w:t xml:space="preserve"> and terminology of dataset and </w:t>
-      </w:r>
-      <w:r>
-        <w:rPr>
-          <w:b/>
-        </w:rPr>
-        <w:t>benchmark</w:t>
-      </w:r>
-      <w:r>
-        <w:rPr>
-          <w:b w:val="0"/>
-        </w:rPr>
-        <w:t xml:space="preserve"> limitations.</w:t>
-      </w:r>
-    </w:p>
-    <w:p>
-      <w:pPr>
-        <w:spacing w:line="336" w:lineRule="auto" w:after="180"/>
-      </w:pPr>
-      <w:r>
-        <w:rPr>
-          <w:b w:val="0"/>
-        </w:rPr>
-        <w:t xml:space="preserve">Use the supplied fictional case and keep its </w:t>
-      </w:r>
-      <w:r>
-        <w:rPr>
-          <w:b/>
-        </w:rPr>
-        <w:t>input</w:t>
-      </w:r>
-      <w:r>
-        <w:rPr>
-          <w:b w:val="0"/>
-        </w:rPr>
-        <w:t xml:space="preserve">s, intermediate steps, calculation or </w:t>
-      </w:r>
-      <w:r>
-        <w:rPr>
-          <w:b/>
-        </w:rPr>
-        <w:t>prediction</w:t>
-      </w:r>
-      <w:r>
-        <w:rPr>
-          <w:b w:val="0"/>
-        </w:rPr>
-        <w:t>, and limitation. Connect this record to last week’s record; a matching answer without a trace is insufficient.</w:t>
-      </w:r>
-    </w:p>
-    <w:p>
-      <w:pPr>
-        <w:pStyle w:val="Heading3"/>
-      </w:pPr>
-      <w:r>
-        <w:t>My project change, supporting evidence and remaining limit</w:t>
-      </w:r>
-    </w:p>
-    <w:p>
-      <w:r>
-        <w:t>________________________________________________________________</w:t>
-      </w:r>
-    </w:p>
-    <w:p>
-      <w:r>
-        <w:t>________________________________________________________________</w:t>
-      </w:r>
-    </w:p>
-    <w:p>
-      <w:r>
-        <w:t>________________________________________________________________</w:t>
-      </w:r>
-    </w:p>
-    <w:p>
-      <w:r>
-        <w:t>________________________________________________________________</w:t>
-      </w:r>
-    </w:p>
-    <w:p>
-      <w:r>
-        <w:t>________________________________________________________________</w:t>
-      </w:r>
-    </w:p>
-    <w:p>
-      <w:r>
-        <w:t>________________________________________________________________</w:t>
-      </w:r>
-    </w:p>
-    <w:p>
-      <w:pPr>
-        <w:pStyle w:val="Heading1"/>
-      </w:pPr>
-      <w:r>
-        <w:t>11. Feedback, return check and learning record</w:t>
-      </w:r>
-    </w:p>
-    <w:p>
-      <w:r>
-        <w:t>Record the first repaired step and a different case to revisit after a delay.</w:t>
+        <w:t>11. Feedback · Repair and return</w:t>
+      </w:r>
+    </w:p>
+    <w:p>
+      <w:r>
+        <w:t>Keep this task’s inputs,rule and response together.</w:t>
+      </w:r>
+    </w:p>
+    <w:p>
+      <w:pPr>
+        <w:pStyle w:val="Heading2"/>
+      </w:pPr>
+      <w:r>
+        <w:t>Complete task and evidence</w:t>
       </w:r>
     </w:p>
     <w:tbl>
@@ -1190,12 +1175,9 @@
     </w:tbl>
     <w:p>
       <w:pPr>
-        <w:spacing w:line="336" w:lineRule="auto" w:after="180"/>
-      </w:pPr>
-      <w:r>
-        <w:rPr>
-          <w:b w:val="0"/>
-        </w:rPr>
+        <w:pStyle w:val="ListBullet"/>
+      </w:pPr>
+      <w:r>
         <w:t>Revisit this idea with your teacher after a delay. Familiarity is different from explaining and using it on a changed case.</w:t>
       </w:r>
     </w:p>
@@ -1204,58 +1186,358 @@
         <w:pStyle w:val="Heading1"/>
       </w:pPr>
       <w:r>
-        <w:t>12. Pictorial case practice: Dataset and benchmark limitations</w:t>
-      </w:r>
-    </w:p>
-    <w:p>
-      <w:r>
-        <w:t>A benchmark can miss the intended setting. A plant model is evaluated on clean indoor photos but proposed for shaded outdoor photos. Explain the labelled step before checking the changed condition.</w:t>
-      </w:r>
-    </w:p>
-    <w:p>
-      <w:pPr>
-        <w:spacing w:line="336" w:lineRule="auto" w:after="180"/>
-      </w:pPr>
-      <w:r>
-        <w:rPr>
-          <w:b w:val="0"/>
-        </w:rPr>
-        <w:t xml:space="preserve">A </w:t>
-      </w:r>
-      <w:r>
-        <w:rPr>
-          <w:b/>
-        </w:rPr>
-        <w:t>benchmark</w:t>
-      </w:r>
-      <w:r>
-        <w:rPr>
-          <w:b w:val="0"/>
-        </w:rPr>
-        <w:t xml:space="preserve"> can miss the intended setting. A plant model is evaluated on clean indoor photos but proposed for shaded outdoor photos.</w:t>
-      </w:r>
-    </w:p>
-    <w:p>
-      <w:pPr>
-        <w:spacing w:line="336" w:lineRule="auto" w:after="180"/>
-      </w:pPr>
-      <w:r>
-        <w:rPr>
-          <w:b w:val="0"/>
-        </w:rPr>
-        <w:t xml:space="preserve">Indoor </w:t>
-      </w:r>
-      <w:r>
-        <w:rPr>
-          <w:b/>
-        </w:rPr>
-        <w:t>benchmark</w:t>
-      </w:r>
-      <w:r>
-        <w:rPr>
-          <w:b w:val="0"/>
-        </w:rPr>
-        <w:t>: 9/10 correct. No outdoor cases are present. The same model is intended for both.</w:t>
+        <w:t>Reference bank and extra practice</w:t>
+      </w:r>
+    </w:p>
+    <w:p>
+      <w:pPr>
+        <w:pStyle w:val="Heading1"/>
+      </w:pPr>
+      <w:r>
+        <w:t>02. Reference · Supported W2 record</w:t>
+      </w:r>
+    </w:p>
+    <w:p>
+      <w:r>
+        <w:t>Keep this task’s inputs,rule and response together.</w:t>
+      </w:r>
+    </w:p>
+    <w:p>
+      <w:pPr>
+        <w:pStyle w:val="Heading2"/>
+      </w:pPr>
+      <w:r>
+        <w:t>Complete task and evidence</w:t>
+      </w:r>
+    </w:p>
+    <w:p>
+      <w:pPr>
+        <w:pStyle w:val="ListBullet"/>
+      </w:pPr>
+      <w:r>
+        <w:t>Use W2: Trace the worked case for Dataset and benchmark limitations. Record the answer once; the lesson and workbook refer to the same attempt.</w:t>
+      </w:r>
+    </w:p>
+    <w:tbl>
+      <w:tblPr>
+        <w:tblStyle w:val="LightShading-Accent1"/>
+        <w:tblW w:type="auto" w:w="0"/>
+        <w:tblLook w:firstColumn="1" w:firstRow="1" w:lastColumn="0" w:lastRow="0" w:noHBand="0" w:noVBand="1" w:val="04A0"/>
+      </w:tblPr>
+      <w:tblGrid>
+        <w:gridCol w:w="2556"/>
+        <w:gridCol w:w="2556"/>
+        <w:gridCol w:w="2556"/>
+        <w:gridCol w:w="2556"/>
+      </w:tblGrid>
+      <w:tr>
+        <w:trPr>
+          <w:tblHeader/>
+        </w:trPr>
+        <w:tc>
+          <w:tcPr>
+            <w:tcW w:type="dxa" w:w="2556"/>
+          </w:tcPr>
+          <w:p>
+            <w:r>
+              <w:t>Given inputs</w:t>
+            </w:r>
+          </w:p>
+        </w:tc>
+        <w:tc>
+          <w:tcPr>
+            <w:tcW w:type="dxa" w:w="2556"/>
+          </w:tcPr>
+          <w:p>
+            <w:r>
+              <w:t>Procedure I chose</w:t>
+            </w:r>
+          </w:p>
+        </w:tc>
+        <w:tc>
+          <w:tcPr>
+            <w:tcW w:type="dxa" w:w="2556"/>
+          </w:tcPr>
+          <w:p>
+            <w:r>
+              <w:t>Middle steps</w:t>
+            </w:r>
+          </w:p>
+        </w:tc>
+        <w:tc>
+          <w:tcPr>
+            <w:tcW w:type="dxa" w:w="2556"/>
+          </w:tcPr>
+          <w:p>
+            <w:r>
+              <w:t>Result and check</w:t>
+            </w:r>
+          </w:p>
+        </w:tc>
+      </w:tr>
+      <w:tr>
+        <w:tc>
+          <w:tcPr>
+            <w:tcW w:type="dxa" w:w="2556"/>
+          </w:tcPr>
+          <w:p>
+            <w:r/>
+          </w:p>
+        </w:tc>
+        <w:tc>
+          <w:tcPr>
+            <w:tcW w:type="dxa" w:w="2556"/>
+          </w:tcPr>
+          <w:p>
+            <w:r/>
+          </w:p>
+        </w:tc>
+        <w:tc>
+          <w:tcPr>
+            <w:tcW w:type="dxa" w:w="2556"/>
+          </w:tcPr>
+          <w:p>
+            <w:r/>
+          </w:p>
+        </w:tc>
+        <w:tc>
+          <w:tcPr>
+            <w:tcW w:type="dxa" w:w="2556"/>
+          </w:tcPr>
+          <w:p>
+            <w:r/>
+          </w:p>
+        </w:tc>
+      </w:tr>
+    </w:tbl>
+    <w:p>
+      <w:pPr>
+        <w:pStyle w:val="Heading3"/>
+      </w:pPr>
+      <w:r>
+        <w:t>The step I completed without help, and the hint I needed</w:t>
+      </w:r>
+    </w:p>
+    <w:p>
+      <w:r>
+        <w:t>________________________________________________________________</w:t>
+      </w:r>
+    </w:p>
+    <w:p>
+      <w:r>
+        <w:t>________________________________________________________________</w:t>
+      </w:r>
+    </w:p>
+    <w:p>
+      <w:r>
+        <w:t>________________________________________________________________</w:t>
+      </w:r>
+    </w:p>
+    <w:p>
+      <w:pPr>
+        <w:pStyle w:val="Heading1"/>
+      </w:pPr>
+      <w:r>
+        <w:t>03. Extra practice · Individual reasoning check</w:t>
+      </w:r>
+    </w:p>
+    <w:p>
+      <w:r>
+        <w:t>Keep this task’s inputs,rule and response together.</w:t>
+      </w:r>
+    </w:p>
+    <w:p>
+      <w:pPr>
+        <w:pStyle w:val="Heading2"/>
+      </w:pPr>
+      <w:r>
+        <w:t>Complete task and evidence</w:t>
+      </w:r>
+    </w:p>
+    <w:p>
+      <w:pPr>
+        <w:pStyle w:val="ListBullet"/>
+      </w:pPr>
+      <w:r>
+        <w:t>Use the worked case for Dataset and benchmark limitations. Proposed explanation: “The worked result establishes every future case”. Decide whether this explanation is supported. Point to the step or supplied fact that decides; explain your repair if needed.</w:t>
+      </w:r>
+    </w:p>
+    <w:p>
+      <w:pPr>
+        <w:pStyle w:val="Heading3"/>
+      </w:pPr>
+      <w:r>
+        <w:t>My explanation before partner discussion</w:t>
+      </w:r>
+    </w:p>
+    <w:p>
+      <w:r>
+        <w:t>________________________________________________________________</w:t>
+      </w:r>
+    </w:p>
+    <w:p>
+      <w:r>
+        <w:t>________________________________________________________________</w:t>
+      </w:r>
+    </w:p>
+    <w:p>
+      <w:r>
+        <w:t>________________________________________________________________</w:t>
+      </w:r>
+    </w:p>
+    <w:p>
+      <w:r>
+        <w:t>________________________________________________________________</w:t>
+      </w:r>
+    </w:p>
+    <w:p>
+      <w:pPr>
+        <w:pStyle w:val="Heading1"/>
+      </w:pPr>
+      <w:r>
+        <w:t>08. Reference · Earlier W4 response copy</w:t>
+      </w:r>
+    </w:p>
+    <w:p>
+      <w:r>
+        <w:t>Keep this task’s inputs,rule and response together.</w:t>
+      </w:r>
+    </w:p>
+    <w:p>
+      <w:pPr>
+        <w:pStyle w:val="Heading2"/>
+      </w:pPr>
+      <w:r>
+        <w:t>Complete task and evidence</w:t>
+      </w:r>
+    </w:p>
+    <w:p>
+      <w:pPr>
+        <w:pStyle w:val="ListBullet"/>
+      </w:pPr>
+      <w:r>
+        <w:t>Twelve rows include four copies of one source and eight others. Count unique units and name one coverage concern.</w:t>
+      </w:r>
+    </w:p>
+    <w:p>
+      <w:pPr>
+        <w:pStyle w:val="Heading3"/>
+      </w:pPr>
+      <w:r>
+        <w:t>My reasoning and evidence</w:t>
+      </w:r>
+    </w:p>
+    <w:p>
+      <w:r>
+        <w:t>________________________________________________________________</w:t>
+      </w:r>
+    </w:p>
+    <w:p>
+      <w:r>
+        <w:t>________________________________________________________________</w:t>
+      </w:r>
+    </w:p>
+    <w:p>
+      <w:r>
+        <w:t>________________________________________________________________</w:t>
+      </w:r>
+    </w:p>
+    <w:p>
+      <w:r>
+        <w:t>________________________________________________________________</w:t>
+      </w:r>
+    </w:p>
+    <w:p>
+      <w:r>
+        <w:t>________________________________________________________________</w:t>
+      </w:r>
+    </w:p>
+    <w:p>
+      <w:r>
+        <w:t>________________________________________________________________</w:t>
+      </w:r>
+    </w:p>
+    <w:p>
+      <w:r>
+        <w:t>________________________________________________________________</w:t>
+      </w:r>
+    </w:p>
+    <w:p>
+      <w:r>
+        <w:t>________________________________________________________________</w:t>
+      </w:r>
+    </w:p>
+    <w:p>
+      <w:pPr>
+        <w:pStyle w:val="Heading1"/>
+      </w:pPr>
+      <w:r>
+        <w:t>12. Extra practice · Pictured case</w:t>
+      </w:r>
+    </w:p>
+    <w:p>
+      <w:r>
+        <w:t>Keep this task’s inputs,rule and response together.</w:t>
+      </w:r>
+    </w:p>
+    <w:p>
+      <w:pPr>
+        <w:pStyle w:val="Heading2"/>
+      </w:pPr>
+      <w:r>
+        <w:t>Complete task and evidence</w:t>
+      </w:r>
+    </w:p>
+    <w:p>
+      <w:r>
+        <w:drawing>
+          <wp:inline xmlns:a="http://schemas.openxmlformats.org/drawingml/2006/main" xmlns:pic="http://schemas.openxmlformats.org/drawingml/2006/picture">
+            <wp:extent cx="5486400" cy="3029913"/>
+            <wp:docPr id="1" name="Picture 1" descr="Indoor benchmark has nine correct of ten, or ninety percent. Outdoor shade initially has no measured cases, so performance is unknown. Changed scenario supplies two correct of four outdoor cases, or fifty percent; pooling gives eleven of fourteen, approximately seventy-eight point six percent, which is not the outdoor rate."/>
+            <wp:cNvGraphicFramePr>
+              <a:graphicFrameLocks noChangeAspect="1"/>
+            </wp:cNvGraphicFramePr>
+            <a:graphic>
+              <a:graphicData uri="http://schemas.openxmlformats.org/drawingml/2006/picture">
+                <pic:pic>
+                  <pic:nvPicPr>
+                    <pic:cNvPr id="0" name="ai-7-18-benchmark-coverage.png"/>
+                    <pic:cNvPicPr/>
+                  </pic:nvPicPr>
+                  <pic:blipFill>
+                    <a:blip r:embed="rId9"/>
+                    <a:stretch>
+                      <a:fillRect/>
+                    </a:stretch>
+                  </pic:blipFill>
+                  <pic:spPr>
+                    <a:xfrm>
+                      <a:off x="0" y="0"/>
+                      <a:ext cx="5486400" cy="3029913"/>
+                    </a:xfrm>
+                    <a:prstGeom prst="rect"/>
+                  </pic:spPr>
+                </pic:pic>
+              </a:graphicData>
+            </a:graphic>
+          </wp:inline>
+        </w:drawing>
+      </w:r>
+    </w:p>
+    <w:p>
+      <w:pPr>
+        <w:pStyle w:val="ListBullet"/>
+      </w:pPr>
+      <w:r>
+        <w:t>A benchmark can miss the intended setting. A plant model is evaluated on clean indoor photos but proposed for shaded outdoor photos.</w:t>
+      </w:r>
+    </w:p>
+    <w:p>
+      <w:pPr>
+        <w:pStyle w:val="ListBullet"/>
+      </w:pPr>
+      <w:r>
+        <w:t>Indoor benchmark: 9/10 correct. No outdoor cases are present. The same model is intended for both.</w:t>
       </w:r>
     </w:p>
     <w:p>
@@ -1263,7 +1545,7 @@
         <w:drawing>
           <wp:inline xmlns:a="http://schemas.openxmlformats.org/drawingml/2006/main" xmlns:pic="http://schemas.openxmlformats.org/drawingml/2006/picture">
             <wp:extent cx="5486400" cy="3077029"/>
-            <wp:docPr id="1" name="Picture 1" descr="Benchmark conditions"/>
+            <wp:docPr id="2" name="Picture 2" descr="Benchmark conditions"/>
             <wp:cNvGraphicFramePr>
               <a:graphicFrameLocks noChangeAspect="1"/>
             </wp:cNvGraphicFramePr>
@@ -1275,7 +1557,7 @@
                     <pic:cNvPicPr/>
                   </pic:nvPicPr>
                   <pic:blipFill>
-                    <a:blip r:embed="rId9"/>
+                    <a:blip r:embed="rId10"/>
                     <a:stretch>
                       <a:fillRect/>
                     </a:stretch>
@@ -1299,7 +1581,7 @@
         <w:drawing>
           <wp:inline xmlns:a="http://schemas.openxmlformats.org/drawingml/2006/main" xmlns:pic="http://schemas.openxmlformats.org/drawingml/2006/picture">
             <wp:extent cx="5486400" cy="5145314"/>
-            <wp:docPr id="2" name="Picture 2" descr="Dataset and benchmark limitations. Name measured setting: All ten benchmark images are clean indoor photos.. Report the result: The observed indoor score is 90%.. Name missing evidence: Outdoor shade performance remains unmeasured."/>
+            <wp:docPr id="3" name="Picture 3" descr="Dataset and benchmark limitations. Name measured setting: All ten benchmark images are clean indoor photos.. Report the result: The observed indoor score is 90%.. Name missing evidence: Outdoor shade performance remains unmeasured."/>
             <wp:cNvGraphicFramePr>
               <a:graphicFrameLocks noChangeAspect="1"/>
             </wp:cNvGraphicFramePr>
@@ -1311,7 +1593,7 @@
                     <pic:cNvPicPr/>
                   </pic:nvPicPr>
                   <pic:blipFill>
-                    <a:blip r:embed="rId10"/>
+                    <a:blip r:embed="rId11"/>
                     <a:stretch>
                       <a:fillRect/>
                     </a:stretch>
@@ -1332,26 +1614,10 @@
     </w:p>
     <w:p>
       <w:pPr>
-        <w:spacing w:line="336" w:lineRule="auto" w:after="180"/>
-        <w:shd w:fill="F5F1FB"/>
-      </w:pPr>
-      <w:r>
-        <w:rPr>
-          <w:b w:val="0"/>
-        </w:rPr>
-        <w:t xml:space="preserve">Report the indoor </w:t>
-      </w:r>
-      <w:r>
-        <w:rPr>
-          <w:b/>
-        </w:rPr>
-        <w:t>benchmark</w:t>
-      </w:r>
-      <w:r>
-        <w:rPr>
-          <w:b w:val="0"/>
-        </w:rPr>
-        <w:t xml:space="preserve"> with its denominator and missing condition. After two correct outdoor cases out of four are added, what slice rate is supported and what remains uncertain?</w:t>
+        <w:pStyle w:val="ListBullet"/>
+      </w:pPr>
+      <w:r>
+        <w:t>Report the indoor benchmark with its denominator and missing condition. After two correct outdoor cases out of four are added, what slice rate is supported and what remains uncertain?</w:t>
       </w:r>
     </w:p>
     <w:p>
@@ -1394,56 +1660,18 @@
     </w:p>
     <w:p>
       <w:pPr>
-        <w:pStyle w:val="Heading3"/>
-      </w:pPr>
-      <w:r>
-        <w:t>Record the help used</w:t>
-      </w:r>
-    </w:p>
-    <w:p>
-      <w:pPr>
-        <w:spacing w:line="336" w:lineRule="auto" w:after="180"/>
-        <w:shd w:fill="F1F6F8"/>
-      </w:pPr>
-      <w:r>
-        <w:rPr>
-          <w:b w:val="0"/>
-        </w:rPr>
-        <w:t xml:space="preserve">Support used: alone / hint / worked example. This record is practice </w:t>
-      </w:r>
-      <w:r>
-        <w:rPr>
-          <w:b/>
-        </w:rPr>
-        <w:t>evidence</w:t>
-      </w:r>
-      <w:r>
-        <w:rPr>
-          <w:b w:val="0"/>
-        </w:rPr>
-        <w:t>.</w:t>
-      </w:r>
-    </w:p>
-    <w:p>
-      <w:pPr>
-        <w:spacing w:line="336" w:lineRule="auto" w:after="180"/>
-      </w:pPr>
-      <w:r>
-        <w:rPr>
-          <w:b w:val="0"/>
-        </w:rPr>
-        <w:t>Project connection: For the Reproducible AI Research Study, retain an annotated worked trace and the changed-case reasoning.</w:t>
-      </w:r>
-    </w:p>
-    <w:p>
-      <w:pPr>
-        <w:spacing w:line="336" w:lineRule="auto" w:after="180"/>
-      </w:pPr>
-      <w:r>
-        <w:rPr>
-          <w:b w:val="0"/>
-        </w:rPr>
-        <w:t>Connect the claim to its records, units and assumptions so another investigator can challenge or reproduce it.</w:t>
+        <w:pStyle w:val="ListBullet"/>
+      </w:pPr>
+      <w:r>
+        <w:t>Support used: alone / hint / worked example. This record is practice evidence.</w:t>
+      </w:r>
+    </w:p>
+    <w:p>
+      <w:pPr>
+        <w:pStyle w:val="ListBullet"/>
+      </w:pPr>
+      <w:r>
+        <w:t>Project connection: For the Reproducible AI Research Study, retain an annotated worked trace and the changed-case reasoning. Connect the claim to its records, units and assumptions so another investigator can challenge or reproduce it.</w:t>
       </w:r>
     </w:p>
     <w:p>
@@ -1451,44 +1679,43 @@
         <w:pStyle w:val="Heading1"/>
       </w:pPr>
       <w:r>
-        <w:t>13. Project portfolio milestone</w:t>
-      </w:r>
-    </w:p>
-    <w:p>
-      <w:r>
-        <w:t>Keep this week’s input, deciding step, result and limit together in the Reproducible AI Research Study record.</w:t>
-      </w:r>
-    </w:p>
-    <w:p>
-      <w:pPr>
-        <w:spacing w:line="336" w:lineRule="auto" w:after="180"/>
-      </w:pPr>
-      <w:r>
-        <w:rPr>
-          <w:b w:val="0"/>
-        </w:rPr>
+        <w:t>13. Reference · Project milestone</w:t>
+      </w:r>
+    </w:p>
+    <w:p>
+      <w:r>
+        <w:t>Keep this task’s inputs,rule and response together.</w:t>
+      </w:r>
+    </w:p>
+    <w:p>
+      <w:pPr>
+        <w:pStyle w:val="Heading2"/>
+      </w:pPr>
+      <w:r>
+        <w:t>Complete task and evidence</w:t>
+      </w:r>
+    </w:p>
+    <w:p>
+      <w:pPr>
+        <w:pStyle w:val="ListBullet"/>
+      </w:pPr>
+      <w:r>
         <w:t>Project: Reproducible AI Research Study</w:t>
       </w:r>
     </w:p>
     <w:p>
       <w:pPr>
-        <w:spacing w:line="336" w:lineRule="auto" w:after="180"/>
-      </w:pPr>
-      <w:r>
-        <w:rPr>
-          <w:b w:val="0"/>
-        </w:rPr>
+        <w:pStyle w:val="ListBullet"/>
+      </w:pPr>
+      <w:r>
         <w:t>Current milestone: Test changed cases. Keep normal, boundary and failure cases; compare expected and observed results.</w:t>
       </w:r>
     </w:p>
     <w:p>
       <w:pPr>
-        <w:spacing w:line="336" w:lineRule="auto" w:after="180"/>
-      </w:pPr>
-      <w:r>
-        <w:rPr>
-          <w:b w:val="0"/>
-        </w:rPr>
+        <w:pStyle w:val="ListBullet"/>
+      </w:pPr>
+      <w:r>
         <w:t>For the Reproducible AI Research Study, retain an annotated worked trace and the changed-case reasoning. Connect the claim to its records, units and assumptions so another investigator can challenge or reproduce it.</w:t>
       </w:r>
     </w:p>
@@ -1646,12 +1873,456 @@
         <w:pStyle w:val="Heading1"/>
       </w:pPr>
       <w:r>
-        <w:t>14. Supported practice and learning evidence</w:t>
-      </w:r>
-    </w:p>
-    <w:p>
-      <w:r>
-        <w:t>Try the supported questions before comparing with hints and feedback. Record what you repaired and the evidence you retained.</w:t>
+        <w:t>14. Extra practice · Predict,check and repair</w:t>
+      </w:r>
+    </w:p>
+    <w:p>
+      <w:r>
+        <w:t>Keep supported feedback separate from the independent case.</w:t>
+      </w:r>
+    </w:p>
+    <w:p>
+      <w:pPr>
+        <w:pStyle w:val="Heading2"/>
+      </w:pPr>
+      <w:r>
+        <w:t>First supported question and optional hint</w:t>
+      </w:r>
+    </w:p>
+    <w:p>
+      <w:pPr>
+        <w:pStyle w:val="ListBullet"/>
+      </w:pPr>
+      <w:r>
+        <w:t>A benchmark can miss the intended setting. A plant model is evaluated on clean indoor photos but proposed for shaded outdoor photos.</w:t>
+      </w:r>
+    </w:p>
+    <w:p>
+      <w:pPr>
+        <w:pStyle w:val="Heading3"/>
+      </w:pPr>
+      <w:r>
+        <w:t>Practice 1: explain the deciding evidence</w:t>
+      </w:r>
+    </w:p>
+    <w:p>
+      <w:pPr>
+        <w:pStyle w:val="ListBullet"/>
+      </w:pPr>
+      <w:r>
+        <w:t>Which labelled step matches this detail? Outdoor shade performance remains unmeasured.</w:t>
+      </w:r>
+    </w:p>
+    <w:p>
+      <w:pPr>
+        <w:pStyle w:val="ListBullet"/>
+      </w:pPr>
+      <w:r>
+        <w:t>1. Report the result</w:t>
+      </w:r>
+    </w:p>
+    <w:p>
+      <w:pPr>
+        <w:pStyle w:val="ListBullet"/>
+      </w:pPr>
+      <w:r>
+        <w:t>2. Name measured setting</w:t>
+      </w:r>
+    </w:p>
+    <w:p>
+      <w:pPr>
+        <w:pStyle w:val="ListBullet"/>
+      </w:pPr>
+      <w:r>
+        <w:t>3. Name missing evidence</w:t>
+      </w:r>
+    </w:p>
+    <w:p>
+      <w:pPr>
+        <w:pStyle w:val="Heading3"/>
+      </w:pPr>
+      <w:r>
+        <w:t>My selected conclusion, deciding fact and explanation</w:t>
+      </w:r>
+    </w:p>
+    <w:p>
+      <w:r>
+        <w:t>________________________________________________________________</w:t>
+      </w:r>
+    </w:p>
+    <w:p>
+      <w:r>
+        <w:t>________________________________________________________________</w:t>
+      </w:r>
+    </w:p>
+    <w:p>
+      <w:r>
+        <w:t>________________________________________________________________</w:t>
+      </w:r>
+    </w:p>
+    <w:p>
+      <w:r>
+        <w:t>________________________________________________________________</w:t>
+      </w:r>
+    </w:p>
+    <w:p>
+      <w:r>
+        <w:t>________________________________________________________________</w:t>
+      </w:r>
+    </w:p>
+    <w:p>
+      <w:pPr>
+        <w:pStyle w:val="ListBullet"/>
+      </w:pPr>
+      <w:r>
+        <w:t>Hint if needed: Read the steps in the pictorial case. Match the supplied detail to the stage that performs or records it.</w:t>
+      </w:r>
+    </w:p>
+    <w:p>
+      <w:pPr>
+        <w:pStyle w:val="Heading2"/>
+      </w:pPr>
+      <w:r>
+        <w:t>Check after the first attempt · reference / check after trying</w:t>
+      </w:r>
+    </w:p>
+    <w:p>
+      <w:pPr>
+        <w:spacing w:line="336" w:lineRule="auto" w:after="180"/>
+      </w:pPr>
+      <w:r>
+        <w:rPr>
+          <w:b w:val="0"/>
+        </w:rPr>
+        <w:t xml:space="preserve">After your attempt, compare with the supported explanation: Name missing </w:t>
+      </w:r>
+      <w:r>
+        <w:rPr>
+          <w:b/>
+        </w:rPr>
+        <w:t>evidence</w:t>
+      </w:r>
+      <w:r>
+        <w:rPr>
+          <w:b w:val="0"/>
+        </w:rPr>
+        <w:t xml:space="preserve"> Outdoor shade performance remains unmeasured. A </w:t>
+      </w:r>
+      <w:r>
+        <w:rPr>
+          <w:b/>
+        </w:rPr>
+        <w:t>benchmark</w:t>
+      </w:r>
+      <w:r>
+        <w:rPr>
+          <w:b w:val="0"/>
+        </w:rPr>
+        <w:t xml:space="preserve"> represents particular tasks and collection conditions.</w:t>
+      </w:r>
+    </w:p>
+    <w:p>
+      <w:pPr>
+        <w:spacing w:line="336" w:lineRule="auto" w:after="180"/>
+      </w:pPr>
+      <w:r>
+        <w:rPr>
+          <w:b w:val="0"/>
+        </w:rPr>
+        <w:t>High performance on it cannot automatically establish fitness for a different deployment setting.</w:t>
+      </w:r>
+    </w:p>
+    <w:p>
+      <w:pPr>
+        <w:pStyle w:val="Heading2"/>
+      </w:pPr>
+      <w:r>
+        <w:t>Changed-case question and optional hint</w:t>
+      </w:r>
+    </w:p>
+    <w:p>
+      <w:pPr>
+        <w:pStyle w:val="Heading3"/>
+      </w:pPr>
+      <w:r>
+        <w:t>Practice 2: explain the deciding evidence</w:t>
+      </w:r>
+    </w:p>
+    <w:p>
+      <w:pPr>
+        <w:pStyle w:val="ListBullet"/>
+      </w:pPr>
+      <w:r>
+        <w:t>Changed-case practice: Add four reserved outdoor cases, of which two are correct. Which conclusion is supported by the supplied facts?</w:t>
+      </w:r>
+    </w:p>
+    <w:p>
+      <w:pPr>
+        <w:pStyle w:val="ListBullet"/>
+      </w:pPr>
+      <w:r>
+        <w:t>1. Report the outdoor slice as 2/4=50%, separately from indoor results.</w:t>
+      </w:r>
+    </w:p>
+    <w:p>
+      <w:pPr>
+        <w:pStyle w:val="ListBullet"/>
+      </w:pPr>
+      <w:r>
+        <w:t>2. We can decide the result without examining the changed input or the procedure.</w:t>
+      </w:r>
+    </w:p>
+    <w:p>
+      <w:pPr>
+        <w:pStyle w:val="ListBullet"/>
+      </w:pPr>
+      <w:r>
+        <w:t>3. This one example guarantees correct results for every future input.</w:t>
+      </w:r>
+    </w:p>
+    <w:p>
+      <w:pPr>
+        <w:pStyle w:val="Heading3"/>
+      </w:pPr>
+      <w:r>
+        <w:t>My selected conclusion, deciding fact and explanation</w:t>
+      </w:r>
+    </w:p>
+    <w:p>
+      <w:r>
+        <w:t>________________________________________________________________</w:t>
+      </w:r>
+    </w:p>
+    <w:p>
+      <w:r>
+        <w:t>________________________________________________________________</w:t>
+      </w:r>
+    </w:p>
+    <w:p>
+      <w:r>
+        <w:t>________________________________________________________________</w:t>
+      </w:r>
+    </w:p>
+    <w:p>
+      <w:r>
+        <w:t>________________________________________________________________</w:t>
+      </w:r>
+    </w:p>
+    <w:p>
+      <w:r>
+        <w:t>________________________________________________________________</w:t>
+      </w:r>
+    </w:p>
+    <w:p>
+      <w:pPr>
+        <w:pStyle w:val="ListBullet"/>
+      </w:pPr>
+      <w:r>
+        <w:t>Hint if needed: Use the changed condition and the deciding step in the pictorial trace. The answer must say what follows from those facts.</w:t>
+      </w:r>
+    </w:p>
+    <w:p>
+      <w:pPr>
+        <w:pStyle w:val="Heading2"/>
+      </w:pPr>
+      <w:r>
+        <w:t>Check after the changed attempt · reference / check after trying</w:t>
+      </w:r>
+    </w:p>
+    <w:p>
+      <w:pPr>
+        <w:spacing w:line="336" w:lineRule="auto" w:after="180"/>
+      </w:pPr>
+      <w:r>
+        <w:rPr>
+          <w:b w:val="0"/>
+        </w:rPr>
+        <w:t>After your attempt, compare with the supported explanation: Report the outdoor slice as 2/4=50%, separately from indoor results. The new records finally measure the missing condition, with a small denominator.</w:t>
+      </w:r>
+    </w:p>
+    <w:p>
+      <w:pPr>
+        <w:pStyle w:val="Heading2"/>
+      </w:pPr>
+      <w:r>
+        <w:t>Repair and retain the record</w:t>
+      </w:r>
+    </w:p>
+    <w:p>
+      <w:pPr>
+        <w:spacing w:line="336" w:lineRule="auto" w:after="180"/>
+      </w:pPr>
+      <w:r>
+        <w:rPr>
+          <w:b w:val="0"/>
+        </w:rPr>
+        <w:t xml:space="preserve">Review Sensitivity analysis (ai-7/17). Goal: Explain the </w:t>
+      </w:r>
+      <w:r>
+        <w:rPr>
+          <w:b/>
+        </w:rPr>
+        <w:t>mechanism</w:t>
+      </w:r>
+      <w:r>
+        <w:rPr>
+          <w:b w:val="0"/>
+        </w:rPr>
+        <w:t xml:space="preserve"> and terminology of sensitivity analysis. Short practice: Classify 0.4, 0.6 and 0.8 at cutoffs 0.5, 0.7 and exactly 0.6.</w:t>
+      </w:r>
+    </w:p>
+    <w:p>
+      <w:pPr>
+        <w:spacing w:line="336" w:lineRule="auto" w:after="180"/>
+      </w:pPr>
+      <w:r>
+        <w:rPr>
+          <w:b w:val="0"/>
+        </w:rPr>
+        <w:t>Which equality rule decides the boundary, and can these unlabelled scores identify the best cutoff?. Return to this week and explain what you changed.</w:t>
+      </w:r>
+    </w:p>
+    <w:p>
+      <w:pPr>
+        <w:spacing w:line="336" w:lineRule="auto" w:after="180"/>
+      </w:pPr>
+      <w:r>
+        <w:rPr>
+          <w:b w:val="0"/>
+        </w:rPr>
+        <w:t xml:space="preserve">Review Multiple comparisons (ai-7/15). Goal: Explain the </w:t>
+      </w:r>
+      <w:r>
+        <w:rPr>
+          <w:b/>
+        </w:rPr>
+        <w:t>mechanism</w:t>
+      </w:r>
+      <w:r>
+        <w:rPr>
+          <w:b w:val="0"/>
+        </w:rPr>
+        <w:t xml:space="preserve"> and terminology of multiple comparisons. Short practice: Calculate the six-test cutoff and identify which supplied p-values reject.</w:t>
+      </w:r>
+    </w:p>
+    <w:p>
+      <w:pPr>
+        <w:spacing w:line="336" w:lineRule="auto" w:after="180"/>
+      </w:pPr>
+      <w:r>
+        <w:rPr>
+          <w:b w:val="0"/>
+        </w:rPr>
+        <w:t>Why must the team count every planned comparison rather than report only its smallest p-value?. Return to this week and explain what you changed.</w:t>
+      </w:r>
+    </w:p>
+    <w:p>
+      <w:pPr>
+        <w:spacing w:line="336" w:lineRule="auto" w:after="180"/>
+      </w:pPr>
+      <w:r>
+        <w:rPr>
+          <w:b w:val="0"/>
+        </w:rPr>
+        <w:t xml:space="preserve">Review Uncertainty intervals (ai-7/12). Goal: Explain the </w:t>
+      </w:r>
+      <w:r>
+        <w:rPr>
+          <w:b/>
+        </w:rPr>
+        <w:t>mechanism</w:t>
+      </w:r>
+      <w:r>
+        <w:rPr>
+          <w:b w:val="0"/>
+        </w:rPr>
+        <w:t xml:space="preserve"> and terminology of uncertainty intervals. Short practice: Locate -0.8 and zero relative to the supplied interval [-1.4,-0.2].</w:t>
+      </w:r>
+    </w:p>
+    <w:p>
+      <w:pPr>
+        <w:spacing w:line="336" w:lineRule="auto" w:after="180"/>
+      </w:pPr>
+      <w:r>
+        <w:rPr>
+          <w:b w:val="0"/>
+        </w:rPr>
+        <w:t>Interpret the sign and confidence-method meaning, then describe what changes with interval [-1.4,0.3].. Return to this week and explain what you changed.</w:t>
+      </w:r>
+    </w:p>
+    <w:p>
+      <w:pPr>
+        <w:spacing w:line="336" w:lineRule="auto" w:after="180"/>
+      </w:pPr>
+      <w:r>
+        <w:rPr>
+          <w:b w:val="0"/>
+        </w:rPr>
+        <w:t xml:space="preserve">Use Download completed work in the hosted lesson to export your answers, reflections, practice feedback and code-run </w:t>
+      </w:r>
+      <w:r>
+        <w:rPr>
+          <w:b/>
+        </w:rPr>
+        <w:t>evidence</w:t>
+      </w:r>
+      <w:r>
+        <w:rPr>
+          <w:b w:val="0"/>
+        </w:rPr>
+        <w:t>. Open the HTML copy to read or print it.</w:t>
+      </w:r>
+    </w:p>
+    <w:p>
+      <w:pPr>
+        <w:spacing w:line="336" w:lineRule="auto" w:after="180"/>
+      </w:pPr>
+      <w:r>
+        <w:rPr>
+          <w:b w:val="0"/>
+        </w:rPr>
+        <w:t>Drafts stay in this browser when storage is available; clear drafts on a shared device.</w:t>
+      </w:r>
+    </w:p>
+    <w:p>
+      <w:pPr>
+        <w:pStyle w:val="Heading3"/>
+      </w:pPr>
+      <w:r>
+        <w:t>What I repaired, the evidence I kept and the next test</w:t>
+      </w:r>
+    </w:p>
+    <w:p>
+      <w:r>
+        <w:t>________________________________________________________________</w:t>
+      </w:r>
+    </w:p>
+    <w:p>
+      <w:r>
+        <w:t>________________________________________________________________</w:t>
+      </w:r>
+    </w:p>
+    <w:p>
+      <w:r>
+        <w:t>________________________________________________________________</w:t>
+      </w:r>
+    </w:p>
+    <w:p>
+      <w:r>
+        <w:t>________________________________________________________________</w:t>
+      </w:r>
+    </w:p>
+    <w:p>
+      <w:r>
+        <w:t>________________________________________________________________</w:t>
+      </w:r>
+    </w:p>
+    <w:p>
+      <w:pPr>
+        <w:pStyle w:val="Heading2"/>
+      </w:pPr>
+      <w:r>
+        <w:t>Earlier wording, alternatives and picture transcripts · reference / check after trying</w:t>
       </w:r>
     </w:p>
     <w:p>
@@ -1667,86 +2338,10 @@
     </w:p>
     <w:p>
       <w:pPr>
-        <w:spacing w:line="336" w:lineRule="auto" w:after="180"/>
-      </w:pPr>
-      <w:r>
-        <w:rPr>
-          <w:b w:val="0"/>
-        </w:rPr>
-        <w:t xml:space="preserve">A </w:t>
-      </w:r>
-      <w:r>
-        <w:rPr>
-          <w:b/>
-        </w:rPr>
-        <w:t>benchmark</w:t>
-      </w:r>
-      <w:r>
-        <w:rPr>
-          <w:b w:val="0"/>
-        </w:rPr>
-        <w:t xml:space="preserve"> can miss the intended setting. A plant model is evaluated on clean indoor photos but proposed for shaded outdoor photos.</w:t>
-      </w:r>
-    </w:p>
-    <w:p>
-      <w:pPr>
         <w:pStyle w:val="Heading3"/>
       </w:pPr>
       <w:r>
-        <w:t>Practice 1: explain the deciding evidence</w:t>
-      </w:r>
-    </w:p>
-    <w:p>
-      <w:pPr>
-        <w:spacing w:line="336" w:lineRule="auto" w:after="180"/>
-      </w:pPr>
-      <w:r>
-        <w:rPr>
-          <w:b w:val="0"/>
-        </w:rPr>
-        <w:t>Which labelled step matches this detail? Outdoor shade performance remains unmeasured.</w:t>
-      </w:r>
-    </w:p>
-    <w:p>
-      <w:pPr>
-        <w:spacing w:line="336" w:lineRule="auto" w:after="180"/>
-        <w:shd w:fill="F4F9FC"/>
-      </w:pPr>
-      <w:r>
-        <w:rPr>
-          <w:b w:val="0"/>
-        </w:rPr>
-        <w:t>1. Report the result</w:t>
-      </w:r>
-    </w:p>
-    <w:p>
-      <w:pPr>
-        <w:spacing w:line="336" w:lineRule="auto" w:after="180"/>
-        <w:shd w:fill="F4F9FC"/>
-      </w:pPr>
-      <w:r>
-        <w:rPr>
-          <w:b w:val="0"/>
-        </w:rPr>
-        <w:t>2. Name measured setting</w:t>
-      </w:r>
-    </w:p>
-    <w:p>
-      <w:pPr>
-        <w:spacing w:line="336" w:lineRule="auto" w:after="180"/>
-        <w:shd w:fill="F4F9FC"/>
-      </w:pPr>
-      <w:r>
-        <w:rPr>
-          <w:b w:val="0"/>
-        </w:rPr>
-        <w:t xml:space="preserve">3. Name missing </w:t>
-      </w:r>
-      <w:r>
-        <w:rPr>
-          <w:b/>
-        </w:rPr>
-        <w:t>evidence</w:t>
+        <w:t>Repair a missing building block</w:t>
       </w:r>
     </w:p>
     <w:p>
@@ -1754,472 +2349,25 @@
         <w:pStyle w:val="Heading3"/>
       </w:pPr>
       <w:r>
-        <w:t>My selected conclusion, deciding fact and explanation</w:t>
-      </w:r>
-    </w:p>
-    <w:p>
-      <w:r>
-        <w:t>________________________________________________________________</w:t>
-      </w:r>
-    </w:p>
-    <w:p>
-      <w:r>
-        <w:t>________________________________________________________________</w:t>
-      </w:r>
-    </w:p>
-    <w:p>
-      <w:r>
-        <w:t>________________________________________________________________</w:t>
-      </w:r>
-    </w:p>
-    <w:p>
-      <w:r>
-        <w:t>________________________________________________________________</w:t>
-      </w:r>
-    </w:p>
-    <w:p>
-      <w:r>
-        <w:t>________________________________________________________________</w:t>
-      </w:r>
-    </w:p>
-    <w:p>
-      <w:pPr>
-        <w:pStyle w:val="Heading3"/>
-      </w:pPr>
-      <w:r>
-        <w:t>Hint · try first</w:t>
-      </w:r>
-    </w:p>
-    <w:p>
-      <w:pPr>
-        <w:spacing w:line="336" w:lineRule="auto" w:after="180"/>
-        <w:shd w:fill="F1F6F8"/>
-      </w:pPr>
-      <w:r>
-        <w:rPr>
-          <w:b w:val="0"/>
-        </w:rPr>
-        <w:t>Hint if needed: Read the steps in the pictorial case. Match the supplied detail to the stage that performs or records it.</w:t>
-      </w:r>
-    </w:p>
-    <w:p>
-      <w:pPr>
-        <w:pStyle w:val="Heading3"/>
-      </w:pPr>
-      <w:r>
-        <w:t>Feedback · compare after trying</w:t>
-      </w:r>
-    </w:p>
-    <w:p>
-      <w:pPr>
-        <w:spacing w:line="336" w:lineRule="auto" w:after="180"/>
-        <w:shd w:fill="F1F6FC"/>
-      </w:pPr>
-      <w:r>
-        <w:rPr>
-          <w:b w:val="0"/>
-        </w:rPr>
-        <w:t xml:space="preserve">After your attempt, compare with the supported explanation: Name missing </w:t>
-      </w:r>
-      <w:r>
-        <w:rPr>
-          <w:b/>
-        </w:rPr>
-        <w:t>evidence</w:t>
-      </w:r>
-      <w:r>
-        <w:rPr>
-          <w:b w:val="0"/>
-        </w:rPr>
-        <w:t xml:space="preserve"> Outdoor shade performance remains unmeasured. A </w:t>
-      </w:r>
-      <w:r>
-        <w:rPr>
-          <w:b/>
-        </w:rPr>
-        <w:t>benchmark</w:t>
-      </w:r>
-      <w:r>
-        <w:rPr>
-          <w:b w:val="0"/>
-        </w:rPr>
-        <w:t xml:space="preserve"> represents particular tasks and collection conditions.</w:t>
-      </w:r>
-    </w:p>
-    <w:p>
-      <w:pPr>
-        <w:spacing w:line="336" w:lineRule="auto" w:after="180"/>
-        <w:shd w:fill="F1F6FC"/>
-      </w:pPr>
-      <w:r>
-        <w:rPr>
-          <w:b w:val="0"/>
-        </w:rPr>
-        <w:t>High performance on it cannot automatically establish fitness for a different deployment setting.</w:t>
-      </w:r>
-    </w:p>
-    <w:p>
-      <w:pPr>
-        <w:pStyle w:val="Heading3"/>
-      </w:pPr>
-      <w:r>
-        <w:t>Practice 2: explain the deciding evidence</w:t>
-      </w:r>
-    </w:p>
-    <w:p>
-      <w:pPr>
-        <w:pStyle w:val="Heading3"/>
-      </w:pPr>
-      <w:r>
-        <w:t>Changed case · predict first</w:t>
-      </w:r>
-    </w:p>
-    <w:p>
-      <w:pPr>
-        <w:spacing w:line="336" w:lineRule="auto" w:after="180"/>
-        <w:shd w:fill="F5F1FB"/>
-      </w:pPr>
-      <w:r>
-        <w:rPr>
-          <w:b w:val="0"/>
-        </w:rPr>
-        <w:t>Changed-case practice: Add four reserved outdoor cases, of which two are correct. Which conclusion is supported by the supplied facts?</w:t>
-      </w:r>
-    </w:p>
-    <w:p>
-      <w:pPr>
-        <w:spacing w:line="336" w:lineRule="auto" w:after="180"/>
-        <w:shd w:fill="F4F9FC"/>
-      </w:pPr>
-      <w:r>
-        <w:rPr>
-          <w:b w:val="0"/>
-        </w:rPr>
-        <w:t>1. Report the outdoor slice as 2/4=50%, separately from indoor results.</w:t>
-      </w:r>
-    </w:p>
-    <w:p>
-      <w:pPr>
-        <w:spacing w:line="336" w:lineRule="auto" w:after="180"/>
-        <w:shd w:fill="F4F9FC"/>
-      </w:pPr>
-      <w:r>
-        <w:rPr>
-          <w:b w:val="0"/>
-        </w:rPr>
-        <w:t xml:space="preserve">2. We can decide the result without examining the changed </w:t>
-      </w:r>
-      <w:r>
-        <w:rPr>
-          <w:b/>
-        </w:rPr>
-        <w:t>input</w:t>
-      </w:r>
-      <w:r>
-        <w:rPr>
-          <w:b w:val="0"/>
-        </w:rPr>
-        <w:t xml:space="preserve"> or the procedure.</w:t>
-      </w:r>
-    </w:p>
-    <w:p>
-      <w:pPr>
-        <w:spacing w:line="336" w:lineRule="auto" w:after="180"/>
-        <w:shd w:fill="F4F9FC"/>
-      </w:pPr>
-      <w:r>
-        <w:rPr>
-          <w:b w:val="0"/>
-        </w:rPr>
-        <w:t xml:space="preserve">3. This one example guarantees correct results for every future </w:t>
-      </w:r>
-      <w:r>
-        <w:rPr>
-          <w:b/>
-        </w:rPr>
-        <w:t>input</w:t>
-      </w:r>
-      <w:r>
-        <w:rPr>
-          <w:b w:val="0"/>
-        </w:rPr>
-        <w:t>.</w:t>
-      </w:r>
-    </w:p>
-    <w:p>
-      <w:pPr>
-        <w:pStyle w:val="Heading3"/>
-      </w:pPr>
-      <w:r>
-        <w:t>My selected conclusion, deciding fact and explanation</w:t>
-      </w:r>
-    </w:p>
-    <w:p>
-      <w:r>
-        <w:t>________________________________________________________________</w:t>
-      </w:r>
-    </w:p>
-    <w:p>
-      <w:r>
-        <w:t>________________________________________________________________</w:t>
-      </w:r>
-    </w:p>
-    <w:p>
-      <w:r>
-        <w:t>________________________________________________________________</w:t>
-      </w:r>
-    </w:p>
-    <w:p>
-      <w:r>
-        <w:t>________________________________________________________________</w:t>
-      </w:r>
-    </w:p>
-    <w:p>
-      <w:r>
-        <w:t>________________________________________________________________</w:t>
-      </w:r>
-    </w:p>
-    <w:p>
-      <w:pPr>
-        <w:pStyle w:val="Heading3"/>
-      </w:pPr>
-      <w:r>
-        <w:t>Hint · try first</w:t>
-      </w:r>
-    </w:p>
-    <w:p>
-      <w:pPr>
-        <w:spacing w:line="336" w:lineRule="auto" w:after="180"/>
-        <w:shd w:fill="F1F6F8"/>
-      </w:pPr>
-      <w:r>
-        <w:rPr>
-          <w:b w:val="0"/>
-        </w:rPr>
-        <w:t>Hint if needed: Use the changed condition and the deciding step in the pictorial trace. The answer must say what follows from those facts.</w:t>
-      </w:r>
-    </w:p>
-    <w:p>
-      <w:pPr>
-        <w:pStyle w:val="Heading3"/>
-      </w:pPr>
-      <w:r>
-        <w:t>Feedback · compare after trying</w:t>
-      </w:r>
-    </w:p>
-    <w:p>
-      <w:pPr>
-        <w:spacing w:line="336" w:lineRule="auto" w:after="180"/>
-        <w:shd w:fill="F1F6FC"/>
-      </w:pPr>
-      <w:r>
-        <w:rPr>
-          <w:b w:val="0"/>
-        </w:rPr>
-        <w:t>After your attempt, compare with the supported explanation: Report the outdoor slice as 2/4=50%, separately from indoor results. The new records finally measure the missing condition, with a small denominator.</w:t>
-      </w:r>
-    </w:p>
-    <w:p>
-      <w:pPr>
-        <w:pStyle w:val="Heading3"/>
-      </w:pPr>
-      <w:r>
-        <w:t>Repair a missing building block</w:t>
-      </w:r>
-    </w:p>
-    <w:p>
-      <w:pPr>
-        <w:spacing w:line="336" w:lineRule="auto" w:after="180"/>
-      </w:pPr>
-      <w:r>
-        <w:rPr>
-          <w:b w:val="0"/>
-        </w:rPr>
-        <w:t xml:space="preserve">Review Sensitivity analysis (ai-7/17). Goal: Explain the </w:t>
-      </w:r>
-      <w:r>
-        <w:rPr>
-          <w:b/>
-        </w:rPr>
-        <w:t>mechanism</w:t>
-      </w:r>
-      <w:r>
-        <w:rPr>
-          <w:b w:val="0"/>
-        </w:rPr>
-        <w:t xml:space="preserve"> and terminology of sensitivity analysis. Short practice: Classify 0.4, 0.6 and 0.8 at cutoffs 0.5, 0.7 and exactly 0.6.</w:t>
-      </w:r>
-    </w:p>
-    <w:p>
-      <w:pPr>
-        <w:spacing w:line="336" w:lineRule="auto" w:after="180"/>
-      </w:pPr>
-      <w:r>
-        <w:rPr>
-          <w:b w:val="0"/>
-        </w:rPr>
-        <w:t>Which equality rule decides the boundary, and can these unlabelled scores identify the best cutoff?. Return to this week and explain what you changed.</w:t>
-      </w:r>
-    </w:p>
-    <w:p>
-      <w:pPr>
-        <w:spacing w:line="336" w:lineRule="auto" w:after="180"/>
-      </w:pPr>
-      <w:r>
-        <w:rPr>
-          <w:b w:val="0"/>
-        </w:rPr>
-        <w:t xml:space="preserve">Review Multiple comparisons (ai-7/15). Goal: Explain the </w:t>
-      </w:r>
-      <w:r>
-        <w:rPr>
-          <w:b/>
-        </w:rPr>
-        <w:t>mechanism</w:t>
-      </w:r>
-      <w:r>
-        <w:rPr>
-          <w:b w:val="0"/>
-        </w:rPr>
-        <w:t xml:space="preserve"> and terminology of multiple comparisons. Short practice: Calculate the six-test cutoff and identify which supplied p-values reject.</w:t>
-      </w:r>
-    </w:p>
-    <w:p>
-      <w:pPr>
-        <w:spacing w:line="336" w:lineRule="auto" w:after="180"/>
-      </w:pPr>
-      <w:r>
-        <w:rPr>
-          <w:b w:val="0"/>
-        </w:rPr>
-        <w:t>Why must the team count every planned comparison rather than report only its smallest p-value?. Return to this week and explain what you changed.</w:t>
-      </w:r>
-    </w:p>
-    <w:p>
-      <w:pPr>
-        <w:spacing w:line="336" w:lineRule="auto" w:after="180"/>
-      </w:pPr>
-      <w:r>
-        <w:rPr>
-          <w:b w:val="0"/>
-        </w:rPr>
-        <w:t xml:space="preserve">Review Uncertainty intervals (ai-7/12). Goal: Explain the </w:t>
-      </w:r>
-      <w:r>
-        <w:rPr>
-          <w:b/>
-        </w:rPr>
-        <w:t>mechanism</w:t>
-      </w:r>
-      <w:r>
-        <w:rPr>
-          <w:b w:val="0"/>
-        </w:rPr>
-        <w:t xml:space="preserve"> and terminology of uncertainty intervals. Short practice: Locate -0.8 and zero relative to the supplied interval [-1.4,-0.2].</w:t>
-      </w:r>
-    </w:p>
-    <w:p>
-      <w:pPr>
-        <w:spacing w:line="336" w:lineRule="auto" w:after="180"/>
-      </w:pPr>
-      <w:r>
-        <w:rPr>
-          <w:b w:val="0"/>
-        </w:rPr>
-        <w:t>Interpret the sign and confidence-method meaning, then describe what changes with interval [-1.4,0.3].. Return to this week and explain what you changed.</w:t>
-      </w:r>
-    </w:p>
-    <w:p>
-      <w:pPr>
-        <w:pStyle w:val="Heading3"/>
-      </w:pPr>
-      <w:r>
         <w:t>Keep your completed work</w:t>
       </w:r>
     </w:p>
     <w:p>
       <w:pPr>
-        <w:spacing w:line="336" w:lineRule="auto" w:after="180"/>
-      </w:pPr>
-      <w:r>
-        <w:rPr>
-          <w:b w:val="0"/>
-        </w:rPr>
-        <w:t xml:space="preserve">Use Download completed work in the hosted lesson to export your answers, reflections, practice feedback and code-run </w:t>
-      </w:r>
-      <w:r>
-        <w:rPr>
-          <w:b/>
-        </w:rPr>
-        <w:t>evidence</w:t>
-      </w:r>
-      <w:r>
-        <w:rPr>
-          <w:b w:val="0"/>
-        </w:rPr>
-        <w:t>. Open the HTML copy to read or print it.</w:t>
-      </w:r>
-    </w:p>
-    <w:p>
-      <w:pPr>
-        <w:spacing w:line="336" w:lineRule="auto" w:after="180"/>
-      </w:pPr>
-      <w:r>
-        <w:rPr>
-          <w:b w:val="0"/>
-        </w:rPr>
-        <w:t>Drafts stay in this browser when storage is available; clear drafts on a shared device.</w:t>
-      </w:r>
-    </w:p>
-    <w:p>
-      <w:pPr>
-        <w:pStyle w:val="Heading3"/>
-      </w:pPr>
-      <w:r>
-        <w:t>What I repaired, the evidence I kept and the next test</w:t>
-      </w:r>
-    </w:p>
-    <w:p>
-      <w:r>
-        <w:t>________________________________________________________________</w:t>
-      </w:r>
-    </w:p>
-    <w:p>
-      <w:r>
-        <w:t>________________________________________________________________</w:t>
-      </w:r>
-    </w:p>
-    <w:p>
-      <w:r>
-        <w:t>________________________________________________________________</w:t>
-      </w:r>
-    </w:p>
-    <w:p>
-      <w:r>
-        <w:t>________________________________________________________________</w:t>
-      </w:r>
-    </w:p>
-    <w:p>
-      <w:r>
-        <w:t>________________________________________________________________</w:t>
-      </w:r>
-    </w:p>
-    <w:p>
-      <w:pPr>
         <w:pStyle w:val="Heading1"/>
       </w:pPr>
       <w:r>
-        <w:t>15. Visual concept journey</w:t>
-      </w:r>
-    </w:p>
-    <w:p>
-      <w:r>
-        <w:t>Explain each Dataset and benchmark limitations picture from its labels, then record a relevant limit.</w:t>
-      </w:r>
-    </w:p>
-    <w:p>
-      <w:pPr>
-        <w:pStyle w:val="Heading3"/>
+        <w:t>15. Reference · Six-picture response sheets</w:t>
+      </w:r>
+    </w:p>
+    <w:p>
+      <w:r>
+        <w:t>Choose the picture that helps explain the current step.</w:t>
+      </w:r>
+    </w:p>
+    <w:p>
+      <w:pPr>
+        <w:pStyle w:val="Heading2"/>
       </w:pPr>
       <w:r>
         <w:t>01. Dataset and benchmark limitations: the case</w:t>
@@ -2230,7 +2378,7 @@
         <w:drawing>
           <wp:inline xmlns:a="http://schemas.openxmlformats.org/drawingml/2006/main" xmlns:pic="http://schemas.openxmlformats.org/drawingml/2006/picture">
             <wp:extent cx="5486400" cy="2834640"/>
-            <wp:docPr id="3" name="Picture 3" descr="A benchmark can miss the intended setting. A plant model is evaluated on clean indoor photos but proposed for shaded outdoor photos. Supplied facts: Indoor benchmark: 9/10 correct. No outdoor cases are present. The same model is intended for both."/>
+            <wp:docPr id="4" name="Picture 4" descr="A benchmark can miss the intended setting. A plant model is evaluated on clean indoor photos but proposed for shaded outdoor photos. Supplied facts: Indoor benchmark: 9/10 correct. No outdoor cases are present. The same model is intended for both."/>
             <wp:cNvGraphicFramePr>
               <a:graphicFrameLocks noChangeAspect="1"/>
             </wp:cNvGraphicFramePr>
@@ -2242,7 +2390,7 @@
                     <pic:cNvPicPr/>
                   </pic:nvPicPr>
                   <pic:blipFill>
-                    <a:blip r:embed="rId11"/>
+                    <a:blip r:embed="rId12"/>
                     <a:stretch>
                       <a:fillRect/>
                     </a:stretch>
@@ -2310,7 +2458,6 @@
     <w:p>
       <w:pPr>
         <w:spacing w:line="336" w:lineRule="auto" w:after="180"/>
-        <w:shd w:fill="F5F1FB"/>
       </w:pPr>
       <w:r>
         <w:rPr>
@@ -2349,7 +2496,7 @@
     </w:p>
     <w:p>
       <w:pPr>
-        <w:pStyle w:val="Heading3"/>
+        <w:pStyle w:val="Heading2"/>
       </w:pPr>
       <w:r>
         <w:t>02. Follow the deciding steps</w:t>
@@ -2360,7 +2507,7 @@
         <w:drawing>
           <wp:inline xmlns:a="http://schemas.openxmlformats.org/drawingml/2006/main" xmlns:pic="http://schemas.openxmlformats.org/drawingml/2006/picture">
             <wp:extent cx="5486400" cy="3182112"/>
-            <wp:docPr id="4" name="Picture 4" descr="Name measured setting: All ten benchmark images are clean indoor photos. → Report the result: The observed indoor score is 90%. → Name missing evidence: Outdoor shade performance remains unmeasured."/>
+            <wp:docPr id="5" name="Picture 5" descr="Name measured setting: All ten benchmark images are clean indoor photos. → Report the result: The observed indoor score is 90%. → Name missing evidence: Outdoor shade performance remains unmeasured."/>
             <wp:cNvGraphicFramePr>
               <a:graphicFrameLocks noChangeAspect="1"/>
             </wp:cNvGraphicFramePr>
@@ -2372,7 +2519,7 @@
                     <pic:cNvPicPr/>
                   </pic:nvPicPr>
                   <pic:blipFill>
-                    <a:blip r:embed="rId12"/>
+                    <a:blip r:embed="rId13"/>
                     <a:stretch>
                       <a:fillRect/>
                     </a:stretch>
@@ -2429,7 +2576,6 @@
     <w:p>
       <w:pPr>
         <w:spacing w:line="336" w:lineRule="auto" w:after="180"/>
-        <w:shd w:fill="F5F1FB"/>
       </w:pPr>
       <w:r>
         <w:rPr>
@@ -2480,7 +2626,7 @@
     </w:p>
     <w:p>
       <w:pPr>
-        <w:pStyle w:val="Heading3"/>
+        <w:pStyle w:val="Heading2"/>
       </w:pPr>
       <w:r>
         <w:t>03. Benchmark conditions</w:t>
@@ -2491,7 +2637,7 @@
         <w:drawing>
           <wp:inline xmlns:a="http://schemas.openxmlformats.org/drawingml/2006/main" xmlns:pic="http://schemas.openxmlformats.org/drawingml/2006/picture">
             <wp:extent cx="5486400" cy="3096768"/>
-            <wp:docPr id="5" name="Picture 5" descr="Benchmark conditions. Indoor benchmark: Correct = 9, Total = 10. Added outdoor slice: Correct = 2, Total = 4."/>
+            <wp:docPr id="6" name="Picture 6" descr="Benchmark conditions. Indoor benchmark: Correct = 9, Total = 10. Added outdoor slice: Correct = 2, Total = 4."/>
             <wp:cNvGraphicFramePr>
               <a:graphicFrameLocks noChangeAspect="1"/>
             </wp:cNvGraphicFramePr>
@@ -2503,7 +2649,7 @@
                     <pic:cNvPicPr/>
                   </pic:nvPicPr>
                   <pic:blipFill>
-                    <a:blip r:embed="rId13"/>
+                    <a:blip r:embed="rId14"/>
                     <a:stretch>
                       <a:fillRect/>
                     </a:stretch>
@@ -2554,7 +2700,6 @@
     <w:p>
       <w:pPr>
         <w:spacing w:line="336" w:lineRule="auto" w:after="180"/>
-        <w:shd w:fill="F5F1FB"/>
       </w:pPr>
       <w:r>
         <w:rPr>
@@ -2593,7 +2738,7 @@
     </w:p>
     <w:p>
       <w:pPr>
-        <w:pStyle w:val="Heading3"/>
+        <w:pStyle w:val="Heading2"/>
       </w:pPr>
       <w:r>
         <w:t>04. Change one thing. Trace what follows.</w:t>
@@ -2604,7 +2749,7 @@
         <w:drawing>
           <wp:inline xmlns:a="http://schemas.openxmlformats.org/drawingml/2006/main" xmlns:pic="http://schemas.openxmlformats.org/drawingml/2006/picture">
             <wp:extent cx="5486400" cy="3026664"/>
-            <wp:docPr id="6" name="Picture 6" descr="Original case: Outdoor shade performance remains unmeasured. Changed condition: Add four reserved outdoor cases, of which two are correct. Expected result: Report the outdoor slice as 2/4=50%, separately from indoor results. Reason: The new records finally measure the missing condition, with a small denominator."/>
+            <wp:docPr id="7" name="Picture 7" descr="Original case: Outdoor shade performance remains unmeasured. Changed condition: Add four reserved outdoor cases, of which two are correct. Expected result: Report the outdoor slice as 2/4=50%, separately from indoor results. Reason: The new records finally measure the missing condition, with a small denominator."/>
             <wp:cNvGraphicFramePr>
               <a:graphicFrameLocks noChangeAspect="1"/>
             </wp:cNvGraphicFramePr>
@@ -2616,7 +2761,7 @@
                     <pic:cNvPicPr/>
                   </pic:nvPicPr>
                   <pic:blipFill>
-                    <a:blip r:embed="rId14"/>
+                    <a:blip r:embed="rId15"/>
                     <a:stretch>
                       <a:fillRect/>
                     </a:stretch>
@@ -2660,7 +2805,6 @@
     <w:p>
       <w:pPr>
         <w:spacing w:line="336" w:lineRule="auto" w:after="180"/>
-        <w:shd w:fill="F5F1FB"/>
       </w:pPr>
       <w:r>
         <w:rPr>
@@ -2699,7 +2843,7 @@
     </w:p>
     <w:p>
       <w:pPr>
-        <w:pStyle w:val="Heading3"/>
+        <w:pStyle w:val="Heading2"/>
       </w:pPr>
       <w:r>
         <w:t>05. Connect the explanation to its limit</w:t>
@@ -2710,7 +2854,7 @@
         <w:drawing>
           <wp:inline xmlns:a="http://schemas.openxmlformats.org/drawingml/2006/main" xmlns:pic="http://schemas.openxmlformats.org/drawingml/2006/picture">
             <wp:extent cx="5486400" cy="2834640"/>
-            <wp:docPr id="7" name="Picture 7" descr="A benchmark represents particular tasks and collection conditions. High performance on it cannot automatically establish fitness for a different deployment setting. Limit: Neither slice estimates all future photos; inspect sampling, labels and grouping."/>
+            <wp:docPr id="8" name="Picture 8" descr="A benchmark represents particular tasks and collection conditions. High performance on it cannot automatically establish fitness for a different deployment setting. Limit: Neither slice estimates all future photos; inspect sampling, labels and grouping."/>
             <wp:cNvGraphicFramePr>
               <a:graphicFrameLocks noChangeAspect="1"/>
             </wp:cNvGraphicFramePr>
@@ -2722,7 +2866,7 @@
                     <pic:cNvPicPr/>
                   </pic:nvPicPr>
                   <pic:blipFill>
-                    <a:blip r:embed="rId15"/>
+                    <a:blip r:embed="rId16"/>
                     <a:stretch>
                       <a:fillRect/>
                     </a:stretch>
@@ -2778,7 +2922,6 @@
     <w:p>
       <w:pPr>
         <w:spacing w:line="336" w:lineRule="auto" w:after="180"/>
-        <w:shd w:fill="F5F1FB"/>
       </w:pPr>
       <w:r>
         <w:rPr>
@@ -2817,7 +2960,7 @@
     </w:p>
     <w:p>
       <w:pPr>
-        <w:pStyle w:val="Heading3"/>
+        <w:pStyle w:val="Heading2"/>
       </w:pPr>
       <w:r>
         <w:t>06. Make the idea visible in your project</w:t>
@@ -2828,7 +2971,7 @@
         <w:drawing>
           <wp:inline xmlns:a="http://schemas.openxmlformats.org/drawingml/2006/main" xmlns:pic="http://schemas.openxmlformats.org/drawingml/2006/picture">
             <wp:extent cx="5486400" cy="3681984"/>
-            <wp:docPr id="8" name="Picture 8" descr="For the Reproducible AI Research Study, retain an annotated worked trace and the changed-case reasoning. Connect the claim to its records, units and assumptions so another investigator can challenge or reproduce it. Draw your input, deciding step, result and limit. Supported question: Report the indoor benchmark with its denominator and missing condition. After two correct outdoor cases out of four are added, what slice rate is supported and what remains uncertain?"/>
+            <wp:docPr id="9" name="Picture 9" descr="For the Reproducible AI Research Study, retain an annotated worked trace and the changed-case reasoning. Connect the claim to its records, units and assumptions so another investigator can challenge or reproduce it. Draw your input, deciding step, result and limit. Supported question: Report the indoor benchmark with its denominator and missing condition. After two correct outdoor cases out of four are added, what slice rate is supported and what remains uncertain?"/>
             <wp:cNvGraphicFramePr>
               <a:graphicFrameLocks noChangeAspect="1"/>
             </wp:cNvGraphicFramePr>
@@ -2840,7 +2983,7 @@
                     <pic:cNvPicPr/>
                   </pic:nvPicPr>
                   <pic:blipFill>
-                    <a:blip r:embed="rId16"/>
+                    <a:blip r:embed="rId17"/>
                     <a:stretch>
                       <a:fillRect/>
                     </a:stretch>
@@ -2919,7 +3062,6 @@
     <w:p>
       <w:pPr>
         <w:spacing w:line="336" w:lineRule="auto" w:after="180"/>
-        <w:shd w:fill="F5F1FB"/>
       </w:pPr>
       <w:r>
         <w:rPr>
@@ -2966,6 +3108,62 @@
     <w:p>
       <w:r>
         <w:t>________________________________________________________________</w:t>
+      </w:r>
+    </w:p>
+    <w:p>
+      <w:pPr>
+        <w:pStyle w:val="Heading2"/>
+      </w:pPr>
+      <w:r>
+        <w:t>Earlier wording, alternatives and picture transcripts · reference / check after trying</w:t>
+      </w:r>
+    </w:p>
+    <w:p>
+      <w:pPr>
+        <w:pStyle w:val="Heading3"/>
+      </w:pPr>
+      <w:r>
+        <w:t>01. Dataset and benchmark limitations: the case</w:t>
+      </w:r>
+    </w:p>
+    <w:p>
+      <w:pPr>
+        <w:pStyle w:val="Heading3"/>
+      </w:pPr>
+      <w:r>
+        <w:t>02. Follow the deciding steps</w:t>
+      </w:r>
+    </w:p>
+    <w:p>
+      <w:pPr>
+        <w:pStyle w:val="Heading3"/>
+      </w:pPr>
+      <w:r>
+        <w:t>03. Benchmark conditions</w:t>
+      </w:r>
+    </w:p>
+    <w:p>
+      <w:pPr>
+        <w:pStyle w:val="Heading3"/>
+      </w:pPr>
+      <w:r>
+        <w:t>04. Change one thing. Trace what follows.</w:t>
+      </w:r>
+    </w:p>
+    <w:p>
+      <w:pPr>
+        <w:pStyle w:val="Heading3"/>
+      </w:pPr>
+      <w:r>
+        <w:t>05. Connect the explanation to its limit</w:t>
+      </w:r>
+    </w:p>
+    <w:p>
+      <w:pPr>
+        <w:pStyle w:val="Heading3"/>
+      </w:pPr>
+      <w:r>
+        <w:t>06. Make the idea visible in your project</w:t>
       </w:r>
     </w:p>
     <w:sectPr>
